--- a/X_ENTREGABLES_CONSOLIDADOS/8_DOCUMENTOS_SERVIDOS/WORD/GESTION_EJECUTIVO_Alcance_y_Objetivos.docx
+++ b/X_ENTREGABLES_CONSOLIDADOS/8_DOCUMENTOS_SERVIDOS/WORD/GESTION_EJECUTIVO_Alcance_y_Objetivos.docx
@@ -28,7 +28,7 @@
         </w:p>
       </w:sdtContent>
     </w:sdt>
-    <w:bookmarkStart w:id="55" w:name="gestión-ejecutiva-alcance-y-objetivos"/>
+    <w:bookmarkStart w:id="66" w:name="gestión-ejecutiva-alcance-y-objetivos"/>
     <w:p>
       <w:pPr>
         <w:pStyle w:val="Heading1"/>
@@ -37,7 +37,7 @@
         <w:t xml:space="preserve">GESTIÓN EJECUTIVA: ALCANCE Y OBJETIVOS</w:t>
       </w:r>
     </w:p>
-    <w:bookmarkStart w:id="9" w:name="X32817e150955232e764a0a11997b125c5d2d5eb"/>
+    <w:bookmarkStart w:id="20" w:name="X32817e150955232e764a0a11997b125c5d2d5eb"/>
     <w:p>
       <w:pPr>
         <w:pStyle w:val="Heading2"/>
@@ -53,8 +53,8 @@
         </w:pict>
       </w:r>
     </w:p>
-    <w:bookmarkEnd w:id="9"/>
-    <w:bookmarkStart w:id="13" w:name="resumen-ejecutivo"/>
+    <w:bookmarkEnd w:id="20"/>
+    <w:bookmarkStart w:id="24" w:name="resumen-ejecutivo"/>
     <w:p>
       <w:pPr>
         <w:pStyle w:val="Heading2"/>
@@ -63,7 +63,7 @@
         <w:t xml:space="preserve">📊 RESUMEN EJECUTIVO</w:t>
       </w:r>
     </w:p>
-    <w:bookmarkStart w:id="10" w:name="qué-es-este-documento-y-por-qué-importa"/>
+    <w:bookmarkStart w:id="21" w:name="qué-es-este-documento-y-por-qué-importa"/>
     <w:p>
       <w:pPr>
         <w:pStyle w:val="Heading3"/>
@@ -108,8 +108,8 @@
         <w:t xml:space="preserve">del proyecto que todos deben entender y cumplir.</w:t>
       </w:r>
     </w:p>
-    <w:bookmarkEnd w:id="10"/>
-    <w:bookmarkStart w:id="11" w:name="X7c83a38cc8f42be1526a62fa09e05463bbe3395"/>
+    <w:bookmarkEnd w:id="21"/>
+    <w:bookmarkStart w:id="22" w:name="X7c83a38cc8f42be1526a62fa09e05463bbe3395"/>
     <w:p>
       <w:pPr>
         <w:pStyle w:val="Heading3"/>
@@ -272,8 +272,8 @@
         <w:t xml:space="preserve">Sistemas críticos</w:t>
       </w:r>
     </w:p>
-    <w:bookmarkEnd w:id="11"/>
-    <w:bookmarkStart w:id="12" w:name="hitos-críticos"/>
+    <w:bookmarkEnd w:id="22"/>
+    <w:bookmarkStart w:id="23" w:name="hitos-críticos"/>
     <w:p>
       <w:pPr>
         <w:pStyle w:val="Heading3"/>
@@ -532,9 +532,9 @@
         </w:pict>
       </w:r>
     </w:p>
-    <w:bookmarkEnd w:id="12"/>
-    <w:bookmarkEnd w:id="13"/>
-    <w:bookmarkStart w:id="19" w:name="X16ad1bf8fd3c72f4f9f37ec0fde01a31e7fb65a"/>
+    <w:bookmarkEnd w:id="23"/>
+    <w:bookmarkEnd w:id="24"/>
+    <w:bookmarkStart w:id="30" w:name="X16ad1bf8fd3c72f4f9f37ec0fde01a31e7fb65a"/>
     <w:p>
       <w:pPr>
         <w:pStyle w:val="Heading2"/>
@@ -543,7 +543,7 @@
         <w:t xml:space="preserve">🔍 CRITERIOS DE DISEÑO Y JUSTIFICACIONES TÉCNICAS</w:t>
       </w:r>
     </w:p>
-    <w:bookmarkStart w:id="14" w:name="por-qué-526.133-km-de-corredor"/>
+    <w:bookmarkStart w:id="25" w:name="por-qué-526.133-km-de-corredor"/>
     <w:p>
       <w:pPr>
         <w:pStyle w:val="Heading3"/>
@@ -674,8 +674,8 @@
         <w:t xml:space="preserve">Impulso al desarrollo regional</w:t>
       </w:r>
     </w:p>
-    <w:bookmarkEnd w:id="14"/>
-    <w:bookmarkStart w:id="15" w:name="por-qué-15-locomotoras"/>
+    <w:bookmarkEnd w:id="25"/>
+    <w:bookmarkStart w:id="26" w:name="por-qué-15-locomotoras"/>
     <w:p>
       <w:pPr>
         <w:pStyle w:val="Heading3"/>
@@ -816,8 +816,8 @@
         <w:t xml:space="preserve">Factor de seguridad del 20%</w:t>
       </w:r>
     </w:p>
-    <w:bookmarkEnd w:id="15"/>
-    <w:bookmarkStart w:id="16" w:name="Xfc007db615e3f01de3a956e671d2a04d3bf3461"/>
+    <w:bookmarkEnd w:id="26"/>
+    <w:bookmarkStart w:id="27" w:name="Xfc007db615e3f01de3a956e671d2a04d3bf3461"/>
     <w:p>
       <w:pPr>
         <w:pStyle w:val="Heading3"/>
@@ -958,8 +958,8 @@
         <w:t xml:space="preserve">Ubicaciones estratégicas</w:t>
       </w:r>
     </w:p>
-    <w:bookmarkEnd w:id="16"/>
-    <w:bookmarkStart w:id="17" w:name="por-qué-5-estaciones-ence"/>
+    <w:bookmarkEnd w:id="27"/>
+    <w:bookmarkStart w:id="28" w:name="por-qué-5-estaciones-ence"/>
     <w:p>
       <w:pPr>
         <w:pStyle w:val="Heading3"/>
@@ -1090,8 +1090,8 @@
         <w:t xml:space="preserve">Análisis de operación ferroviaria</w:t>
       </w:r>
     </w:p>
-    <w:bookmarkEnd w:id="17"/>
-    <w:bookmarkStart w:id="18" w:name="por-qué-30-años-de-operación"/>
+    <w:bookmarkEnd w:id="28"/>
+    <w:bookmarkStart w:id="29" w:name="por-qué-30-años-de-operación"/>
     <w:p>
       <w:pPr>
         <w:pStyle w:val="Heading3"/>
@@ -1229,9 +1229,9 @@
         </w:pict>
       </w:r>
     </w:p>
-    <w:bookmarkEnd w:id="18"/>
-    <w:bookmarkEnd w:id="19"/>
-    <w:bookmarkStart w:id="23" w:name="función-y-propósito-del-proyecto"/>
+    <w:bookmarkEnd w:id="29"/>
+    <w:bookmarkEnd w:id="30"/>
+    <w:bookmarkStart w:id="34" w:name="función-y-propósito-del-proyecto"/>
     <w:p>
       <w:pPr>
         <w:pStyle w:val="Heading2"/>
@@ -1240,7 +1240,7 @@
         <w:t xml:space="preserve">🎯 FUNCIÓN Y PROPÓSITO DEL PROYECTO</w:t>
       </w:r>
     </w:p>
-    <w:bookmarkStart w:id="20" w:name="qué-hace-este-proyecto"/>
+    <w:bookmarkStart w:id="31" w:name="qué-hace-este-proyecto"/>
     <w:p>
       <w:pPr>
         <w:pStyle w:val="Heading3"/>
@@ -1383,8 +1383,8 @@
         <w:t xml:space="preserve">Reducción de costos logísticos</w:t>
       </w:r>
     </w:p>
-    <w:bookmarkEnd w:id="20"/>
-    <w:bookmarkStart w:id="21" w:name="por-qué-lo-necesitamos"/>
+    <w:bookmarkEnd w:id="31"/>
+    <w:bookmarkStart w:id="32" w:name="por-qué-lo-necesitamos"/>
     <w:p>
       <w:pPr>
         <w:pStyle w:val="Heading3"/>
@@ -1503,8 +1503,8 @@
         <w:t xml:space="preserve">Mejora de competitividad regional</w:t>
       </w:r>
     </w:p>
-    <w:bookmarkEnd w:id="21"/>
-    <w:bookmarkStart w:id="22" w:name="cómo-se-integra-con-otros-proyectos"/>
+    <w:bookmarkEnd w:id="32"/>
+    <w:bookmarkStart w:id="33" w:name="cómo-se-integra-con-otros-proyectos"/>
     <w:p>
       <w:pPr>
         <w:pStyle w:val="Heading3"/>
@@ -1567,9 +1567,9 @@
         </w:pict>
       </w:r>
     </w:p>
-    <w:bookmarkEnd w:id="22"/>
-    <w:bookmarkEnd w:id="23"/>
-    <w:bookmarkStart w:id="27" w:name="componentes-principales"/>
+    <w:bookmarkEnd w:id="33"/>
+    <w:bookmarkEnd w:id="34"/>
+    <w:bookmarkStart w:id="38" w:name="componentes-principales"/>
     <w:p>
       <w:pPr>
         <w:pStyle w:val="Heading2"/>
@@ -1578,7 +1578,7 @@
         <w:t xml:space="preserve">🏗️ COMPONENTES PRINCIPALES</w:t>
       </w:r>
     </w:p>
-    <w:bookmarkStart w:id="24" w:name="infraestructura-ferroviaria"/>
+    <w:bookmarkStart w:id="35" w:name="infraestructura-ferroviaria"/>
     <w:p>
       <w:pPr>
         <w:pStyle w:val="Heading3"/>
@@ -1717,8 +1717,8 @@
         <w:t xml:space="preserve">| 80 km/h | Especificaciones del corredor |</w:t>
       </w:r>
     </w:p>
-    <w:bookmarkEnd w:id="24"/>
-    <w:bookmarkStart w:id="25" w:name="sistemas-técnicos"/>
+    <w:bookmarkEnd w:id="35"/>
+    <w:bookmarkStart w:id="36" w:name="sistemas-técnicos"/>
     <w:p>
       <w:pPr>
         <w:pStyle w:val="Heading3"/>
@@ -1857,8 +1857,8 @@
         <w:t xml:space="preserve">| 15 locomotoras | Transporte | ⏳ En desarrollo |</w:t>
       </w:r>
     </w:p>
-    <w:bookmarkEnd w:id="25"/>
-    <w:bookmarkStart w:id="26" w:name="gestión-de-proyecto"/>
+    <w:bookmarkEnd w:id="36"/>
+    <w:bookmarkStart w:id="37" w:name="gestión-de-proyecto"/>
     <w:p>
       <w:pPr>
         <w:pStyle w:val="Heading3"/>
@@ -2004,9 +2004,9 @@
         </w:pict>
       </w:r>
     </w:p>
-    <w:bookmarkEnd w:id="26"/>
-    <w:bookmarkEnd w:id="27"/>
-    <w:bookmarkStart w:id="30" w:name="especificaciones-técnicas-clave"/>
+    <w:bookmarkEnd w:id="37"/>
+    <w:bookmarkEnd w:id="38"/>
+    <w:bookmarkStart w:id="41" w:name="especificaciones-técnicas-clave"/>
     <w:p>
       <w:pPr>
         <w:pStyle w:val="Heading2"/>
@@ -2015,7 +2015,7 @@
         <w:t xml:space="preserve">📐 ESPECIFICACIONES TÉCNICAS CLAVE</w:t>
       </w:r>
     </w:p>
-    <w:bookmarkStart w:id="28" w:name="tabla-consolidada-de-especificaciones"/>
+    <w:bookmarkStart w:id="39" w:name="tabla-consolidada-de-especificaciones"/>
     <w:p>
       <w:pPr>
         <w:pStyle w:val="Heading3"/>
@@ -2267,8 +2267,8 @@
         </w:tc>
       </w:tr>
     </w:tbl>
-    <w:bookmarkEnd w:id="28"/>
-    <w:bookmarkStart w:id="29" w:name="criterios-de-aceptación"/>
+    <w:bookmarkEnd w:id="39"/>
+    <w:bookmarkStart w:id="40" w:name="criterios-de-aceptación"/>
     <w:p>
       <w:pPr>
         <w:pStyle w:val="Heading3"/>
@@ -2344,9 +2344,9 @@
         </w:pict>
       </w:r>
     </w:p>
-    <w:bookmarkEnd w:id="29"/>
-    <w:bookmarkEnd w:id="30"/>
-    <w:bookmarkStart w:id="33" w:name="ubicación-y-despliegue"/>
+    <w:bookmarkEnd w:id="40"/>
+    <w:bookmarkEnd w:id="41"/>
+    <w:bookmarkStart w:id="44" w:name="ubicación-y-despliegue"/>
     <w:p>
       <w:pPr>
         <w:pStyle w:val="Heading2"/>
@@ -2355,7 +2355,7 @@
         <w:t xml:space="preserve">📍 UBICACIÓN Y DESPLIEGUE</w:t>
       </w:r>
     </w:p>
-    <w:bookmarkStart w:id="31" w:name="mapa-de-despliegue"/>
+    <w:bookmarkStart w:id="42" w:name="mapa-de-despliegue"/>
     <w:p>
       <w:pPr>
         <w:pStyle w:val="Heading3"/>
@@ -2372,8 +2372,8 @@
         <w:t xml:space="preserve">El proyecto se extiende 526.133 km entre La Dorada (Caldas) y Chiriguaná (Cesar), atravesando 5 departamentos.</w:t>
       </w:r>
     </w:p>
-    <w:bookmarkEnd w:id="31"/>
-    <w:bookmarkStart w:id="32" w:name="tabla-de-ubicaciones-principales"/>
+    <w:bookmarkEnd w:id="42"/>
+    <w:bookmarkStart w:id="43" w:name="tabla-de-ubicaciones-principales"/>
     <w:p>
       <w:pPr>
         <w:pStyle w:val="Heading3"/>
@@ -2618,9 +2618,9 @@
         </w:pict>
       </w:r>
     </w:p>
-    <w:bookmarkEnd w:id="32"/>
-    <w:bookmarkEnd w:id="33"/>
-    <w:bookmarkStart w:id="37" w:name="operación-y-mantenimiento"/>
+    <w:bookmarkEnd w:id="43"/>
+    <w:bookmarkEnd w:id="44"/>
+    <w:bookmarkStart w:id="48" w:name="operación-y-mantenimiento"/>
     <w:p>
       <w:pPr>
         <w:pStyle w:val="Heading2"/>
@@ -2629,7 +2629,7 @@
         <w:t xml:space="preserve">⚙️ OPERACIÓN Y MANTENIMIENTO</w:t>
       </w:r>
     </w:p>
-    <w:bookmarkStart w:id="34" w:name="operación-normal"/>
+    <w:bookmarkStart w:id="45" w:name="operación-normal"/>
     <w:p>
       <w:pPr>
         <w:pStyle w:val="Heading3"/>
@@ -2646,8 +2646,8 @@
         <w:t xml:space="preserve">El proyecto opera 24/7 proporcionando transporte ferroviario de carga, con mantenimiento preventivo y respaldo para emergencias.</w:t>
       </w:r>
     </w:p>
-    <w:bookmarkEnd w:id="34"/>
-    <w:bookmarkStart w:id="35" w:name="mantenimiento-preventivo"/>
+    <w:bookmarkEnd w:id="45"/>
+    <w:bookmarkStart w:id="46" w:name="mantenimiento-preventivo"/>
     <w:p>
       <w:pPr>
         <w:pStyle w:val="Heading3"/>
@@ -2766,8 +2766,8 @@
         <w:t xml:space="preserve">Revisión completa y certificación</w:t>
       </w:r>
     </w:p>
-    <w:bookmarkEnd w:id="35"/>
-    <w:bookmarkStart w:id="36" w:name="respuesta-a-incidentes"/>
+    <w:bookmarkEnd w:id="46"/>
+    <w:bookmarkStart w:id="47" w:name="respuesta-a-incidentes"/>
     <w:p>
       <w:pPr>
         <w:pStyle w:val="Heading3"/>
@@ -2893,9 +2893,9 @@
         </w:pict>
       </w:r>
     </w:p>
-    <w:bookmarkEnd w:id="36"/>
-    <w:bookmarkEnd w:id="37"/>
-    <w:bookmarkStart w:id="40" w:name="interfaces-con-otros-proyectos"/>
+    <w:bookmarkEnd w:id="47"/>
+    <w:bookmarkEnd w:id="48"/>
+    <w:bookmarkStart w:id="51" w:name="interfaces-con-otros-proyectos"/>
     <w:p>
       <w:pPr>
         <w:pStyle w:val="Heading2"/>
@@ -2904,7 +2904,7 @@
         <w:t xml:space="preserve">🔗 INTERFACES CON OTROS PROYECTOS</w:t>
       </w:r>
     </w:p>
-    <w:bookmarkStart w:id="38" w:name="diagrama-de-interfaces"/>
+    <w:bookmarkStart w:id="49" w:name="diagrama-de-interfaces"/>
     <w:p>
       <w:pPr>
         <w:pStyle w:val="Heading3"/>
@@ -2960,8 +2960,8 @@
         <w:t xml:space="preserve">[Competitividad] ←→ [Sostenibilidad]</w:t>
       </w:r>
     </w:p>
-    <w:bookmarkEnd w:id="38"/>
-    <w:bookmarkStart w:id="39" w:name="tabla-de-interfaces-críticas"/>
+    <w:bookmarkEnd w:id="49"/>
+    <w:bookmarkStart w:id="50" w:name="tabla-de-interfaces-críticas"/>
     <w:p>
       <w:pPr>
         <w:pStyle w:val="Heading3"/>
@@ -3206,9 +3206,9 @@
         </w:pict>
       </w:r>
     </w:p>
-    <w:bookmarkEnd w:id="39"/>
-    <w:bookmarkEnd w:id="40"/>
-    <w:bookmarkStart w:id="44" w:name="supuestos-técnicos-y-limitaciones"/>
+    <w:bookmarkEnd w:id="50"/>
+    <w:bookmarkEnd w:id="51"/>
+    <w:bookmarkStart w:id="55" w:name="supuestos-técnicos-y-limitaciones"/>
     <w:p>
       <w:pPr>
         <w:pStyle w:val="Heading2"/>
@@ -3217,7 +3217,7 @@
         <w:t xml:space="preserve">📋 SUPUESTOS TÉCNICOS Y LIMITACIONES</w:t>
       </w:r>
     </w:p>
-    <w:bookmarkStart w:id="41" w:name="supuestos-críticos-del-diseño"/>
+    <w:bookmarkStart w:id="52" w:name="supuestos-críticos-del-diseño"/>
     <w:p>
       <w:pPr>
         <w:pStyle w:val="Heading3"/>
@@ -3509,8 +3509,8 @@
         </w:tc>
       </w:tr>
     </w:tbl>
-    <w:bookmarkEnd w:id="41"/>
-    <w:bookmarkStart w:id="42" w:name="limitaciones-del-diseño"/>
+    <w:bookmarkEnd w:id="52"/>
+    <w:bookmarkStart w:id="53" w:name="limitaciones-del-diseño"/>
     <w:p>
       <w:pPr>
         <w:pStyle w:val="Heading3"/>
@@ -3629,8 +3629,8 @@
         <w:t xml:space="preserve">Limitado por presupuesto disponible</w:t>
       </w:r>
     </w:p>
-    <w:bookmarkEnd w:id="42"/>
-    <w:bookmarkStart w:id="43" w:name="dependencias-críticas"/>
+    <w:bookmarkEnd w:id="53"/>
+    <w:bookmarkStart w:id="54" w:name="dependencias-críticas"/>
     <w:p>
       <w:pPr>
         <w:pStyle w:val="Heading3"/>
@@ -3756,9 +3756,9 @@
         </w:pict>
       </w:r>
     </w:p>
-    <w:bookmarkEnd w:id="43"/>
-    <w:bookmarkEnd w:id="44"/>
-    <w:bookmarkStart w:id="45" w:name="riesgos-y-mitigaciones"/>
+    <w:bookmarkEnd w:id="54"/>
+    <w:bookmarkEnd w:id="55"/>
+    <w:bookmarkStart w:id="56" w:name="riesgos-y-mitigaciones"/>
     <w:p>
       <w:pPr>
         <w:pStyle w:val="Heading2"/>
@@ -4164,8 +4164,8 @@
         </w:pict>
       </w:r>
     </w:p>
-    <w:bookmarkEnd w:id="45"/>
-    <w:bookmarkStart w:id="48" w:name="cumplimiento-contractual"/>
+    <w:bookmarkEnd w:id="56"/>
+    <w:bookmarkStart w:id="59" w:name="cumplimiento-contractual"/>
     <w:p>
       <w:pPr>
         <w:pStyle w:val="Heading2"/>
@@ -4174,7 +4174,7 @@
         <w:t xml:space="preserve">📋 CUMPLIMIENTO CONTRACTUAL</w:t>
       </w:r>
     </w:p>
-    <w:bookmarkStart w:id="46" w:name="obligaciones-clave-del-contrato"/>
+    <w:bookmarkStart w:id="57" w:name="obligaciones-clave-del-contrato"/>
     <w:p>
       <w:pPr>
         <w:pStyle w:val="Heading3"/>
@@ -4323,8 +4323,8 @@
         <w:t xml:space="preserve">Apéndices técnicos - En progreso</w:t>
       </w:r>
     </w:p>
-    <w:bookmarkEnd w:id="46"/>
-    <w:bookmarkStart w:id="47" w:name="referencias-contractuales"/>
+    <w:bookmarkEnd w:id="57"/>
+    <w:bookmarkStart w:id="58" w:name="referencias-contractuales"/>
     <w:p>
       <w:pPr>
         <w:pStyle w:val="Heading3"/>
@@ -4406,9 +4406,9 @@
         </w:pict>
       </w:r>
     </w:p>
-    <w:bookmarkEnd w:id="47"/>
-    <w:bookmarkEnd w:id="48"/>
-    <w:bookmarkStart w:id="51" w:name="documentación-de-soporte"/>
+    <w:bookmarkEnd w:id="58"/>
+    <w:bookmarkEnd w:id="59"/>
+    <w:bookmarkStart w:id="62" w:name="documentación-de-soporte"/>
     <w:p>
       <w:pPr>
         <w:pStyle w:val="Heading2"/>
@@ -4417,7 +4417,7 @@
         <w:t xml:space="preserve">📚 DOCUMENTACIÓN DE SOPORTE</w:t>
       </w:r>
     </w:p>
-    <w:bookmarkStart w:id="49" w:name="documentos-técnicos-disponibles"/>
+    <w:bookmarkStart w:id="60" w:name="documentos-técnicos-disponibles"/>
     <w:p>
       <w:pPr>
         <w:pStyle w:val="Heading3"/>
@@ -4596,8 +4596,8 @@
         </w:tc>
       </w:tr>
     </w:tbl>
-    <w:bookmarkEnd w:id="49"/>
-    <w:bookmarkStart w:id="50" w:name="para-más-información-técnica"/>
+    <w:bookmarkEnd w:id="60"/>
+    <w:bookmarkStart w:id="61" w:name="para-más-información-técnica"/>
     <w:p>
       <w:pPr>
         <w:pStyle w:val="Heading3"/>
@@ -4621,9 +4621,9 @@
         </w:pict>
       </w:r>
     </w:p>
-    <w:bookmarkEnd w:id="50"/>
-    <w:bookmarkEnd w:id="51"/>
-    <w:bookmarkStart w:id="52" w:name="contactos-y-responsables"/>
+    <w:bookmarkEnd w:id="61"/>
+    <w:bookmarkEnd w:id="62"/>
+    <w:bookmarkStart w:id="63" w:name="contactos-y-responsables"/>
     <w:p>
       <w:pPr>
         <w:pStyle w:val="Heading2"/>
@@ -4806,8 +4806,8 @@
         </w:pict>
       </w:r>
     </w:p>
-    <w:bookmarkEnd w:id="52"/>
-    <w:bookmarkStart w:id="53" w:name="indicadores-de-desempeño-kpis"/>
+    <w:bookmarkEnd w:id="63"/>
+    <w:bookmarkStart w:id="64" w:name="indicadores-de-desempeño-kpis"/>
     <w:p>
       <w:pPr>
         <w:pStyle w:val="Heading2"/>
@@ -5139,8 +5139,8 @@
         </w:pict>
       </w:r>
     </w:p>
-    <w:bookmarkEnd w:id="53"/>
-    <w:bookmarkStart w:id="54" w:name="control-de-versiones"/>
+    <w:bookmarkEnd w:id="64"/>
+    <w:bookmarkStart w:id="65" w:name="control-de-versiones"/>
     <w:p>
       <w:pPr>
         <w:pStyle w:val="Heading2"/>
@@ -5339,8 +5339,8 @@
         <w:t xml:space="preserve">GESTION_MASTER_Alcance_y_Objetivos_v1.0.md</w:t>
       </w:r>
     </w:p>
-    <w:bookmarkEnd w:id="54"/>
-    <w:bookmarkEnd w:id="55"/>
+    <w:bookmarkEnd w:id="65"/>
+    <w:bookmarkEnd w:id="66"/>
     <w:sectPr>
       <w:footnotePr>
         <w:numRestart w:val="eachSect"/>
@@ -5704,10 +5704,10 @@
   <w:docDefaults>
     <w:rPrDefault>
       <w:rPr>
-        <w:rFonts w:asciiTheme="minorHAnsi" w:cstheme="minorBidi" w:eastAsiaTheme="minorEastAsia" w:hAnsiTheme="minorHAnsi"/>
+        <w:rFonts w:asciiTheme="minorHAnsi" w:cstheme="minorBidi" w:eastAsiaTheme="minorHAnsi" w:hAnsiTheme="minorHAnsi"/>
         <w:sz w:val="24"/>
         <w:szCs w:val="24"/>
-        <w:lang w:bidi="ar-SA" w:eastAsia="zh-CN" w:val="en-US"/>
+        <w:lang w:bidi="ar-SA" w:eastAsia="en-US" w:val="en-US"/>
       </w:rPr>
     </w:rPrDefault>
     <w:pPrDefault>
@@ -5759,6 +5759,8 @@
     </w:pPr>
     <w:rPr>
       <w:rFonts w:asciiTheme="majorHAnsi" w:cstheme="majorBidi" w:eastAsiaTheme="majorEastAsia" w:hAnsiTheme="majorHAnsi"/>
+      <w:spacing w:val="-10"/>
+      <w:kern w:val="28"/>
       <w:sz w:val="56"/>
       <w:szCs w:val="56"/>
     </w:rPr>
@@ -5771,6 +5773,8 @@
     <w:rsid w:val="00A10FD9"/>
     <w:rPr>
       <w:rFonts w:asciiTheme="majorHAnsi" w:cstheme="majorBidi" w:eastAsiaTheme="majorEastAsia" w:hAnsiTheme="majorHAnsi"/>
+      <w:spacing w:val="-10"/>
+      <w:kern w:val="28"/>
       <w:sz w:val="56"/>
       <w:szCs w:val="56"/>
     </w:rPr>
@@ -5811,31 +5815,23 @@
   </w:style>
   <w:style w:customStyle="1" w:styleId="Author" w:type="paragraph">
     <w:name w:val="Author"/>
-    <w:basedOn w:val="Title"/>
     <w:next w:val="BodyText"/>
     <w:qFormat/>
     <w:pPr>
       <w:keepNext/>
       <w:keepLines/>
+      <w:jc w:val="center"/>
     </w:pPr>
-    <w:rPr>
-      <w:sz w:val="24"/>
-      <w:szCs w:val="24"/>
-    </w:rPr>
   </w:style>
   <w:style w:styleId="Date" w:type="paragraph">
     <w:name w:val="Date"/>
-    <w:basedOn w:val="Title"/>
     <w:next w:val="BodyText"/>
     <w:qFormat/>
     <w:pPr>
       <w:keepNext/>
       <w:keepLines/>
+      <w:jc w:val="center"/>
     </w:pPr>
-    <w:rPr>
-      <w:sz w:val="24"/>
-      <w:szCs w:val="24"/>
-    </w:rPr>
   </w:style>
   <w:style w:customStyle="1" w:styleId="AbstractTitle" w:type="paragraph">
     <w:name w:val="Abstract Title"/>
@@ -6248,6 +6244,13 @@
       </w:tblCellMar>
     </w:tblPr>
     <w:tblStylePr w:type="firstRow">
+      <w:tblPr>
+        <w:jc w:val="left"/>
+        <w:tblInd w:type="dxa" w:w="0"/>
+      </w:tblPr>
+      <w:trPr>
+        <w:jc w:val="left"/>
+      </w:trPr>
       <w:tcPr>
         <w:tcBorders>
           <w:bottom w:val="single"/>

--- a/X_ENTREGABLES_CONSOLIDADOS/8_DOCUMENTOS_SERVIDOS/WORD/GESTION_EJECUTIVO_Alcance_y_Objetivos.docx
+++ b/X_ENTREGABLES_CONSOLIDADOS/8_DOCUMENTOS_SERVIDOS/WORD/GESTION_EJECUTIVO_Alcance_y_Objetivos.docx
@@ -203,7 +203,7 @@
         <w:t xml:space="preserve"> </w:t>
       </w:r>
       <w:r>
-        <w:t xml:space="preserve">Telecomunicaciones TETRA/GSM-R</w:t>
+        <w:t xml:space="preserve">Telecomunicaciones TETRA/RED TETRA (Misión Crítica)</w:t>
       </w:r>
     </w:p>
     <w:p>

--- a/X_ENTREGABLES_CONSOLIDADOS/8_DOCUMENTOS_SERVIDOS/WORD/GESTION_EJECUTIVO_Alcance_y_Objetivos.docx
+++ b/X_ENTREGABLES_CONSOLIDADOS/8_DOCUMENTOS_SERVIDOS/WORD/GESTION_EJECUTIVO_Alcance_y_Objetivos.docx
@@ -1670,7 +1670,7 @@
         <w:t xml:space="preserve"> </w:t>
       </w:r>
       <w:r>
-        <w:t xml:space="preserve">| 1,435 mm | Estándar UIC para interoperabilidad |</w:t>
+        <w:t xml:space="preserve">| 1,435 mm | Estándar FRA/AREMA para interoperabilidad |</w:t>
       </w:r>
       <w:r>
         <w:t xml:space="preserve"> </w:t>
@@ -2147,7 +2147,7 @@
               <w:jc w:val="left"/>
             </w:pPr>
             <w:r>
-              <w:t xml:space="preserve">UIC 600</w:t>
+              <w:t xml:space="preserve">FRA/AREMA 600</w:t>
             </w:r>
           </w:p>
         </w:tc>

--- a/X_ENTREGABLES_CONSOLIDADOS/8_DOCUMENTOS_SERVIDOS/WORD/GESTION_EJECUTIVO_Alcance_y_Objetivos.docx
+++ b/X_ENTREGABLES_CONSOLIDADOS/8_DOCUMENTOS_SERVIDOS/WORD/GESTION_EJECUTIVO_Alcance_y_Objetivos.docx
@@ -28,7 +28,7 @@
         </w:p>
       </w:sdtContent>
     </w:sdt>
-    <w:bookmarkStart w:id="66" w:name="gestión-ejecutiva-alcance-y-objetivos"/>
+    <w:bookmarkStart w:id="55" w:name="gestión-ejecutiva-alcance-y-objetivos"/>
     <w:p>
       <w:pPr>
         <w:pStyle w:val="Heading1"/>
@@ -37,7 +37,7 @@
         <w:t xml:space="preserve">GESTIÓN EJECUTIVA: ALCANCE Y OBJETIVOS</w:t>
       </w:r>
     </w:p>
-    <w:bookmarkStart w:id="20" w:name="X32817e150955232e764a0a11997b125c5d2d5eb"/>
+    <w:bookmarkStart w:id="9" w:name="X32817e150955232e764a0a11997b125c5d2d5eb"/>
     <w:p>
       <w:pPr>
         <w:pStyle w:val="Heading2"/>
@@ -53,8 +53,8 @@
         </w:pict>
       </w:r>
     </w:p>
-    <w:bookmarkEnd w:id="20"/>
-    <w:bookmarkStart w:id="24" w:name="resumen-ejecutivo"/>
+    <w:bookmarkEnd w:id="9"/>
+    <w:bookmarkStart w:id="13" w:name="resumen-ejecutivo"/>
     <w:p>
       <w:pPr>
         <w:pStyle w:val="Heading2"/>
@@ -63,7 +63,7 @@
         <w:t xml:space="preserve">📊 RESUMEN EJECUTIVO</w:t>
       </w:r>
     </w:p>
-    <w:bookmarkStart w:id="21" w:name="qué-es-este-documento-y-por-qué-importa"/>
+    <w:bookmarkStart w:id="10" w:name="qué-es-este-documento-y-por-qué-importa"/>
     <w:p>
       <w:pPr>
         <w:pStyle w:val="Heading3"/>
@@ -108,8 +108,8 @@
         <w:t xml:space="preserve">del proyecto que todos deben entender y cumplir.</w:t>
       </w:r>
     </w:p>
-    <w:bookmarkEnd w:id="21"/>
-    <w:bookmarkStart w:id="22" w:name="X7c83a38cc8f42be1526a62fa09e05463bbe3395"/>
+    <w:bookmarkEnd w:id="10"/>
+    <w:bookmarkStart w:id="11" w:name="X7c83a38cc8f42be1526a62fa09e05463bbe3395"/>
     <w:p>
       <w:pPr>
         <w:pStyle w:val="Heading3"/>
@@ -272,8 +272,8 @@
         <w:t xml:space="preserve">Sistemas críticos</w:t>
       </w:r>
     </w:p>
-    <w:bookmarkEnd w:id="22"/>
-    <w:bookmarkStart w:id="23" w:name="hitos-críticos"/>
+    <w:bookmarkEnd w:id="11"/>
+    <w:bookmarkStart w:id="12" w:name="hitos-críticos"/>
     <w:p>
       <w:pPr>
         <w:pStyle w:val="Heading3"/>
@@ -532,9 +532,9 @@
         </w:pict>
       </w:r>
     </w:p>
-    <w:bookmarkEnd w:id="23"/>
-    <w:bookmarkEnd w:id="24"/>
-    <w:bookmarkStart w:id="30" w:name="X16ad1bf8fd3c72f4f9f37ec0fde01a31e7fb65a"/>
+    <w:bookmarkEnd w:id="12"/>
+    <w:bookmarkEnd w:id="13"/>
+    <w:bookmarkStart w:id="19" w:name="X16ad1bf8fd3c72f4f9f37ec0fde01a31e7fb65a"/>
     <w:p>
       <w:pPr>
         <w:pStyle w:val="Heading2"/>
@@ -543,7 +543,7 @@
         <w:t xml:space="preserve">🔍 CRITERIOS DE DISEÑO Y JUSTIFICACIONES TÉCNICAS</w:t>
       </w:r>
     </w:p>
-    <w:bookmarkStart w:id="25" w:name="por-qué-526.133-km-de-corredor"/>
+    <w:bookmarkStart w:id="14" w:name="por-qué-526.133-km-de-corredor"/>
     <w:p>
       <w:pPr>
         <w:pStyle w:val="Heading3"/>
@@ -674,8 +674,8 @@
         <w:t xml:space="preserve">Impulso al desarrollo regional</w:t>
       </w:r>
     </w:p>
-    <w:bookmarkEnd w:id="25"/>
-    <w:bookmarkStart w:id="26" w:name="por-qué-15-locomotoras"/>
+    <w:bookmarkEnd w:id="14"/>
+    <w:bookmarkStart w:id="15" w:name="por-qué-15-locomotoras"/>
     <w:p>
       <w:pPr>
         <w:pStyle w:val="Heading3"/>
@@ -816,8 +816,8 @@
         <w:t xml:space="preserve">Factor de seguridad del 20%</w:t>
       </w:r>
     </w:p>
-    <w:bookmarkEnd w:id="26"/>
-    <w:bookmarkStart w:id="27" w:name="Xfc007db615e3f01de3a956e671d2a04d3bf3461"/>
+    <w:bookmarkEnd w:id="15"/>
+    <w:bookmarkStart w:id="16" w:name="Xfc007db615e3f01de3a956e671d2a04d3bf3461"/>
     <w:p>
       <w:pPr>
         <w:pStyle w:val="Heading3"/>
@@ -958,8 +958,8 @@
         <w:t xml:space="preserve">Ubicaciones estratégicas</w:t>
       </w:r>
     </w:p>
-    <w:bookmarkEnd w:id="27"/>
-    <w:bookmarkStart w:id="28" w:name="por-qué-5-estaciones-ence"/>
+    <w:bookmarkEnd w:id="16"/>
+    <w:bookmarkStart w:id="17" w:name="por-qué-5-estaciones-ence"/>
     <w:p>
       <w:pPr>
         <w:pStyle w:val="Heading3"/>
@@ -1090,8 +1090,8 @@
         <w:t xml:space="preserve">Análisis de operación ferroviaria</w:t>
       </w:r>
     </w:p>
-    <w:bookmarkEnd w:id="28"/>
-    <w:bookmarkStart w:id="29" w:name="por-qué-30-años-de-operación"/>
+    <w:bookmarkEnd w:id="17"/>
+    <w:bookmarkStart w:id="18" w:name="por-qué-30-años-de-operación"/>
     <w:p>
       <w:pPr>
         <w:pStyle w:val="Heading3"/>
@@ -1229,9 +1229,9 @@
         </w:pict>
       </w:r>
     </w:p>
-    <w:bookmarkEnd w:id="29"/>
-    <w:bookmarkEnd w:id="30"/>
-    <w:bookmarkStart w:id="34" w:name="función-y-propósito-del-proyecto"/>
+    <w:bookmarkEnd w:id="18"/>
+    <w:bookmarkEnd w:id="19"/>
+    <w:bookmarkStart w:id="23" w:name="función-y-propósito-del-proyecto"/>
     <w:p>
       <w:pPr>
         <w:pStyle w:val="Heading2"/>
@@ -1240,7 +1240,7 @@
         <w:t xml:space="preserve">🎯 FUNCIÓN Y PROPÓSITO DEL PROYECTO</w:t>
       </w:r>
     </w:p>
-    <w:bookmarkStart w:id="31" w:name="qué-hace-este-proyecto"/>
+    <w:bookmarkStart w:id="20" w:name="qué-hace-este-proyecto"/>
     <w:p>
       <w:pPr>
         <w:pStyle w:val="Heading3"/>
@@ -1383,8 +1383,8 @@
         <w:t xml:space="preserve">Reducción de costos logísticos</w:t>
       </w:r>
     </w:p>
-    <w:bookmarkEnd w:id="31"/>
-    <w:bookmarkStart w:id="32" w:name="por-qué-lo-necesitamos"/>
+    <w:bookmarkEnd w:id="20"/>
+    <w:bookmarkStart w:id="21" w:name="por-qué-lo-necesitamos"/>
     <w:p>
       <w:pPr>
         <w:pStyle w:val="Heading3"/>
@@ -1503,8 +1503,8 @@
         <w:t xml:space="preserve">Mejora de competitividad regional</w:t>
       </w:r>
     </w:p>
-    <w:bookmarkEnd w:id="32"/>
-    <w:bookmarkStart w:id="33" w:name="cómo-se-integra-con-otros-proyectos"/>
+    <w:bookmarkEnd w:id="21"/>
+    <w:bookmarkStart w:id="22" w:name="cómo-se-integra-con-otros-proyectos"/>
     <w:p>
       <w:pPr>
         <w:pStyle w:val="Heading3"/>
@@ -1567,9 +1567,9 @@
         </w:pict>
       </w:r>
     </w:p>
-    <w:bookmarkEnd w:id="33"/>
-    <w:bookmarkEnd w:id="34"/>
-    <w:bookmarkStart w:id="38" w:name="componentes-principales"/>
+    <w:bookmarkEnd w:id="22"/>
+    <w:bookmarkEnd w:id="23"/>
+    <w:bookmarkStart w:id="27" w:name="componentes-principales"/>
     <w:p>
       <w:pPr>
         <w:pStyle w:val="Heading2"/>
@@ -1578,7 +1578,7 @@
         <w:t xml:space="preserve">🏗️ COMPONENTES PRINCIPALES</w:t>
       </w:r>
     </w:p>
-    <w:bookmarkStart w:id="35" w:name="infraestructura-ferroviaria"/>
+    <w:bookmarkStart w:id="24" w:name="infraestructura-ferroviaria"/>
     <w:p>
       <w:pPr>
         <w:pStyle w:val="Heading3"/>
@@ -1717,8 +1717,8 @@
         <w:t xml:space="preserve">| 80 km/h | Especificaciones del corredor |</w:t>
       </w:r>
     </w:p>
-    <w:bookmarkEnd w:id="35"/>
-    <w:bookmarkStart w:id="36" w:name="sistemas-técnicos"/>
+    <w:bookmarkEnd w:id="24"/>
+    <w:bookmarkStart w:id="25" w:name="sistemas-técnicos"/>
     <w:p>
       <w:pPr>
         <w:pStyle w:val="Heading3"/>
@@ -1857,8 +1857,8 @@
         <w:t xml:space="preserve">| 15 locomotoras | Transporte | ⏳ En desarrollo |</w:t>
       </w:r>
     </w:p>
-    <w:bookmarkEnd w:id="36"/>
-    <w:bookmarkStart w:id="37" w:name="gestión-de-proyecto"/>
+    <w:bookmarkEnd w:id="25"/>
+    <w:bookmarkStart w:id="26" w:name="gestión-de-proyecto"/>
     <w:p>
       <w:pPr>
         <w:pStyle w:val="Heading3"/>
@@ -2004,9 +2004,9 @@
         </w:pict>
       </w:r>
     </w:p>
-    <w:bookmarkEnd w:id="37"/>
-    <w:bookmarkEnd w:id="38"/>
-    <w:bookmarkStart w:id="41" w:name="especificaciones-técnicas-clave"/>
+    <w:bookmarkEnd w:id="26"/>
+    <w:bookmarkEnd w:id="27"/>
+    <w:bookmarkStart w:id="30" w:name="especificaciones-técnicas-clave"/>
     <w:p>
       <w:pPr>
         <w:pStyle w:val="Heading2"/>
@@ -2015,7 +2015,7 @@
         <w:t xml:space="preserve">📐 ESPECIFICACIONES TÉCNICAS CLAVE</w:t>
       </w:r>
     </w:p>
-    <w:bookmarkStart w:id="39" w:name="tabla-consolidada-de-especificaciones"/>
+    <w:bookmarkStart w:id="28" w:name="tabla-consolidada-de-especificaciones"/>
     <w:p>
       <w:pPr>
         <w:pStyle w:val="Heading3"/>
@@ -2267,8 +2267,8 @@
         </w:tc>
       </w:tr>
     </w:tbl>
-    <w:bookmarkEnd w:id="39"/>
-    <w:bookmarkStart w:id="40" w:name="criterios-de-aceptación"/>
+    <w:bookmarkEnd w:id="28"/>
+    <w:bookmarkStart w:id="29" w:name="criterios-de-aceptación"/>
     <w:p>
       <w:pPr>
         <w:pStyle w:val="Heading3"/>
@@ -2344,9 +2344,9 @@
         </w:pict>
       </w:r>
     </w:p>
-    <w:bookmarkEnd w:id="40"/>
-    <w:bookmarkEnd w:id="41"/>
-    <w:bookmarkStart w:id="44" w:name="ubicación-y-despliegue"/>
+    <w:bookmarkEnd w:id="29"/>
+    <w:bookmarkEnd w:id="30"/>
+    <w:bookmarkStart w:id="33" w:name="ubicación-y-despliegue"/>
     <w:p>
       <w:pPr>
         <w:pStyle w:val="Heading2"/>
@@ -2355,7 +2355,7 @@
         <w:t xml:space="preserve">📍 UBICACIÓN Y DESPLIEGUE</w:t>
       </w:r>
     </w:p>
-    <w:bookmarkStart w:id="42" w:name="mapa-de-despliegue"/>
+    <w:bookmarkStart w:id="31" w:name="mapa-de-despliegue"/>
     <w:p>
       <w:pPr>
         <w:pStyle w:val="Heading3"/>
@@ -2372,8 +2372,8 @@
         <w:t xml:space="preserve">El proyecto se extiende 526.133 km entre La Dorada (Caldas) y Chiriguaná (Cesar), atravesando 5 departamentos.</w:t>
       </w:r>
     </w:p>
-    <w:bookmarkEnd w:id="42"/>
-    <w:bookmarkStart w:id="43" w:name="tabla-de-ubicaciones-principales"/>
+    <w:bookmarkEnd w:id="31"/>
+    <w:bookmarkStart w:id="32" w:name="tabla-de-ubicaciones-principales"/>
     <w:p>
       <w:pPr>
         <w:pStyle w:val="Heading3"/>
@@ -2618,9 +2618,9 @@
         </w:pict>
       </w:r>
     </w:p>
-    <w:bookmarkEnd w:id="43"/>
-    <w:bookmarkEnd w:id="44"/>
-    <w:bookmarkStart w:id="48" w:name="operación-y-mantenimiento"/>
+    <w:bookmarkEnd w:id="32"/>
+    <w:bookmarkEnd w:id="33"/>
+    <w:bookmarkStart w:id="37" w:name="operación-y-mantenimiento"/>
     <w:p>
       <w:pPr>
         <w:pStyle w:val="Heading2"/>
@@ -2629,7 +2629,7 @@
         <w:t xml:space="preserve">⚙️ OPERACIÓN Y MANTENIMIENTO</w:t>
       </w:r>
     </w:p>
-    <w:bookmarkStart w:id="45" w:name="operación-normal"/>
+    <w:bookmarkStart w:id="34" w:name="operación-normal"/>
     <w:p>
       <w:pPr>
         <w:pStyle w:val="Heading3"/>
@@ -2646,8 +2646,8 @@
         <w:t xml:space="preserve">El proyecto opera 24/7 proporcionando transporte ferroviario de carga, con mantenimiento preventivo y respaldo para emergencias.</w:t>
       </w:r>
     </w:p>
-    <w:bookmarkEnd w:id="45"/>
-    <w:bookmarkStart w:id="46" w:name="mantenimiento-preventivo"/>
+    <w:bookmarkEnd w:id="34"/>
+    <w:bookmarkStart w:id="35" w:name="mantenimiento-preventivo"/>
     <w:p>
       <w:pPr>
         <w:pStyle w:val="Heading3"/>
@@ -2766,8 +2766,8 @@
         <w:t xml:space="preserve">Revisión completa y certificación</w:t>
       </w:r>
     </w:p>
-    <w:bookmarkEnd w:id="46"/>
-    <w:bookmarkStart w:id="47" w:name="respuesta-a-incidentes"/>
+    <w:bookmarkEnd w:id="35"/>
+    <w:bookmarkStart w:id="36" w:name="respuesta-a-incidentes"/>
     <w:p>
       <w:pPr>
         <w:pStyle w:val="Heading3"/>
@@ -2893,9 +2893,9 @@
         </w:pict>
       </w:r>
     </w:p>
-    <w:bookmarkEnd w:id="47"/>
-    <w:bookmarkEnd w:id="48"/>
-    <w:bookmarkStart w:id="51" w:name="interfaces-con-otros-proyectos"/>
+    <w:bookmarkEnd w:id="36"/>
+    <w:bookmarkEnd w:id="37"/>
+    <w:bookmarkStart w:id="40" w:name="interfaces-con-otros-proyectos"/>
     <w:p>
       <w:pPr>
         <w:pStyle w:val="Heading2"/>
@@ -2904,7 +2904,7 @@
         <w:t xml:space="preserve">🔗 INTERFACES CON OTROS PROYECTOS</w:t>
       </w:r>
     </w:p>
-    <w:bookmarkStart w:id="49" w:name="diagrama-de-interfaces"/>
+    <w:bookmarkStart w:id="38" w:name="diagrama-de-interfaces"/>
     <w:p>
       <w:pPr>
         <w:pStyle w:val="Heading3"/>
@@ -2960,8 +2960,8 @@
         <w:t xml:space="preserve">[Competitividad] ←→ [Sostenibilidad]</w:t>
       </w:r>
     </w:p>
-    <w:bookmarkEnd w:id="49"/>
-    <w:bookmarkStart w:id="50" w:name="tabla-de-interfaces-críticas"/>
+    <w:bookmarkEnd w:id="38"/>
+    <w:bookmarkStart w:id="39" w:name="tabla-de-interfaces-críticas"/>
     <w:p>
       <w:pPr>
         <w:pStyle w:val="Heading3"/>
@@ -3206,9 +3206,9 @@
         </w:pict>
       </w:r>
     </w:p>
-    <w:bookmarkEnd w:id="50"/>
-    <w:bookmarkEnd w:id="51"/>
-    <w:bookmarkStart w:id="55" w:name="supuestos-técnicos-y-limitaciones"/>
+    <w:bookmarkEnd w:id="39"/>
+    <w:bookmarkEnd w:id="40"/>
+    <w:bookmarkStart w:id="44" w:name="supuestos-técnicos-y-limitaciones"/>
     <w:p>
       <w:pPr>
         <w:pStyle w:val="Heading2"/>
@@ -3217,7 +3217,7 @@
         <w:t xml:space="preserve">📋 SUPUESTOS TÉCNICOS Y LIMITACIONES</w:t>
       </w:r>
     </w:p>
-    <w:bookmarkStart w:id="52" w:name="supuestos-críticos-del-diseño"/>
+    <w:bookmarkStart w:id="41" w:name="supuestos-críticos-del-diseño"/>
     <w:p>
       <w:pPr>
         <w:pStyle w:val="Heading3"/>
@@ -3509,8 +3509,8 @@
         </w:tc>
       </w:tr>
     </w:tbl>
-    <w:bookmarkEnd w:id="52"/>
-    <w:bookmarkStart w:id="53" w:name="limitaciones-del-diseño"/>
+    <w:bookmarkEnd w:id="41"/>
+    <w:bookmarkStart w:id="42" w:name="limitaciones-del-diseño"/>
     <w:p>
       <w:pPr>
         <w:pStyle w:val="Heading3"/>
@@ -3629,8 +3629,8 @@
         <w:t xml:space="preserve">Limitado por presupuesto disponible</w:t>
       </w:r>
     </w:p>
-    <w:bookmarkEnd w:id="53"/>
-    <w:bookmarkStart w:id="54" w:name="dependencias-críticas"/>
+    <w:bookmarkEnd w:id="42"/>
+    <w:bookmarkStart w:id="43" w:name="dependencias-críticas"/>
     <w:p>
       <w:pPr>
         <w:pStyle w:val="Heading3"/>
@@ -3756,9 +3756,9 @@
         </w:pict>
       </w:r>
     </w:p>
-    <w:bookmarkEnd w:id="54"/>
-    <w:bookmarkEnd w:id="55"/>
-    <w:bookmarkStart w:id="56" w:name="riesgos-y-mitigaciones"/>
+    <w:bookmarkEnd w:id="43"/>
+    <w:bookmarkEnd w:id="44"/>
+    <w:bookmarkStart w:id="45" w:name="riesgos-y-mitigaciones"/>
     <w:p>
       <w:pPr>
         <w:pStyle w:val="Heading2"/>
@@ -4164,8 +4164,8 @@
         </w:pict>
       </w:r>
     </w:p>
-    <w:bookmarkEnd w:id="56"/>
-    <w:bookmarkStart w:id="59" w:name="cumplimiento-contractual"/>
+    <w:bookmarkEnd w:id="45"/>
+    <w:bookmarkStart w:id="48" w:name="cumplimiento-contractual"/>
     <w:p>
       <w:pPr>
         <w:pStyle w:val="Heading2"/>
@@ -4174,7 +4174,7 @@
         <w:t xml:space="preserve">📋 CUMPLIMIENTO CONTRACTUAL</w:t>
       </w:r>
     </w:p>
-    <w:bookmarkStart w:id="57" w:name="obligaciones-clave-del-contrato"/>
+    <w:bookmarkStart w:id="46" w:name="obligaciones-clave-del-contrato"/>
     <w:p>
       <w:pPr>
         <w:pStyle w:val="Heading3"/>
@@ -4323,8 +4323,8 @@
         <w:t xml:space="preserve">Apéndices técnicos - En progreso</w:t>
       </w:r>
     </w:p>
-    <w:bookmarkEnd w:id="57"/>
-    <w:bookmarkStart w:id="58" w:name="referencias-contractuales"/>
+    <w:bookmarkEnd w:id="46"/>
+    <w:bookmarkStart w:id="47" w:name="referencias-contractuales"/>
     <w:p>
       <w:pPr>
         <w:pStyle w:val="Heading3"/>
@@ -4406,9 +4406,9 @@
         </w:pict>
       </w:r>
     </w:p>
-    <w:bookmarkEnd w:id="58"/>
-    <w:bookmarkEnd w:id="59"/>
-    <w:bookmarkStart w:id="62" w:name="documentación-de-soporte"/>
+    <w:bookmarkEnd w:id="47"/>
+    <w:bookmarkEnd w:id="48"/>
+    <w:bookmarkStart w:id="51" w:name="documentación-de-soporte"/>
     <w:p>
       <w:pPr>
         <w:pStyle w:val="Heading2"/>
@@ -4417,7 +4417,7 @@
         <w:t xml:space="preserve">📚 DOCUMENTACIÓN DE SOPORTE</w:t>
       </w:r>
     </w:p>
-    <w:bookmarkStart w:id="60" w:name="documentos-técnicos-disponibles"/>
+    <w:bookmarkStart w:id="49" w:name="documentos-técnicos-disponibles"/>
     <w:p>
       <w:pPr>
         <w:pStyle w:val="Heading3"/>
@@ -4596,8 +4596,8 @@
         </w:tc>
       </w:tr>
     </w:tbl>
-    <w:bookmarkEnd w:id="60"/>
-    <w:bookmarkStart w:id="61" w:name="para-más-información-técnica"/>
+    <w:bookmarkEnd w:id="49"/>
+    <w:bookmarkStart w:id="50" w:name="para-más-información-técnica"/>
     <w:p>
       <w:pPr>
         <w:pStyle w:val="Heading3"/>
@@ -4621,9 +4621,9 @@
         </w:pict>
       </w:r>
     </w:p>
-    <w:bookmarkEnd w:id="61"/>
-    <w:bookmarkEnd w:id="62"/>
-    <w:bookmarkStart w:id="63" w:name="contactos-y-responsables"/>
+    <w:bookmarkEnd w:id="50"/>
+    <w:bookmarkEnd w:id="51"/>
+    <w:bookmarkStart w:id="52" w:name="contactos-y-responsables"/>
     <w:p>
       <w:pPr>
         <w:pStyle w:val="Heading2"/>
@@ -4806,8 +4806,8 @@
         </w:pict>
       </w:r>
     </w:p>
-    <w:bookmarkEnd w:id="63"/>
-    <w:bookmarkStart w:id="64" w:name="indicadores-de-desempeño-kpis"/>
+    <w:bookmarkEnd w:id="52"/>
+    <w:bookmarkStart w:id="53" w:name="indicadores-de-desempeño-kpis"/>
     <w:p>
       <w:pPr>
         <w:pStyle w:val="Heading2"/>
@@ -5139,8 +5139,8 @@
         </w:pict>
       </w:r>
     </w:p>
-    <w:bookmarkEnd w:id="64"/>
-    <w:bookmarkStart w:id="65" w:name="control-de-versiones"/>
+    <w:bookmarkEnd w:id="53"/>
+    <w:bookmarkStart w:id="54" w:name="control-de-versiones"/>
     <w:p>
       <w:pPr>
         <w:pStyle w:val="Heading2"/>
@@ -5339,8 +5339,8 @@
         <w:t xml:space="preserve">GESTION_MASTER_Alcance_y_Objetivos_v1.0.md</w:t>
       </w:r>
     </w:p>
-    <w:bookmarkEnd w:id="65"/>
-    <w:bookmarkEnd w:id="66"/>
+    <w:bookmarkEnd w:id="54"/>
+    <w:bookmarkEnd w:id="55"/>
     <w:sectPr>
       <w:footnotePr>
         <w:numRestart w:val="eachSect"/>
@@ -5704,10 +5704,10 @@
   <w:docDefaults>
     <w:rPrDefault>
       <w:rPr>
-        <w:rFonts w:asciiTheme="minorHAnsi" w:cstheme="minorBidi" w:eastAsiaTheme="minorHAnsi" w:hAnsiTheme="minorHAnsi"/>
+        <w:rFonts w:asciiTheme="minorHAnsi" w:cstheme="minorBidi" w:eastAsiaTheme="minorEastAsia" w:hAnsiTheme="minorHAnsi"/>
         <w:sz w:val="24"/>
         <w:szCs w:val="24"/>
-        <w:lang w:bidi="ar-SA" w:eastAsia="en-US" w:val="en-US"/>
+        <w:lang w:bidi="ar-SA" w:eastAsia="zh-CN" w:val="en-US"/>
       </w:rPr>
     </w:rPrDefault>
     <w:pPrDefault>
@@ -5759,8 +5759,6 @@
     </w:pPr>
     <w:rPr>
       <w:rFonts w:asciiTheme="majorHAnsi" w:cstheme="majorBidi" w:eastAsiaTheme="majorEastAsia" w:hAnsiTheme="majorHAnsi"/>
-      <w:spacing w:val="-10"/>
-      <w:kern w:val="28"/>
       <w:sz w:val="56"/>
       <w:szCs w:val="56"/>
     </w:rPr>
@@ -5773,8 +5771,6 @@
     <w:rsid w:val="00A10FD9"/>
     <w:rPr>
       <w:rFonts w:asciiTheme="majorHAnsi" w:cstheme="majorBidi" w:eastAsiaTheme="majorEastAsia" w:hAnsiTheme="majorHAnsi"/>
-      <w:spacing w:val="-10"/>
-      <w:kern w:val="28"/>
       <w:sz w:val="56"/>
       <w:szCs w:val="56"/>
     </w:rPr>
@@ -5815,23 +5811,31 @@
   </w:style>
   <w:style w:customStyle="1" w:styleId="Author" w:type="paragraph">
     <w:name w:val="Author"/>
+    <w:basedOn w:val="Title"/>
     <w:next w:val="BodyText"/>
     <w:qFormat/>
     <w:pPr>
       <w:keepNext/>
       <w:keepLines/>
-      <w:jc w:val="center"/>
     </w:pPr>
+    <w:rPr>
+      <w:sz w:val="24"/>
+      <w:szCs w:val="24"/>
+    </w:rPr>
   </w:style>
   <w:style w:styleId="Date" w:type="paragraph">
     <w:name w:val="Date"/>
+    <w:basedOn w:val="Title"/>
     <w:next w:val="BodyText"/>
     <w:qFormat/>
     <w:pPr>
       <w:keepNext/>
       <w:keepLines/>
-      <w:jc w:val="center"/>
     </w:pPr>
+    <w:rPr>
+      <w:sz w:val="24"/>
+      <w:szCs w:val="24"/>
+    </w:rPr>
   </w:style>
   <w:style w:customStyle="1" w:styleId="AbstractTitle" w:type="paragraph">
     <w:name w:val="Abstract Title"/>
@@ -6244,13 +6248,6 @@
       </w:tblCellMar>
     </w:tblPr>
     <w:tblStylePr w:type="firstRow">
-      <w:tblPr>
-        <w:jc w:val="left"/>
-        <w:tblInd w:type="dxa" w:w="0"/>
-      </w:tblPr>
-      <w:trPr>
-        <w:jc w:val="left"/>
-      </w:trPr>
       <w:tcPr>
         <w:tcBorders>
           <w:bottom w:val="single"/>

--- a/X_ENTREGABLES_CONSOLIDADOS/8_DOCUMENTOS_SERVIDOS/WORD/GESTION_EJECUTIVO_Alcance_y_Objetivos.docx
+++ b/X_ENTREGABLES_CONSOLIDADOS/8_DOCUMENTOS_SERVIDOS/WORD/GESTION_EJECUTIVO_Alcance_y_Objetivos.docx
@@ -28,7 +28,7 @@
         </w:p>
       </w:sdtContent>
     </w:sdt>
-    <w:bookmarkStart w:id="55" w:name="gestión-ejecutiva-alcance-y-objetivos"/>
+    <w:bookmarkStart w:id="66" w:name="gestión-ejecutiva-alcance-y-objetivos"/>
     <w:p>
       <w:pPr>
         <w:pStyle w:val="Heading1"/>
@@ -37,7 +37,7 @@
         <w:t xml:space="preserve">GESTIÓN EJECUTIVA: ALCANCE Y OBJETIVOS</w:t>
       </w:r>
     </w:p>
-    <w:bookmarkStart w:id="9" w:name="X32817e150955232e764a0a11997b125c5d2d5eb"/>
+    <w:bookmarkStart w:id="20" w:name="X32817e150955232e764a0a11997b125c5d2d5eb"/>
     <w:p>
       <w:pPr>
         <w:pStyle w:val="Heading2"/>
@@ -53,8 +53,8 @@
         </w:pict>
       </w:r>
     </w:p>
-    <w:bookmarkEnd w:id="9"/>
-    <w:bookmarkStart w:id="13" w:name="resumen-ejecutivo"/>
+    <w:bookmarkEnd w:id="20"/>
+    <w:bookmarkStart w:id="24" w:name="resumen-ejecutivo"/>
     <w:p>
       <w:pPr>
         <w:pStyle w:val="Heading2"/>
@@ -63,7 +63,7 @@
         <w:t xml:space="preserve">📊 RESUMEN EJECUTIVO</w:t>
       </w:r>
     </w:p>
-    <w:bookmarkStart w:id="10" w:name="qué-es-este-documento-y-por-qué-importa"/>
+    <w:bookmarkStart w:id="21" w:name="qué-es-este-documento-y-por-qué-importa"/>
     <w:p>
       <w:pPr>
         <w:pStyle w:val="Heading3"/>
@@ -84,10 +84,24 @@
       </w:r>
       <w:r>
         <w:rPr>
-          <w:b/>
-          <w:bCs/>
-        </w:rPr>
-        <w:t xml:space="preserve">“alcance y objetivos”</w:t>
+          <w:bCs/>
+          <w:b/>
+        </w:rPr>
+        <w:t xml:space="preserve">“</w:t>
+      </w:r>
+      <w:r>
+        <w:rPr>
+          <w:bCs/>
+          <w:b/>
+        </w:rPr>
+        <w:t xml:space="preserve">alcance y objetivos</w:t>
+      </w:r>
+      <w:r>
+        <w:rPr>
+          <w:bCs/>
+          <w:b/>
+        </w:rPr>
+        <w:t xml:space="preserve">”</w:t>
       </w:r>
       <w:r>
         <w:t xml:space="preserve"> </w:t>
@@ -99,7 +113,13 @@
         <w:t xml:space="preserve"> </w:t>
       </w:r>
       <w:r>
-        <w:t xml:space="preserve">“contrato de trabajo”</w:t>
+        <w:t xml:space="preserve">“</w:t>
+      </w:r>
+      <w:r>
+        <w:t xml:space="preserve">contrato de trabajo</w:t>
+      </w:r>
+      <w:r>
+        <w:t xml:space="preserve">”</w:t>
       </w:r>
       <w:r>
         <w:t xml:space="preserve"> </w:t>
@@ -108,8 +128,8 @@
         <w:t xml:space="preserve">del proyecto que todos deben entender y cumplir.</w:t>
       </w:r>
     </w:p>
-    <w:bookmarkEnd w:id="10"/>
-    <w:bookmarkStart w:id="11" w:name="X7c83a38cc8f42be1526a62fa09e05463bbe3395"/>
+    <w:bookmarkEnd w:id="21"/>
+    <w:bookmarkStart w:id="22" w:name="X7c83a38cc8f42be1526a62fa09e05463bbe3395"/>
     <w:p>
       <w:pPr>
         <w:pStyle w:val="Heading3"/>
@@ -120,16 +140,16 @@
     </w:p>
     <w:p>
       <w:pPr>
-        <w:pStyle w:val="Compact"/>
         <w:numPr>
           <w:ilvl w:val="0"/>
           <w:numId w:val="1001"/>
         </w:numPr>
-      </w:pPr>
-      <w:r>
-        <w:rPr>
-          <w:b/>
-          <w:bCs/>
+        <w:pStyle w:val="Compact"/>
+      </w:pPr>
+      <w:r>
+        <w:rPr>
+          <w:bCs/>
+          <w:b/>
         </w:rPr>
         <w:t xml:space="preserve">Inversión total:</w:t>
       </w:r>
@@ -142,16 +162,16 @@
     </w:p>
     <w:p>
       <w:pPr>
-        <w:pStyle w:val="Compact"/>
         <w:numPr>
           <w:ilvl w:val="0"/>
           <w:numId w:val="1001"/>
         </w:numPr>
-      </w:pPr>
-      <w:r>
-        <w:rPr>
-          <w:b/>
-          <w:bCs/>
+        <w:pStyle w:val="Compact"/>
+      </w:pPr>
+      <w:r>
+        <w:rPr>
+          <w:bCs/>
+          <w:b/>
         </w:rPr>
         <w:t xml:space="preserve">526.133 km corredor:</w:t>
       </w:r>
@@ -164,16 +184,16 @@
     </w:p>
     <w:p>
       <w:pPr>
-        <w:pStyle w:val="Compact"/>
         <w:numPr>
           <w:ilvl w:val="0"/>
           <w:numId w:val="1001"/>
         </w:numPr>
-      </w:pPr>
-      <w:r>
-        <w:rPr>
-          <w:b/>
-          <w:bCs/>
+        <w:pStyle w:val="Compact"/>
+      </w:pPr>
+      <w:r>
+        <w:rPr>
+          <w:bCs/>
+          <w:b/>
         </w:rPr>
         <w:t xml:space="preserve">15 locomotoras:</w:t>
       </w:r>
@@ -186,16 +206,16 @@
     </w:p>
     <w:p>
       <w:pPr>
-        <w:pStyle w:val="Compact"/>
         <w:numPr>
           <w:ilvl w:val="0"/>
           <w:numId w:val="1001"/>
         </w:numPr>
-      </w:pPr>
-      <w:r>
-        <w:rPr>
-          <w:b/>
-          <w:bCs/>
+        <w:pStyle w:val="Compact"/>
+      </w:pPr>
+      <w:r>
+        <w:rPr>
+          <w:bCs/>
+          <w:b/>
         </w:rPr>
         <w:t xml:space="preserve">37 estaciones:</w:t>
       </w:r>
@@ -203,21 +223,21 @@
         <w:t xml:space="preserve"> </w:t>
       </w:r>
       <w:r>
-        <w:t xml:space="preserve">Telecomunicaciones TETRA/RED TETRA (Misión Crítica)</w:t>
-      </w:r>
-    </w:p>
-    <w:p>
-      <w:pPr>
-        <w:pStyle w:val="Compact"/>
+        <w:t xml:space="preserve">Telecomunicaciones TETRA/Red Vital IP / TETRA</w:t>
+      </w:r>
+    </w:p>
+    <w:p>
+      <w:pPr>
         <w:numPr>
           <w:ilvl w:val="0"/>
           <w:numId w:val="1001"/>
         </w:numPr>
-      </w:pPr>
-      <w:r>
-        <w:rPr>
-          <w:b/>
-          <w:bCs/>
+        <w:pStyle w:val="Compact"/>
+      </w:pPr>
+      <w:r>
+        <w:rPr>
+          <w:bCs/>
+          <w:b/>
         </w:rPr>
         <w:t xml:space="preserve">5 estaciones ENCE:</w:t>
       </w:r>
@@ -230,18 +250,18 @@
     </w:p>
     <w:p>
       <w:pPr>
-        <w:pStyle w:val="Compact"/>
         <w:numPr>
           <w:ilvl w:val="0"/>
           <w:numId w:val="1001"/>
         </w:numPr>
-      </w:pPr>
-      <w:r>
-        <w:rPr>
-          <w:b/>
-          <w:bCs/>
-        </w:rPr>
-        <w:t xml:space="preserve">30 años operación:</w:t>
+        <w:pStyle w:val="Compact"/>
+      </w:pPr>
+      <w:r>
+        <w:rPr>
+          <w:bCs/>
+          <w:b/>
+        </w:rPr>
+        <w:t xml:space="preserve">30 anos operación:</w:t>
       </w:r>
       <w:r>
         <w:t xml:space="preserve"> </w:t>
@@ -252,16 +272,16 @@
     </w:p>
     <w:p>
       <w:pPr>
-        <w:pStyle w:val="Compact"/>
         <w:numPr>
           <w:ilvl w:val="0"/>
           <w:numId w:val="1001"/>
         </w:numPr>
-      </w:pPr>
-      <w:r>
-        <w:rPr>
-          <w:b/>
-          <w:bCs/>
+        <w:pStyle w:val="Compact"/>
+      </w:pPr>
+      <w:r>
+        <w:rPr>
+          <w:bCs/>
+          <w:b/>
         </w:rPr>
         <w:t xml:space="preserve">99.95% disponibilidad:</w:t>
       </w:r>
@@ -272,8 +292,8 @@
         <w:t xml:space="preserve">Sistemas críticos</w:t>
       </w:r>
     </w:p>
-    <w:bookmarkEnd w:id="11"/>
-    <w:bookmarkStart w:id="12" w:name="hitos-críticos"/>
+    <w:bookmarkEnd w:id="22"/>
+    <w:bookmarkStart w:id="23" w:name="hitos-críticos"/>
     <w:p>
       <w:pPr>
         <w:pStyle w:val="Heading3"/>
@@ -287,6 +307,7 @@
         <w:tblStyle w:val="Table"/>
         <w:tblW w:type="auto" w:w="0"/>
         <w:tblLook w:firstRow="1" w:lastRow="0" w:firstColumn="0" w:lastColumn="0" w:noHBand="0" w:noVBand="0" w:val="0020"/>
+        <w:jc w:val="start"/>
       </w:tblPr>
       <w:tblGrid>
         <w:gridCol w:w="2640"/>
@@ -295,7 +316,7 @@
       </w:tblGrid>
       <w:tr>
         <w:trPr>
-          <w:tblHeader w:val="on"/>
+          <w:tblHeader w:val="true"/>
         </w:trPr>
         <w:tc>
           <w:tcPr/>
@@ -343,7 +364,7 @@
               <w:jc w:val="left"/>
             </w:pPr>
             <w:r>
-              <w:t xml:space="preserve">Diseño Conceptual</w:t>
+              <w:t xml:space="preserve">Diseno Conceptual</w:t>
             </w:r>
           </w:p>
         </w:tc>
@@ -532,18 +553,18 @@
         </w:pict>
       </w:r>
     </w:p>
-    <w:bookmarkEnd w:id="12"/>
-    <w:bookmarkEnd w:id="13"/>
-    <w:bookmarkStart w:id="19" w:name="X16ad1bf8fd3c72f4f9f37ec0fde01a31e7fb65a"/>
+    <w:bookmarkEnd w:id="23"/>
+    <w:bookmarkEnd w:id="24"/>
+    <w:bookmarkStart w:id="30" w:name="X803e86927c714bbbb99cb452fc37c99f7ada6f4"/>
     <w:p>
       <w:pPr>
         <w:pStyle w:val="Heading2"/>
       </w:pPr>
       <w:r>
-        <w:t xml:space="preserve">🔍 CRITERIOS DE DISEÑO Y JUSTIFICACIONES TÉCNICAS</w:t>
-      </w:r>
-    </w:p>
-    <w:bookmarkStart w:id="14" w:name="por-qué-526.133-km-de-corredor"/>
+        <w:t xml:space="preserve">🔍 CRITERIOS DE DISENO Y JUSTIFICACIONES TÉCNICAS</w:t>
+      </w:r>
+    </w:p>
+    <w:bookmarkStart w:id="25" w:name="por-qué-526.133-km-de-corredor"/>
     <w:p>
       <w:pPr>
         <w:pStyle w:val="Heading3"/>
@@ -558,8 +579,8 @@
       </w:pPr>
       <w:r>
         <w:rPr>
-          <w:b/>
-          <w:bCs/>
+          <w:bCs/>
+          <w:b/>
         </w:rPr>
         <w:t xml:space="preserve">Justificación Técnica:</w:t>
       </w:r>
@@ -574,8 +595,8 @@
       </w:r>
       <w:r>
         <w:rPr>
-          <w:b/>
-          <w:bCs/>
+          <w:bCs/>
+          <w:b/>
         </w:rPr>
         <w:t xml:space="preserve">Distancia real:</w:t>
       </w:r>
@@ -596,8 +617,8 @@
       </w:r>
       <w:r>
         <w:rPr>
-          <w:b/>
-          <w:bCs/>
+          <w:bCs/>
+          <w:b/>
         </w:rPr>
         <w:t xml:space="preserve">Conectividad:</w:t>
       </w:r>
@@ -618,8 +639,8 @@
       </w:r>
       <w:r>
         <w:rPr>
-          <w:b/>
-          <w:bCs/>
+          <w:bCs/>
+          <w:b/>
         </w:rPr>
         <w:t xml:space="preserve">Capacidad:</w:t>
       </w:r>
@@ -640,8 +661,8 @@
       </w:r>
       <w:r>
         <w:rPr>
-          <w:b/>
-          <w:bCs/>
+          <w:bCs/>
+          <w:b/>
         </w:rPr>
         <w:t xml:space="preserve">Eficiencia:</w:t>
       </w:r>
@@ -662,8 +683,8 @@
       </w:r>
       <w:r>
         <w:rPr>
-          <w:b/>
-          <w:bCs/>
+          <w:bCs/>
+          <w:b/>
         </w:rPr>
         <w:t xml:space="preserve">Desarrollo:</w:t>
       </w:r>
@@ -674,8 +695,8 @@
         <w:t xml:space="preserve">Impulso al desarrollo regional</w:t>
       </w:r>
     </w:p>
-    <w:bookmarkEnd w:id="14"/>
-    <w:bookmarkStart w:id="15" w:name="por-qué-15-locomotoras"/>
+    <w:bookmarkEnd w:id="25"/>
+    <w:bookmarkStart w:id="26" w:name="por-qué-15-locomotoras"/>
     <w:p>
       <w:pPr>
         <w:pStyle w:val="Heading3"/>
@@ -690,8 +711,8 @@
       </w:pPr>
       <w:r>
         <w:rPr>
-          <w:b/>
-          <w:bCs/>
+          <w:bCs/>
+          <w:b/>
         </w:rPr>
         <w:t xml:space="preserve">Justificación de Capacidad:</w:t>
       </w:r>
@@ -706,8 +727,8 @@
       </w:r>
       <w:r>
         <w:rPr>
-          <w:b/>
-          <w:bCs/>
+          <w:bCs/>
+          <w:b/>
         </w:rPr>
         <w:t xml:space="preserve">Demanda proyectada:</w:t>
       </w:r>
@@ -728,8 +749,8 @@
       </w:r>
       <w:r>
         <w:rPr>
-          <w:b/>
-          <w:bCs/>
+          <w:bCs/>
+          <w:b/>
         </w:rPr>
         <w:t xml:space="preserve">Capacidad por locomotora:</w:t>
       </w:r>
@@ -750,8 +771,8 @@
       </w:r>
       <w:r>
         <w:rPr>
-          <w:b/>
-          <w:bCs/>
+          <w:bCs/>
+          <w:b/>
         </w:rPr>
         <w:t xml:space="preserve">Factor de utilización:</w:t>
       </w:r>
@@ -772,8 +793,8 @@
       </w:r>
       <w:r>
         <w:rPr>
-          <w:b/>
-          <w:bCs/>
+          <w:bCs/>
+          <w:b/>
         </w:rPr>
         <w:t xml:space="preserve">Cálculo:</w:t>
       </w:r>
@@ -788,8 +809,8 @@
       </w:r>
       <w:r>
         <w:rPr>
-          <w:b/>
-          <w:bCs/>
+          <w:bCs/>
+          <w:b/>
         </w:rPr>
         <w:t xml:space="preserve">15 locomotoras</w:t>
       </w:r>
@@ -804,8 +825,8 @@
       </w:r>
       <w:r>
         <w:rPr>
-          <w:b/>
-          <w:bCs/>
+          <w:bCs/>
+          <w:b/>
         </w:rPr>
         <w:t xml:space="preserve">Respaldo:</w:t>
       </w:r>
@@ -816,8 +837,8 @@
         <w:t xml:space="preserve">Factor de seguridad del 20%</w:t>
       </w:r>
     </w:p>
-    <w:bookmarkEnd w:id="15"/>
-    <w:bookmarkStart w:id="16" w:name="Xfc007db615e3f01de3a956e671d2a04d3bf3461"/>
+    <w:bookmarkEnd w:id="26"/>
+    <w:bookmarkStart w:id="27" w:name="Xfc007db615e3f01de3a956e671d2a04d3bf3461"/>
     <w:p>
       <w:pPr>
         <w:pStyle w:val="Heading3"/>
@@ -832,8 +853,8 @@
       </w:pPr>
       <w:r>
         <w:rPr>
-          <w:b/>
-          <w:bCs/>
+          <w:bCs/>
+          <w:b/>
         </w:rPr>
         <w:t xml:space="preserve">Justificación de Cobertura:</w:t>
       </w:r>
@@ -848,8 +869,8 @@
       </w:r>
       <w:r>
         <w:rPr>
-          <w:b/>
-          <w:bCs/>
+          <w:bCs/>
+          <w:b/>
         </w:rPr>
         <w:t xml:space="preserve">Radio de cobertura:</w:t>
       </w:r>
@@ -870,8 +891,8 @@
       </w:r>
       <w:r>
         <w:rPr>
-          <w:b/>
-          <w:bCs/>
+          <w:bCs/>
+          <w:b/>
         </w:rPr>
         <w:t xml:space="preserve">Solapamiento:</w:t>
       </w:r>
@@ -892,8 +913,8 @@
       </w:r>
       <w:r>
         <w:rPr>
-          <w:b/>
-          <w:bCs/>
+          <w:bCs/>
+          <w:b/>
         </w:rPr>
         <w:t xml:space="preserve">Cobertura efectiva:</w:t>
       </w:r>
@@ -914,8 +935,8 @@
       </w:r>
       <w:r>
         <w:rPr>
-          <w:b/>
-          <w:bCs/>
+          <w:bCs/>
+          <w:b/>
         </w:rPr>
         <w:t xml:space="preserve">Cálculo:</w:t>
       </w:r>
@@ -930,8 +951,8 @@
       </w:r>
       <w:r>
         <w:rPr>
-          <w:b/>
-          <w:bCs/>
+          <w:bCs/>
+          <w:b/>
         </w:rPr>
         <w:t xml:space="preserve">37 estaciones</w:t>
       </w:r>
@@ -946,8 +967,8 @@
       </w:r>
       <w:r>
         <w:rPr>
-          <w:b/>
-          <w:bCs/>
+          <w:bCs/>
+          <w:b/>
         </w:rPr>
         <w:t xml:space="preserve">Optimización:</w:t>
       </w:r>
@@ -958,8 +979,8 @@
         <w:t xml:space="preserve">Ubicaciones estratégicas</w:t>
       </w:r>
     </w:p>
-    <w:bookmarkEnd w:id="16"/>
-    <w:bookmarkStart w:id="17" w:name="por-qué-5-estaciones-ence"/>
+    <w:bookmarkEnd w:id="27"/>
+    <w:bookmarkStart w:id="28" w:name="por-qué-5-estaciones-ence"/>
     <w:p>
       <w:pPr>
         <w:pStyle w:val="Heading3"/>
@@ -974,8 +995,8 @@
       </w:pPr>
       <w:r>
         <w:rPr>
-          <w:b/>
-          <w:bCs/>
+          <w:bCs/>
+          <w:b/>
         </w:rPr>
         <w:t xml:space="preserve">Justificación de Operación:</w:t>
       </w:r>
@@ -990,8 +1011,8 @@
       </w:r>
       <w:r>
         <w:rPr>
-          <w:b/>
-          <w:bCs/>
+          <w:bCs/>
+          <w:b/>
         </w:rPr>
         <w:t xml:space="preserve">Estaciones críticas:</w:t>
       </w:r>
@@ -1012,8 +1033,8 @@
       </w:r>
       <w:r>
         <w:rPr>
-          <w:b/>
-          <w:bCs/>
+          <w:bCs/>
+          <w:b/>
         </w:rPr>
         <w:t xml:space="preserve">Maniobras complejas:</w:t>
       </w:r>
@@ -1034,8 +1055,8 @@
       </w:r>
       <w:r>
         <w:rPr>
-          <w:b/>
-          <w:bCs/>
+          <w:bCs/>
+          <w:b/>
         </w:rPr>
         <w:t xml:space="preserve">Seguridad:</w:t>
       </w:r>
@@ -1056,8 +1077,8 @@
       </w:r>
       <w:r>
         <w:rPr>
-          <w:b/>
-          <w:bCs/>
+          <w:bCs/>
+          <w:b/>
         </w:rPr>
         <w:t xml:space="preserve">Eficiencia:</w:t>
       </w:r>
@@ -1078,8 +1099,8 @@
       </w:r>
       <w:r>
         <w:rPr>
-          <w:b/>
-          <w:bCs/>
+          <w:bCs/>
+          <w:b/>
         </w:rPr>
         <w:t xml:space="preserve">Criterio:</w:t>
       </w:r>
@@ -1090,14 +1111,14 @@
         <w:t xml:space="preserve">Análisis de operación ferroviaria</w:t>
       </w:r>
     </w:p>
-    <w:bookmarkEnd w:id="17"/>
-    <w:bookmarkStart w:id="18" w:name="por-qué-30-años-de-operación"/>
+    <w:bookmarkEnd w:id="28"/>
+    <w:bookmarkStart w:id="29" w:name="por-qué-30-anos-de-operación"/>
     <w:p>
       <w:pPr>
         <w:pStyle w:val="Heading3"/>
       </w:pPr>
       <w:r>
-        <w:t xml:space="preserve">¿Por qué 30 años de operación?</w:t>
+        <w:t xml:space="preserve">¿Por qué 30 anos de operación?</w:t>
       </w:r>
     </w:p>
     <w:p>
@@ -1106,8 +1127,8 @@
       </w:pPr>
       <w:r>
         <w:rPr>
-          <w:b/>
-          <w:bCs/>
+          <w:bCs/>
+          <w:b/>
         </w:rPr>
         <w:t xml:space="preserve">Justificación de Vida Útil:</w:t>
       </w:r>
@@ -1122,8 +1143,8 @@
       </w:r>
       <w:r>
         <w:rPr>
-          <w:b/>
-          <w:bCs/>
+          <w:bCs/>
+          <w:b/>
         </w:rPr>
         <w:t xml:space="preserve">Infraestructura:</w:t>
       </w:r>
@@ -1131,7 +1152,7 @@
         <w:t xml:space="preserve"> </w:t>
       </w:r>
       <w:r>
-        <w:t xml:space="preserve">Vida útil de 50 años</w:t>
+        <w:t xml:space="preserve">Vida útil de 50 anos</w:t>
       </w:r>
       <w:r>
         <w:t xml:space="preserve"> </w:t>
@@ -1144,8 +1165,8 @@
       </w:r>
       <w:r>
         <w:rPr>
-          <w:b/>
-          <w:bCs/>
+          <w:bCs/>
+          <w:b/>
         </w:rPr>
         <w:t xml:space="preserve">Sistemas:</w:t>
       </w:r>
@@ -1153,7 +1174,7 @@
         <w:t xml:space="preserve"> </w:t>
       </w:r>
       <w:r>
-        <w:t xml:space="preserve">Vida útil de 30 años</w:t>
+        <w:t xml:space="preserve">Vida útil de 30 anos</w:t>
       </w:r>
       <w:r>
         <w:t xml:space="preserve"> </w:t>
@@ -1166,8 +1187,8 @@
       </w:r>
       <w:r>
         <w:rPr>
-          <w:b/>
-          <w:bCs/>
+          <w:bCs/>
+          <w:b/>
         </w:rPr>
         <w:t xml:space="preserve">Contrato:</w:t>
       </w:r>
@@ -1175,7 +1196,7 @@
         <w:t xml:space="preserve"> </w:t>
       </w:r>
       <w:r>
-        <w:t xml:space="preserve">Plazo de concesión de 30 años</w:t>
+        <w:t xml:space="preserve">Plazo de concesión de 30 anos</w:t>
       </w:r>
       <w:r>
         <w:t xml:space="preserve"> </w:t>
@@ -1188,8 +1209,8 @@
       </w:r>
       <w:r>
         <w:rPr>
-          <w:b/>
-          <w:bCs/>
+          <w:bCs/>
+          <w:b/>
         </w:rPr>
         <w:t xml:space="preserve">Mantenimiento:</w:t>
       </w:r>
@@ -1210,8 +1231,8 @@
       </w:r>
       <w:r>
         <w:rPr>
-          <w:b/>
-          <w:bCs/>
+          <w:bCs/>
+          <w:b/>
         </w:rPr>
         <w:t xml:space="preserve">Inversión:</w:t>
       </w:r>
@@ -1229,9 +1250,9 @@
         </w:pict>
       </w:r>
     </w:p>
-    <w:bookmarkEnd w:id="18"/>
-    <w:bookmarkEnd w:id="19"/>
-    <w:bookmarkStart w:id="23" w:name="función-y-propósito-del-proyecto"/>
+    <w:bookmarkEnd w:id="29"/>
+    <w:bookmarkEnd w:id="30"/>
+    <w:bookmarkStart w:id="34" w:name="función-y-propósito-del-proyecto"/>
     <w:p>
       <w:pPr>
         <w:pStyle w:val="Heading2"/>
@@ -1240,7 +1261,7 @@
         <w:t xml:space="preserve">🎯 FUNCIÓN Y PROPÓSITO DEL PROYECTO</w:t>
       </w:r>
     </w:p>
-    <w:bookmarkStart w:id="20" w:name="qué-hace-este-proyecto"/>
+    <w:bookmarkStart w:id="31" w:name="qué-hace-este-proyecto"/>
     <w:p>
       <w:pPr>
         <w:pStyle w:val="Heading3"/>
@@ -1261,8 +1282,8 @@
       </w:r>
       <w:r>
         <w:rPr>
-          <w:b/>
-          <w:bCs/>
+          <w:bCs/>
+          <w:b/>
         </w:rPr>
         <w:t xml:space="preserve">infraestructura ferroviaria</w:t>
       </w:r>
@@ -1283,8 +1304,8 @@
       </w:r>
       <w:r>
         <w:rPr>
-          <w:b/>
-          <w:bCs/>
+          <w:bCs/>
+          <w:b/>
         </w:rPr>
         <w:t xml:space="preserve">Transporte de carga:</w:t>
       </w:r>
@@ -1305,8 +1326,8 @@
       </w:r>
       <w:r>
         <w:rPr>
-          <w:b/>
-          <w:bCs/>
+          <w:bCs/>
+          <w:b/>
         </w:rPr>
         <w:t xml:space="preserve">Desarrollo regional:</w:t>
       </w:r>
@@ -1327,8 +1348,8 @@
       </w:r>
       <w:r>
         <w:rPr>
-          <w:b/>
-          <w:bCs/>
+          <w:bCs/>
+          <w:b/>
         </w:rPr>
         <w:t xml:space="preserve">Integración nacional:</w:t>
       </w:r>
@@ -1349,8 +1370,8 @@
       </w:r>
       <w:r>
         <w:rPr>
-          <w:b/>
-          <w:bCs/>
+          <w:bCs/>
+          <w:b/>
         </w:rPr>
         <w:t xml:space="preserve">Sostenibilidad:</w:t>
       </w:r>
@@ -1371,8 +1392,8 @@
       </w:r>
       <w:r>
         <w:rPr>
-          <w:b/>
-          <w:bCs/>
+          <w:bCs/>
+          <w:b/>
         </w:rPr>
         <w:t xml:space="preserve">Competitividad:</w:t>
       </w:r>
@@ -1383,8 +1404,8 @@
         <w:t xml:space="preserve">Reducción de costos logísticos</w:t>
       </w:r>
     </w:p>
-    <w:bookmarkEnd w:id="20"/>
-    <w:bookmarkStart w:id="21" w:name="por-qué-lo-necesitamos"/>
+    <w:bookmarkEnd w:id="31"/>
+    <w:bookmarkStart w:id="32" w:name="por-qué-lo-necesitamos"/>
     <w:p>
       <w:pPr>
         <w:pStyle w:val="Heading3"/>
@@ -1395,16 +1416,16 @@
     </w:p>
     <w:p>
       <w:pPr>
-        <w:pStyle w:val="Compact"/>
         <w:numPr>
           <w:ilvl w:val="0"/>
           <w:numId w:val="1002"/>
         </w:numPr>
-      </w:pPr>
-      <w:r>
-        <w:rPr>
-          <w:b/>
-          <w:bCs/>
+        <w:pStyle w:val="Compact"/>
+      </w:pPr>
+      <w:r>
+        <w:rPr>
+          <w:bCs/>
+          <w:b/>
         </w:rPr>
         <w:t xml:space="preserve">Conectividad:</w:t>
       </w:r>
@@ -1417,16 +1438,16 @@
     </w:p>
     <w:p>
       <w:pPr>
-        <w:pStyle w:val="Compact"/>
         <w:numPr>
           <w:ilvl w:val="0"/>
           <w:numId w:val="1002"/>
         </w:numPr>
-      </w:pPr>
-      <w:r>
-        <w:rPr>
-          <w:b/>
-          <w:bCs/>
+        <w:pStyle w:val="Compact"/>
+      </w:pPr>
+      <w:r>
+        <w:rPr>
+          <w:bCs/>
+          <w:b/>
         </w:rPr>
         <w:t xml:space="preserve">Eficiencia:</w:t>
       </w:r>
@@ -1439,16 +1460,16 @@
     </w:p>
     <w:p>
       <w:pPr>
-        <w:pStyle w:val="Compact"/>
         <w:numPr>
           <w:ilvl w:val="0"/>
           <w:numId w:val="1002"/>
         </w:numPr>
-      </w:pPr>
-      <w:r>
-        <w:rPr>
-          <w:b/>
-          <w:bCs/>
+        <w:pStyle w:val="Compact"/>
+      </w:pPr>
+      <w:r>
+        <w:rPr>
+          <w:bCs/>
+          <w:b/>
         </w:rPr>
         <w:t xml:space="preserve">Desarrollo:</w:t>
       </w:r>
@@ -1461,16 +1482,16 @@
     </w:p>
     <w:p>
       <w:pPr>
-        <w:pStyle w:val="Compact"/>
         <w:numPr>
           <w:ilvl w:val="0"/>
           <w:numId w:val="1002"/>
         </w:numPr>
-      </w:pPr>
-      <w:r>
-        <w:rPr>
-          <w:b/>
-          <w:bCs/>
+        <w:pStyle w:val="Compact"/>
+      </w:pPr>
+      <w:r>
+        <w:rPr>
+          <w:bCs/>
+          <w:b/>
         </w:rPr>
         <w:t xml:space="preserve">Sostenibilidad:</w:t>
       </w:r>
@@ -1483,16 +1504,16 @@
     </w:p>
     <w:p>
       <w:pPr>
-        <w:pStyle w:val="Compact"/>
         <w:numPr>
           <w:ilvl w:val="0"/>
           <w:numId w:val="1002"/>
         </w:numPr>
-      </w:pPr>
-      <w:r>
-        <w:rPr>
-          <w:b/>
-          <w:bCs/>
+        <w:pStyle w:val="Compact"/>
+      </w:pPr>
+      <w:r>
+        <w:rPr>
+          <w:bCs/>
+          <w:b/>
         </w:rPr>
         <w:t xml:space="preserve">Competitividad:</w:t>
       </w:r>
@@ -1503,8 +1524,8 @@
         <w:t xml:space="preserve">Mejora de competitividad regional</w:t>
       </w:r>
     </w:p>
-    <w:bookmarkEnd w:id="21"/>
-    <w:bookmarkStart w:id="22" w:name="cómo-se-integra-con-otros-proyectos"/>
+    <w:bookmarkEnd w:id="32"/>
+    <w:bookmarkStart w:id="33" w:name="cómo-se-integra-con-otros-proyectos"/>
     <w:p>
       <w:pPr>
         <w:pStyle w:val="Heading3"/>
@@ -1567,9 +1588,9 @@
         </w:pict>
       </w:r>
     </w:p>
-    <w:bookmarkEnd w:id="22"/>
-    <w:bookmarkEnd w:id="23"/>
-    <w:bookmarkStart w:id="27" w:name="componentes-principales"/>
+    <w:bookmarkEnd w:id="33"/>
+    <w:bookmarkEnd w:id="34"/>
+    <w:bookmarkStart w:id="38" w:name="componentes-principales"/>
     <w:p>
       <w:pPr>
         <w:pStyle w:val="Heading2"/>
@@ -1578,7 +1599,7 @@
         <w:t xml:space="preserve">🏗️ COMPONENTES PRINCIPALES</w:t>
       </w:r>
     </w:p>
-    <w:bookmarkStart w:id="24" w:name="infraestructura-ferroviaria"/>
+    <w:bookmarkStart w:id="35" w:name="infraestructura-ferroviaria"/>
     <w:p>
       <w:pPr>
         <w:pStyle w:val="Heading3"/>
@@ -1593,8 +1614,8 @@
       </w:pPr>
       <w:r>
         <w:rPr>
-          <w:b/>
-          <w:bCs/>
+          <w:bCs/>
+          <w:b/>
         </w:rPr>
         <w:t xml:space="preserve">Propósito:</w:t>
       </w:r>
@@ -1611,8 +1632,8 @@
       </w:pPr>
       <w:r>
         <w:rPr>
-          <w:b/>
-          <w:bCs/>
+          <w:bCs/>
+          <w:b/>
         </w:rPr>
         <w:t xml:space="preserve">Especificaciones técnicas:</w:t>
       </w:r>
@@ -1639,8 +1660,8 @@
       </w:r>
       <w:r>
         <w:rPr>
-          <w:b/>
-          <w:bCs/>
+          <w:bCs/>
+          <w:b/>
         </w:rPr>
         <w:t xml:space="preserve">Longitud</w:t>
       </w:r>
@@ -1661,8 +1682,8 @@
       </w:r>
       <w:r>
         <w:rPr>
-          <w:b/>
-          <w:bCs/>
+          <w:bCs/>
+          <w:b/>
         </w:rPr>
         <w:t xml:space="preserve">Trocha</w:t>
       </w:r>
@@ -1683,8 +1704,8 @@
       </w:r>
       <w:r>
         <w:rPr>
-          <w:b/>
-          <w:bCs/>
+          <w:bCs/>
+          <w:b/>
         </w:rPr>
         <w:t xml:space="preserve">Vías</w:t>
       </w:r>
@@ -1705,8 +1726,8 @@
       </w:r>
       <w:r>
         <w:rPr>
-          <w:b/>
-          <w:bCs/>
+          <w:bCs/>
+          <w:b/>
         </w:rPr>
         <w:t xml:space="preserve">Velocidad</w:t>
       </w:r>
@@ -1717,8 +1738,8 @@
         <w:t xml:space="preserve">| 80 km/h | Especificaciones del corredor |</w:t>
       </w:r>
     </w:p>
-    <w:bookmarkEnd w:id="24"/>
-    <w:bookmarkStart w:id="25" w:name="sistemas-técnicos"/>
+    <w:bookmarkEnd w:id="35"/>
+    <w:bookmarkStart w:id="36" w:name="sistemas-técnicos"/>
     <w:p>
       <w:pPr>
         <w:pStyle w:val="Heading3"/>
@@ -1733,8 +1754,8 @@
       </w:pPr>
       <w:r>
         <w:rPr>
-          <w:b/>
-          <w:bCs/>
+          <w:bCs/>
+          <w:b/>
         </w:rPr>
         <w:t xml:space="preserve">Propósito:</w:t>
       </w:r>
@@ -1751,8 +1772,8 @@
       </w:pPr>
       <w:r>
         <w:rPr>
-          <w:b/>
-          <w:bCs/>
+          <w:bCs/>
+          <w:b/>
         </w:rPr>
         <w:t xml:space="preserve">Componentes instalados:</w:t>
       </w:r>
@@ -1779,10 +1800,10 @@
       </w:r>
       <w:r>
         <w:rPr>
-          <w:b/>
-          <w:bCs/>
-        </w:rPr>
-        <w:t xml:space="preserve">Control y Señalización</w:t>
+          <w:bCs/>
+          <w:b/>
+        </w:rPr>
+        <w:t xml:space="preserve">Control y Senalización</w:t>
       </w:r>
       <w:r>
         <w:t xml:space="preserve"> </w:t>
@@ -1801,8 +1822,8 @@
       </w:r>
       <w:r>
         <w:rPr>
-          <w:b/>
-          <w:bCs/>
+          <w:bCs/>
+          <w:b/>
         </w:rPr>
         <w:t xml:space="preserve">Telecomunicaciones</w:t>
       </w:r>
@@ -1823,8 +1844,8 @@
       </w:r>
       <w:r>
         <w:rPr>
-          <w:b/>
-          <w:bCs/>
+          <w:bCs/>
+          <w:b/>
         </w:rPr>
         <w:t xml:space="preserve">ITS y Seguridad</w:t>
       </w:r>
@@ -1845,8 +1866,8 @@
       </w:r>
       <w:r>
         <w:rPr>
-          <w:b/>
-          <w:bCs/>
+          <w:bCs/>
+          <w:b/>
         </w:rPr>
         <w:t xml:space="preserve">Material Rodante</w:t>
       </w:r>
@@ -1857,8 +1878,8 @@
         <w:t xml:space="preserve">| 15 locomotoras | Transporte | ⏳ En desarrollo |</w:t>
       </w:r>
     </w:p>
-    <w:bookmarkEnd w:id="25"/>
-    <w:bookmarkStart w:id="26" w:name="gestión-de-proyecto"/>
+    <w:bookmarkEnd w:id="36"/>
+    <w:bookmarkStart w:id="37" w:name="gestión-de-proyecto"/>
     <w:p>
       <w:pPr>
         <w:pStyle w:val="Heading3"/>
@@ -1873,8 +1894,8 @@
       </w:pPr>
       <w:r>
         <w:rPr>
-          <w:b/>
-          <w:bCs/>
+          <w:bCs/>
+          <w:b/>
         </w:rPr>
         <w:t xml:space="preserve">Propósito:</w:t>
       </w:r>
@@ -1891,8 +1912,8 @@
       </w:pPr>
       <w:r>
         <w:rPr>
-          <w:b/>
-          <w:bCs/>
+          <w:bCs/>
+          <w:b/>
         </w:rPr>
         <w:t xml:space="preserve">Componentes instalados:</w:t>
       </w:r>
@@ -1919,8 +1940,8 @@
       </w:r>
       <w:r>
         <w:rPr>
-          <w:b/>
-          <w:bCs/>
+          <w:bCs/>
+          <w:b/>
         </w:rPr>
         <w:t xml:space="preserve">Cronograma</w:t>
       </w:r>
@@ -1941,8 +1962,8 @@
       </w:r>
       <w:r>
         <w:rPr>
-          <w:b/>
-          <w:bCs/>
+          <w:bCs/>
+          <w:b/>
         </w:rPr>
         <w:t xml:space="preserve">Presupuesto</w:t>
       </w:r>
@@ -1963,8 +1984,8 @@
       </w:r>
       <w:r>
         <w:rPr>
-          <w:b/>
-          <w:bCs/>
+          <w:bCs/>
+          <w:b/>
         </w:rPr>
         <w:t xml:space="preserve">Recursos</w:t>
       </w:r>
@@ -1985,8 +2006,8 @@
       </w:r>
       <w:r>
         <w:rPr>
-          <w:b/>
-          <w:bCs/>
+          <w:bCs/>
+          <w:b/>
         </w:rPr>
         <w:t xml:space="preserve">Calidad</w:t>
       </w:r>
@@ -2004,9 +2025,9 @@
         </w:pict>
       </w:r>
     </w:p>
-    <w:bookmarkEnd w:id="26"/>
-    <w:bookmarkEnd w:id="27"/>
-    <w:bookmarkStart w:id="30" w:name="especificaciones-técnicas-clave"/>
+    <w:bookmarkEnd w:id="37"/>
+    <w:bookmarkEnd w:id="38"/>
+    <w:bookmarkStart w:id="41" w:name="especificaciones-técnicas-clave"/>
     <w:p>
       <w:pPr>
         <w:pStyle w:val="Heading2"/>
@@ -2015,7 +2036,7 @@
         <w:t xml:space="preserve">📐 ESPECIFICACIONES TÉCNICAS CLAVE</w:t>
       </w:r>
     </w:p>
-    <w:bookmarkStart w:id="28" w:name="tabla-consolidada-de-especificaciones"/>
+    <w:bookmarkStart w:id="39" w:name="tabla-consolidada-de-especificaciones"/>
     <w:p>
       <w:pPr>
         <w:pStyle w:val="Heading3"/>
@@ -2029,6 +2050,7 @@
         <w:tblStyle w:val="Table"/>
         <w:tblW w:type="auto" w:w="0"/>
         <w:tblLook w:firstRow="1" w:lastRow="0" w:firstColumn="0" w:lastColumn="0" w:noHBand="0" w:noVBand="0" w:val="0020"/>
+        <w:jc w:val="start"/>
       </w:tblPr>
       <w:tblGrid>
         <w:gridCol w:w="2640"/>
@@ -2037,7 +2059,7 @@
       </w:tblGrid>
       <w:tr>
         <w:trPr>
-          <w:tblHeader w:val="on"/>
+          <w:tblHeader w:val="true"/>
         </w:trPr>
         <w:tc>
           <w:tcPr/>
@@ -2249,7 +2271,7 @@
               <w:jc w:val="left"/>
             </w:pPr>
             <w:r>
-              <w:t xml:space="preserve">30 años</w:t>
+              <w:t xml:space="preserve">30 anos</w:t>
             </w:r>
           </w:p>
         </w:tc>
@@ -2267,8 +2289,8 @@
         </w:tc>
       </w:tr>
     </w:tbl>
-    <w:bookmarkEnd w:id="28"/>
-    <w:bookmarkStart w:id="29" w:name="criterios-de-aceptación"/>
+    <w:bookmarkEnd w:id="39"/>
+    <w:bookmarkStart w:id="40" w:name="criterios-de-aceptación"/>
     <w:p>
       <w:pPr>
         <w:pStyle w:val="Heading3"/>
@@ -2279,11 +2301,11 @@
     </w:p>
     <w:p>
       <w:pPr>
-        <w:pStyle w:val="Compact"/>
         <w:numPr>
           <w:ilvl w:val="0"/>
           <w:numId w:val="1003"/>
         </w:numPr>
+        <w:pStyle w:val="Compact"/>
       </w:pPr>
       <w:r>
         <w:t xml:space="preserve">✅ Corredor 526.133 km operativo</w:t>
@@ -2291,11 +2313,11 @@
     </w:p>
     <w:p>
       <w:pPr>
-        <w:pStyle w:val="Compact"/>
         <w:numPr>
           <w:ilvl w:val="0"/>
           <w:numId w:val="1003"/>
         </w:numPr>
+        <w:pStyle w:val="Compact"/>
       </w:pPr>
       <w:r>
         <w:t xml:space="preserve">✅ Sistemas técnicos funcionando</w:t>
@@ -2303,11 +2325,11 @@
     </w:p>
     <w:p>
       <w:pPr>
-        <w:pStyle w:val="Compact"/>
         <w:numPr>
           <w:ilvl w:val="0"/>
           <w:numId w:val="1003"/>
         </w:numPr>
+        <w:pStyle w:val="Compact"/>
       </w:pPr>
       <w:r>
         <w:t xml:space="preserve">✅ Material rodante operativo</w:t>
@@ -2315,11 +2337,11 @@
     </w:p>
     <w:p>
       <w:pPr>
-        <w:pStyle w:val="Compact"/>
         <w:numPr>
           <w:ilvl w:val="0"/>
           <w:numId w:val="1003"/>
         </w:numPr>
+        <w:pStyle w:val="Compact"/>
       </w:pPr>
       <w:r>
         <w:t xml:space="preserve">✅ Disponibilidad 99.95%</w:t>
@@ -2327,11 +2349,11 @@
     </w:p>
     <w:p>
       <w:pPr>
-        <w:pStyle w:val="Compact"/>
         <w:numPr>
           <w:ilvl w:val="0"/>
           <w:numId w:val="1003"/>
         </w:numPr>
+        <w:pStyle w:val="Compact"/>
       </w:pPr>
       <w:r>
         <w:t xml:space="preserve">✅ Cumplimiento contractual</w:t>
@@ -2344,9 +2366,9 @@
         </w:pict>
       </w:r>
     </w:p>
-    <w:bookmarkEnd w:id="29"/>
-    <w:bookmarkEnd w:id="30"/>
-    <w:bookmarkStart w:id="33" w:name="ubicación-y-despliegue"/>
+    <w:bookmarkEnd w:id="40"/>
+    <w:bookmarkEnd w:id="41"/>
+    <w:bookmarkStart w:id="44" w:name="ubicación-y-despliegue"/>
     <w:p>
       <w:pPr>
         <w:pStyle w:val="Heading2"/>
@@ -2355,7 +2377,7 @@
         <w:t xml:space="preserve">📍 UBICACIÓN Y DESPLIEGUE</w:t>
       </w:r>
     </w:p>
-    <w:bookmarkStart w:id="31" w:name="mapa-de-despliegue"/>
+    <w:bookmarkStart w:id="42" w:name="mapa-de-despliegue"/>
     <w:p>
       <w:pPr>
         <w:pStyle w:val="Heading3"/>
@@ -2372,8 +2394,8 @@
         <w:t xml:space="preserve">El proyecto se extiende 526.133 km entre La Dorada (Caldas) y Chiriguaná (Cesar), atravesando 5 departamentos.</w:t>
       </w:r>
     </w:p>
-    <w:bookmarkEnd w:id="31"/>
-    <w:bookmarkStart w:id="32" w:name="tabla-de-ubicaciones-principales"/>
+    <w:bookmarkEnd w:id="42"/>
+    <w:bookmarkStart w:id="43" w:name="tabla-de-ubicaciones-principales"/>
     <w:p>
       <w:pPr>
         <w:pStyle w:val="Heading3"/>
@@ -2386,8 +2408,9 @@
       <w:tblPr>
         <w:tblStyle w:val="Table"/>
         <w:tblW w:type="pct" w:w="5000"/>
+        <w:tblLook w:firstRow="1" w:lastRow="0" w:firstColumn="0" w:lastColumn="0" w:noHBand="0" w:noVBand="0" w:val="0020"/>
+        <w:jc w:val="start"/>
         <w:tblLayout w:type="fixed"/>
-        <w:tblLook w:firstRow="1" w:lastRow="0" w:firstColumn="0" w:lastColumn="0" w:noHBand="0" w:noVBand="0" w:val="0020"/>
       </w:tblPr>
       <w:tblGrid>
         <w:gridCol w:w="2124"/>
@@ -2397,7 +2420,7 @@
       </w:tblGrid>
       <w:tr>
         <w:trPr>
-          <w:tblHeader w:val="on"/>
+          <w:tblHeader w:val="true"/>
         </w:trPr>
         <w:tc>
           <w:tcPr/>
@@ -2458,8 +2481,8 @@
             </w:pPr>
             <w:r>
               <w:rPr>
+                <w:bCs/>
                 <w:b/>
-                <w:bCs/>
               </w:rPr>
               <w:t xml:space="preserve">La Dorada</w:t>
             </w:r>
@@ -2512,8 +2535,8 @@
             </w:pPr>
             <w:r>
               <w:rPr>
+                <w:bCs/>
                 <w:b/>
-                <w:bCs/>
               </w:rPr>
               <w:t xml:space="preserve">Chiriguaná</w:t>
             </w:r>
@@ -2566,8 +2589,8 @@
             </w:pPr>
             <w:r>
               <w:rPr>
+                <w:bCs/>
                 <w:b/>
-                <w:bCs/>
               </w:rPr>
               <w:t xml:space="preserve">Corredor</w:t>
             </w:r>
@@ -2618,9 +2641,9 @@
         </w:pict>
       </w:r>
     </w:p>
-    <w:bookmarkEnd w:id="32"/>
-    <w:bookmarkEnd w:id="33"/>
-    <w:bookmarkStart w:id="37" w:name="operación-y-mantenimiento"/>
+    <w:bookmarkEnd w:id="43"/>
+    <w:bookmarkEnd w:id="44"/>
+    <w:bookmarkStart w:id="48" w:name="operación-y-mantenimiento"/>
     <w:p>
       <w:pPr>
         <w:pStyle w:val="Heading2"/>
@@ -2629,7 +2652,7 @@
         <w:t xml:space="preserve">⚙️ OPERACIÓN Y MANTENIMIENTO</w:t>
       </w:r>
     </w:p>
-    <w:bookmarkStart w:id="34" w:name="operación-normal"/>
+    <w:bookmarkStart w:id="45" w:name="operación-normal"/>
     <w:p>
       <w:pPr>
         <w:pStyle w:val="Heading3"/>
@@ -2646,8 +2669,8 @@
         <w:t xml:space="preserve">El proyecto opera 24/7 proporcionando transporte ferroviario de carga, con mantenimiento preventivo y respaldo para emergencias.</w:t>
       </w:r>
     </w:p>
-    <w:bookmarkEnd w:id="34"/>
-    <w:bookmarkStart w:id="35" w:name="mantenimiento-preventivo"/>
+    <w:bookmarkEnd w:id="45"/>
+    <w:bookmarkStart w:id="46" w:name="mantenimiento-preventivo"/>
     <w:p>
       <w:pPr>
         <w:pStyle w:val="Heading3"/>
@@ -2658,16 +2681,16 @@
     </w:p>
     <w:p>
       <w:pPr>
-        <w:pStyle w:val="Compact"/>
         <w:numPr>
           <w:ilvl w:val="0"/>
           <w:numId w:val="1004"/>
         </w:numPr>
-      </w:pPr>
-      <w:r>
-        <w:rPr>
-          <w:b/>
-          <w:bCs/>
+        <w:pStyle w:val="Compact"/>
+      </w:pPr>
+      <w:r>
+        <w:rPr>
+          <w:bCs/>
+          <w:b/>
         </w:rPr>
         <w:t xml:space="preserve">Diario:</w:t>
       </w:r>
@@ -2680,16 +2703,16 @@
     </w:p>
     <w:p>
       <w:pPr>
-        <w:pStyle w:val="Compact"/>
         <w:numPr>
           <w:ilvl w:val="0"/>
           <w:numId w:val="1004"/>
         </w:numPr>
-      </w:pPr>
-      <w:r>
-        <w:rPr>
-          <w:b/>
-          <w:bCs/>
+        <w:pStyle w:val="Compact"/>
+      </w:pPr>
+      <w:r>
+        <w:rPr>
+          <w:bCs/>
+          <w:b/>
         </w:rPr>
         <w:t xml:space="preserve">Semanal:</w:t>
       </w:r>
@@ -2702,16 +2725,16 @@
     </w:p>
     <w:p>
       <w:pPr>
-        <w:pStyle w:val="Compact"/>
         <w:numPr>
           <w:ilvl w:val="0"/>
           <w:numId w:val="1004"/>
         </w:numPr>
-      </w:pPr>
-      <w:r>
-        <w:rPr>
-          <w:b/>
-          <w:bCs/>
+        <w:pStyle w:val="Compact"/>
+      </w:pPr>
+      <w:r>
+        <w:rPr>
+          <w:bCs/>
+          <w:b/>
         </w:rPr>
         <w:t xml:space="preserve">Mensual:</w:t>
       </w:r>
@@ -2724,16 +2747,16 @@
     </w:p>
     <w:p>
       <w:pPr>
-        <w:pStyle w:val="Compact"/>
         <w:numPr>
           <w:ilvl w:val="0"/>
           <w:numId w:val="1004"/>
         </w:numPr>
-      </w:pPr>
-      <w:r>
-        <w:rPr>
-          <w:b/>
-          <w:bCs/>
+        <w:pStyle w:val="Compact"/>
+      </w:pPr>
+      <w:r>
+        <w:rPr>
+          <w:bCs/>
+          <w:b/>
         </w:rPr>
         <w:t xml:space="preserve">Trimestral:</w:t>
       </w:r>
@@ -2746,16 +2769,16 @@
     </w:p>
     <w:p>
       <w:pPr>
-        <w:pStyle w:val="Compact"/>
         <w:numPr>
           <w:ilvl w:val="0"/>
           <w:numId w:val="1004"/>
         </w:numPr>
-      </w:pPr>
-      <w:r>
-        <w:rPr>
-          <w:b/>
-          <w:bCs/>
+        <w:pStyle w:val="Compact"/>
+      </w:pPr>
+      <w:r>
+        <w:rPr>
+          <w:bCs/>
+          <w:b/>
         </w:rPr>
         <w:t xml:space="preserve">Anual:</w:t>
       </w:r>
@@ -2766,8 +2789,8 @@
         <w:t xml:space="preserve">Revisión completa y certificación</w:t>
       </w:r>
     </w:p>
-    <w:bookmarkEnd w:id="35"/>
-    <w:bookmarkStart w:id="36" w:name="respuesta-a-incidentes"/>
+    <w:bookmarkEnd w:id="46"/>
+    <w:bookmarkStart w:id="47" w:name="respuesta-a-incidentes"/>
     <w:p>
       <w:pPr>
         <w:pStyle w:val="Heading3"/>
@@ -2778,16 +2801,16 @@
     </w:p>
     <w:p>
       <w:pPr>
-        <w:pStyle w:val="Compact"/>
         <w:numPr>
           <w:ilvl w:val="0"/>
           <w:numId w:val="1005"/>
         </w:numPr>
-      </w:pPr>
-      <w:r>
-        <w:rPr>
-          <w:b/>
-          <w:bCs/>
+        <w:pStyle w:val="Compact"/>
+      </w:pPr>
+      <w:r>
+        <w:rPr>
+          <w:bCs/>
+          <w:b/>
         </w:rPr>
         <w:t xml:space="preserve">Detección</w:t>
       </w:r>
@@ -2800,16 +2823,16 @@
     </w:p>
     <w:p>
       <w:pPr>
-        <w:pStyle w:val="Compact"/>
         <w:numPr>
           <w:ilvl w:val="0"/>
           <w:numId w:val="1005"/>
         </w:numPr>
-      </w:pPr>
-      <w:r>
-        <w:rPr>
-          <w:b/>
-          <w:bCs/>
+        <w:pStyle w:val="Compact"/>
+      </w:pPr>
+      <w:r>
+        <w:rPr>
+          <w:bCs/>
+          <w:b/>
         </w:rPr>
         <w:t xml:space="preserve">Evaluación</w:t>
       </w:r>
@@ -2822,16 +2845,16 @@
     </w:p>
     <w:p>
       <w:pPr>
-        <w:pStyle w:val="Compact"/>
         <w:numPr>
           <w:ilvl w:val="0"/>
           <w:numId w:val="1005"/>
         </w:numPr>
-      </w:pPr>
-      <w:r>
-        <w:rPr>
-          <w:b/>
-          <w:bCs/>
+        <w:pStyle w:val="Compact"/>
+      </w:pPr>
+      <w:r>
+        <w:rPr>
+          <w:bCs/>
+          <w:b/>
         </w:rPr>
         <w:t xml:space="preserve">Implementación</w:t>
       </w:r>
@@ -2844,16 +2867,16 @@
     </w:p>
     <w:p>
       <w:pPr>
-        <w:pStyle w:val="Compact"/>
         <w:numPr>
           <w:ilvl w:val="0"/>
           <w:numId w:val="1005"/>
         </w:numPr>
-      </w:pPr>
-      <w:r>
-        <w:rPr>
-          <w:b/>
-          <w:bCs/>
+        <w:pStyle w:val="Compact"/>
+      </w:pPr>
+      <w:r>
+        <w:rPr>
+          <w:bCs/>
+          <w:b/>
         </w:rPr>
         <w:t xml:space="preserve">Monitoreo</w:t>
       </w:r>
@@ -2866,16 +2889,16 @@
     </w:p>
     <w:p>
       <w:pPr>
-        <w:pStyle w:val="Compact"/>
         <w:numPr>
           <w:ilvl w:val="0"/>
           <w:numId w:val="1005"/>
         </w:numPr>
-      </w:pPr>
-      <w:r>
-        <w:rPr>
-          <w:b/>
-          <w:bCs/>
+        <w:pStyle w:val="Compact"/>
+      </w:pPr>
+      <w:r>
+        <w:rPr>
+          <w:bCs/>
+          <w:b/>
         </w:rPr>
         <w:t xml:space="preserve">Documentación</w:t>
       </w:r>
@@ -2893,9 +2916,9 @@
         </w:pict>
       </w:r>
     </w:p>
-    <w:bookmarkEnd w:id="36"/>
-    <w:bookmarkEnd w:id="37"/>
-    <w:bookmarkStart w:id="40" w:name="interfaces-con-otros-proyectos"/>
+    <w:bookmarkEnd w:id="47"/>
+    <w:bookmarkEnd w:id="48"/>
+    <w:bookmarkStart w:id="51" w:name="interfaces-con-otros-proyectos"/>
     <w:p>
       <w:pPr>
         <w:pStyle w:val="Heading2"/>
@@ -2904,7 +2927,7 @@
         <w:t xml:space="preserve">🔗 INTERFACES CON OTROS PROYECTOS</w:t>
       </w:r>
     </w:p>
-    <w:bookmarkStart w:id="38" w:name="diagrama-de-interfaces"/>
+    <w:bookmarkStart w:id="49" w:name="diagrama-de-interfaces"/>
     <w:p>
       <w:pPr>
         <w:pStyle w:val="Heading3"/>
@@ -2960,8 +2983,8 @@
         <w:t xml:space="preserve">[Competitividad] ←→ [Sostenibilidad]</w:t>
       </w:r>
     </w:p>
-    <w:bookmarkEnd w:id="38"/>
-    <w:bookmarkStart w:id="39" w:name="tabla-de-interfaces-críticas"/>
+    <w:bookmarkEnd w:id="49"/>
+    <w:bookmarkStart w:id="50" w:name="tabla-de-interfaces-críticas"/>
     <w:p>
       <w:pPr>
         <w:pStyle w:val="Heading3"/>
@@ -2974,8 +2997,9 @@
       <w:tblPr>
         <w:tblStyle w:val="Table"/>
         <w:tblW w:type="pct" w:w="5000"/>
+        <w:tblLook w:firstRow="1" w:lastRow="0" w:firstColumn="0" w:lastColumn="0" w:noHBand="0" w:noVBand="0" w:val="0020"/>
+        <w:jc w:val="start"/>
         <w:tblLayout w:type="fixed"/>
-        <w:tblLook w:firstRow="1" w:lastRow="0" w:firstColumn="0" w:lastColumn="0" w:noHBand="0" w:noVBand="0" w:val="0020"/>
       </w:tblPr>
       <w:tblGrid>
         <w:gridCol w:w="1494"/>
@@ -2985,7 +3009,7 @@
       </w:tblGrid>
       <w:tr>
         <w:trPr>
-          <w:tblHeader w:val="on"/>
+          <w:tblHeader w:val="true"/>
         </w:trPr>
         <w:tc>
           <w:tcPr/>
@@ -3046,8 +3070,8 @@
             </w:pPr>
             <w:r>
               <w:rPr>
+                <w:bCs/>
                 <w:b/>
-                <w:bCs/>
               </w:rPr>
               <w:t xml:space="preserve">Red Ferroviaria Nacional</w:t>
             </w:r>
@@ -3100,8 +3124,8 @@
             </w:pPr>
             <w:r>
               <w:rPr>
+                <w:bCs/>
                 <w:b/>
-                <w:bCs/>
               </w:rPr>
               <w:t xml:space="preserve">Desarrollo Regional</w:t>
             </w:r>
@@ -3154,8 +3178,8 @@
             </w:pPr>
             <w:r>
               <w:rPr>
+                <w:bCs/>
                 <w:b/>
-                <w:bCs/>
               </w:rPr>
               <w:t xml:space="preserve">Conectividad Nacional</w:t>
             </w:r>
@@ -3206,9 +3230,9 @@
         </w:pict>
       </w:r>
     </w:p>
-    <w:bookmarkEnd w:id="39"/>
-    <w:bookmarkEnd w:id="40"/>
-    <w:bookmarkStart w:id="44" w:name="supuestos-técnicos-y-limitaciones"/>
+    <w:bookmarkEnd w:id="50"/>
+    <w:bookmarkEnd w:id="51"/>
+    <w:bookmarkStart w:id="55" w:name="supuestos-técnicos-y-limitaciones"/>
     <w:p>
       <w:pPr>
         <w:pStyle w:val="Heading2"/>
@@ -3217,21 +3241,22 @@
         <w:t xml:space="preserve">📋 SUPUESTOS TÉCNICOS Y LIMITACIONES</w:t>
       </w:r>
     </w:p>
-    <w:bookmarkStart w:id="41" w:name="supuestos-críticos-del-diseño"/>
+    <w:bookmarkStart w:id="52" w:name="supuestos-críticos-del-diseno"/>
     <w:p>
       <w:pPr>
         <w:pStyle w:val="Heading3"/>
       </w:pPr>
       <w:r>
-        <w:t xml:space="preserve">Supuestos Críticos del Diseño</w:t>
+        <w:t xml:space="preserve">Supuestos Críticos del Diseno</w:t>
       </w:r>
     </w:p>
     <w:tbl>
       <w:tblPr>
         <w:tblStyle w:val="Table"/>
         <w:tblW w:type="pct" w:w="5000"/>
+        <w:tblLook w:firstRow="1" w:lastRow="0" w:firstColumn="0" w:lastColumn="0" w:noHBand="0" w:noVBand="0" w:val="0020"/>
+        <w:jc w:val="start"/>
         <w:tblLayout w:type="fixed"/>
-        <w:tblLook w:firstRow="1" w:lastRow="0" w:firstColumn="0" w:lastColumn="0" w:noHBand="0" w:noVBand="0" w:val="0020"/>
       </w:tblPr>
       <w:tblGrid>
         <w:gridCol w:w="1414"/>
@@ -3241,7 +3266,7 @@
       </w:tblGrid>
       <w:tr>
         <w:trPr>
-          <w:tblHeader w:val="on"/>
+          <w:tblHeader w:val="true"/>
         </w:trPr>
         <w:tc>
           <w:tcPr/>
@@ -3302,8 +3327,8 @@
             </w:pPr>
             <w:r>
               <w:rPr>
+                <w:bCs/>
                 <w:b/>
-                <w:bCs/>
               </w:rPr>
               <w:t xml:space="preserve">Demanda de transporte</w:t>
             </w:r>
@@ -3356,8 +3381,8 @@
             </w:pPr>
             <w:r>
               <w:rPr>
+                <w:bCs/>
                 <w:b/>
-                <w:bCs/>
               </w:rPr>
               <w:t xml:space="preserve">Disponibilidad</w:t>
             </w:r>
@@ -3410,8 +3435,8 @@
             </w:pPr>
             <w:r>
               <w:rPr>
+                <w:bCs/>
                 <w:b/>
-                <w:bCs/>
               </w:rPr>
               <w:t xml:space="preserve">Vida útil</w:t>
             </w:r>
@@ -3425,7 +3450,7 @@
               <w:jc w:val="left"/>
             </w:pPr>
             <w:r>
-              <w:t xml:space="preserve">30 años</w:t>
+              <w:t xml:space="preserve">30 anos</w:t>
             </w:r>
           </w:p>
         </w:tc>
@@ -3464,8 +3489,8 @@
             </w:pPr>
             <w:r>
               <w:rPr>
+                <w:bCs/>
                 <w:b/>
-                <w:bCs/>
               </w:rPr>
               <w:t xml:space="preserve">Condiciones ambientales</w:t>
             </w:r>
@@ -3509,28 +3534,28 @@
         </w:tc>
       </w:tr>
     </w:tbl>
-    <w:bookmarkEnd w:id="41"/>
-    <w:bookmarkStart w:id="42" w:name="limitaciones-del-diseño"/>
+    <w:bookmarkEnd w:id="52"/>
+    <w:bookmarkStart w:id="53" w:name="limitaciones-del-diseno"/>
     <w:p>
       <w:pPr>
         <w:pStyle w:val="Heading3"/>
       </w:pPr>
       <w:r>
-        <w:t xml:space="preserve">Limitaciones del Diseño</w:t>
-      </w:r>
-    </w:p>
-    <w:p>
-      <w:pPr>
-        <w:pStyle w:val="Compact"/>
+        <w:t xml:space="preserve">Limitaciones del Diseno</w:t>
+      </w:r>
+    </w:p>
+    <w:p>
+      <w:pPr>
         <w:numPr>
           <w:ilvl w:val="0"/>
           <w:numId w:val="1006"/>
         </w:numPr>
-      </w:pPr>
-      <w:r>
-        <w:rPr>
-          <w:b/>
-          <w:bCs/>
+        <w:pStyle w:val="Compact"/>
+      </w:pPr>
+      <w:r>
+        <w:rPr>
+          <w:bCs/>
+          <w:b/>
         </w:rPr>
         <w:t xml:space="preserve">Capacidad:</w:t>
       </w:r>
@@ -3543,16 +3568,16 @@
     </w:p>
     <w:p>
       <w:pPr>
-        <w:pStyle w:val="Compact"/>
         <w:numPr>
           <w:ilvl w:val="0"/>
           <w:numId w:val="1006"/>
         </w:numPr>
-      </w:pPr>
-      <w:r>
-        <w:rPr>
-          <w:b/>
-          <w:bCs/>
+        <w:pStyle w:val="Compact"/>
+      </w:pPr>
+      <w:r>
+        <w:rPr>
+          <w:bCs/>
+          <w:b/>
         </w:rPr>
         <w:t xml:space="preserve">Velocidad:</w:t>
       </w:r>
@@ -3565,16 +3590,16 @@
     </w:p>
     <w:p>
       <w:pPr>
-        <w:pStyle w:val="Compact"/>
         <w:numPr>
           <w:ilvl w:val="0"/>
           <w:numId w:val="1006"/>
         </w:numPr>
-      </w:pPr>
-      <w:r>
-        <w:rPr>
-          <w:b/>
-          <w:bCs/>
+        <w:pStyle w:val="Compact"/>
+      </w:pPr>
+      <w:r>
+        <w:rPr>
+          <w:bCs/>
+          <w:b/>
         </w:rPr>
         <w:t xml:space="preserve">Mantenimiento:</w:t>
       </w:r>
@@ -3587,16 +3612,16 @@
     </w:p>
     <w:p>
       <w:pPr>
-        <w:pStyle w:val="Compact"/>
         <w:numPr>
           <w:ilvl w:val="0"/>
           <w:numId w:val="1006"/>
         </w:numPr>
-      </w:pPr>
-      <w:r>
-        <w:rPr>
-          <w:b/>
-          <w:bCs/>
+        <w:pStyle w:val="Compact"/>
+      </w:pPr>
+      <w:r>
+        <w:rPr>
+          <w:bCs/>
+          <w:b/>
         </w:rPr>
         <w:t xml:space="preserve">Ambiental:</w:t>
       </w:r>
@@ -3609,16 +3634,16 @@
     </w:p>
     <w:p>
       <w:pPr>
-        <w:pStyle w:val="Compact"/>
         <w:numPr>
           <w:ilvl w:val="0"/>
           <w:numId w:val="1006"/>
         </w:numPr>
-      </w:pPr>
-      <w:r>
-        <w:rPr>
-          <w:b/>
-          <w:bCs/>
+        <w:pStyle w:val="Compact"/>
+      </w:pPr>
+      <w:r>
+        <w:rPr>
+          <w:bCs/>
+          <w:b/>
         </w:rPr>
         <w:t xml:space="preserve">Financiero:</w:t>
       </w:r>
@@ -3629,8 +3654,8 @@
         <w:t xml:space="preserve">Limitado por presupuesto disponible</w:t>
       </w:r>
     </w:p>
-    <w:bookmarkEnd w:id="42"/>
-    <w:bookmarkStart w:id="43" w:name="dependencias-críticas"/>
+    <w:bookmarkEnd w:id="53"/>
+    <w:bookmarkStart w:id="54" w:name="dependencias-críticas"/>
     <w:p>
       <w:pPr>
         <w:pStyle w:val="Heading3"/>
@@ -3641,16 +3666,16 @@
     </w:p>
     <w:p>
       <w:pPr>
-        <w:pStyle w:val="Compact"/>
         <w:numPr>
           <w:ilvl w:val="0"/>
           <w:numId w:val="1007"/>
         </w:numPr>
-      </w:pPr>
-      <w:r>
-        <w:rPr>
-          <w:b/>
-          <w:bCs/>
+        <w:pStyle w:val="Compact"/>
+      </w:pPr>
+      <w:r>
+        <w:rPr>
+          <w:bCs/>
+          <w:b/>
         </w:rPr>
         <w:t xml:space="preserve">Infraestructura civil:</w:t>
       </w:r>
@@ -3663,16 +3688,16 @@
     </w:p>
     <w:p>
       <w:pPr>
-        <w:pStyle w:val="Compact"/>
         <w:numPr>
           <w:ilvl w:val="0"/>
           <w:numId w:val="1007"/>
         </w:numPr>
-      </w:pPr>
-      <w:r>
-        <w:rPr>
-          <w:b/>
-          <w:bCs/>
+        <w:pStyle w:val="Compact"/>
+      </w:pPr>
+      <w:r>
+        <w:rPr>
+          <w:bCs/>
+          <w:b/>
         </w:rPr>
         <w:t xml:space="preserve">Sistemas técnicos:</w:t>
       </w:r>
@@ -3685,16 +3710,16 @@
     </w:p>
     <w:p>
       <w:pPr>
-        <w:pStyle w:val="Compact"/>
         <w:numPr>
           <w:ilvl w:val="0"/>
           <w:numId w:val="1007"/>
         </w:numPr>
-      </w:pPr>
-      <w:r>
-        <w:rPr>
-          <w:b/>
-          <w:bCs/>
+        <w:pStyle w:val="Compact"/>
+      </w:pPr>
+      <w:r>
+        <w:rPr>
+          <w:bCs/>
+          <w:b/>
         </w:rPr>
         <w:t xml:space="preserve">Personal técnico:</w:t>
       </w:r>
@@ -3707,16 +3732,16 @@
     </w:p>
     <w:p>
       <w:pPr>
-        <w:pStyle w:val="Compact"/>
         <w:numPr>
           <w:ilvl w:val="0"/>
           <w:numId w:val="1007"/>
         </w:numPr>
-      </w:pPr>
-      <w:r>
-        <w:rPr>
-          <w:b/>
-          <w:bCs/>
+        <w:pStyle w:val="Compact"/>
+      </w:pPr>
+      <w:r>
+        <w:rPr>
+          <w:bCs/>
+          <w:b/>
         </w:rPr>
         <w:t xml:space="preserve">Recursos financieros:</w:t>
       </w:r>
@@ -3729,16 +3754,16 @@
     </w:p>
     <w:p>
       <w:pPr>
-        <w:pStyle w:val="Compact"/>
         <w:numPr>
           <w:ilvl w:val="0"/>
           <w:numId w:val="1007"/>
         </w:numPr>
-      </w:pPr>
-      <w:r>
-        <w:rPr>
-          <w:b/>
-          <w:bCs/>
+        <w:pStyle w:val="Compact"/>
+      </w:pPr>
+      <w:r>
+        <w:rPr>
+          <w:bCs/>
+          <w:b/>
         </w:rPr>
         <w:t xml:space="preserve">Licencias ambientales:</w:t>
       </w:r>
@@ -3756,9 +3781,9 @@
         </w:pict>
       </w:r>
     </w:p>
-    <w:bookmarkEnd w:id="43"/>
-    <w:bookmarkEnd w:id="44"/>
-    <w:bookmarkStart w:id="45" w:name="riesgos-y-mitigaciones"/>
+    <w:bookmarkEnd w:id="54"/>
+    <w:bookmarkEnd w:id="55"/>
+    <w:bookmarkStart w:id="56" w:name="riesgos-y-mitigaciones"/>
     <w:p>
       <w:pPr>
         <w:pStyle w:val="Heading2"/>
@@ -3771,8 +3796,9 @@
       <w:tblPr>
         <w:tblStyle w:val="Table"/>
         <w:tblW w:type="pct" w:w="5000"/>
+        <w:tblLook w:firstRow="1" w:lastRow="0" w:firstColumn="0" w:lastColumn="0" w:noHBand="0" w:noVBand="0" w:val="0020"/>
+        <w:jc w:val="start"/>
         <w:tblLayout w:type="fixed"/>
-        <w:tblLook w:firstRow="1" w:lastRow="0" w:firstColumn="0" w:lastColumn="0" w:noHBand="0" w:noVBand="0" w:val="0020"/>
       </w:tblPr>
       <w:tblGrid>
         <w:gridCol w:w="1218"/>
@@ -3783,7 +3809,7 @@
       </w:tblGrid>
       <w:tr>
         <w:trPr>
-          <w:tblHeader w:val="on"/>
+          <w:tblHeader w:val="true"/>
         </w:trPr>
         <w:tc>
           <w:tcPr/>
@@ -4164,8 +4190,8 @@
         </w:pict>
       </w:r>
     </w:p>
-    <w:bookmarkEnd w:id="45"/>
-    <w:bookmarkStart w:id="48" w:name="cumplimiento-contractual"/>
+    <w:bookmarkEnd w:id="56"/>
+    <w:bookmarkStart w:id="59" w:name="cumplimiento-contractual"/>
     <w:p>
       <w:pPr>
         <w:pStyle w:val="Heading2"/>
@@ -4174,7 +4200,7 @@
         <w:t xml:space="preserve">📋 CUMPLIMIENTO CONTRACTUAL</w:t>
       </w:r>
     </w:p>
-    <w:bookmarkStart w:id="46" w:name="obligaciones-clave-del-contrato"/>
+    <w:bookmarkStart w:id="57" w:name="obligaciones-clave-del-contrato"/>
     <w:p>
       <w:pPr>
         <w:pStyle w:val="Heading3"/>
@@ -4185,11 +4211,11 @@
     </w:p>
     <w:p>
       <w:pPr>
-        <w:pStyle w:val="Compact"/>
         <w:numPr>
           <w:ilvl w:val="0"/>
           <w:numId w:val="1008"/>
         </w:numPr>
+        <w:pStyle w:val="Compact"/>
       </w:pPr>
       <w:r>
         <w:t xml:space="preserve">✅</w:t>
@@ -4199,8 +4225,8 @@
       </w:r>
       <w:r>
         <w:rPr>
-          <w:b/>
-          <w:bCs/>
+          <w:bCs/>
+          <w:b/>
         </w:rPr>
         <w:t xml:space="preserve">AT1 - Alcance:</w:t>
       </w:r>
@@ -4213,11 +4239,11 @@
     </w:p>
     <w:p>
       <w:pPr>
-        <w:pStyle w:val="Compact"/>
         <w:numPr>
           <w:ilvl w:val="0"/>
           <w:numId w:val="1008"/>
         </w:numPr>
+        <w:pStyle w:val="Compact"/>
       </w:pPr>
       <w:r>
         <w:t xml:space="preserve">✅</w:t>
@@ -4227,8 +4253,8 @@
       </w:r>
       <w:r>
         <w:rPr>
-          <w:b/>
-          <w:bCs/>
+          <w:bCs/>
+          <w:b/>
         </w:rPr>
         <w:t xml:space="preserve">AT2 - Operación:</w:t>
       </w:r>
@@ -4241,11 +4267,11 @@
     </w:p>
     <w:p>
       <w:pPr>
-        <w:pStyle w:val="Compact"/>
         <w:numPr>
           <w:ilvl w:val="0"/>
           <w:numId w:val="1008"/>
         </w:numPr>
+        <w:pStyle w:val="Compact"/>
       </w:pPr>
       <w:r>
         <w:t xml:space="preserve">⏳</w:t>
@@ -4255,8 +4281,8 @@
       </w:r>
       <w:r>
         <w:rPr>
-          <w:b/>
-          <w:bCs/>
+          <w:bCs/>
+          <w:b/>
         </w:rPr>
         <w:t xml:space="preserve">AT3 - Especificaciones:</w:t>
       </w:r>
@@ -4269,11 +4295,11 @@
     </w:p>
     <w:p>
       <w:pPr>
-        <w:pStyle w:val="Compact"/>
         <w:numPr>
           <w:ilvl w:val="0"/>
           <w:numId w:val="1008"/>
         </w:numPr>
+        <w:pStyle w:val="Compact"/>
       </w:pPr>
       <w:r>
         <w:t xml:space="preserve">⏳</w:t>
@@ -4283,8 +4309,8 @@
       </w:r>
       <w:r>
         <w:rPr>
-          <w:b/>
-          <w:bCs/>
+          <w:bCs/>
+          <w:b/>
         </w:rPr>
         <w:t xml:space="preserve">AT4 - Indicadores:</w:t>
       </w:r>
@@ -4297,11 +4323,11 @@
     </w:p>
     <w:p>
       <w:pPr>
-        <w:pStyle w:val="Compact"/>
         <w:numPr>
           <w:ilvl w:val="0"/>
           <w:numId w:val="1008"/>
         </w:numPr>
+        <w:pStyle w:val="Compact"/>
       </w:pPr>
       <w:r>
         <w:t xml:space="preserve">⏳</w:t>
@@ -4311,8 +4337,8 @@
       </w:r>
       <w:r>
         <w:rPr>
-          <w:b/>
-          <w:bCs/>
+          <w:bCs/>
+          <w:b/>
         </w:rPr>
         <w:t xml:space="preserve">AT5-AT10:</w:t>
       </w:r>
@@ -4323,8 +4349,8 @@
         <w:t xml:space="preserve">Apéndices técnicos - En progreso</w:t>
       </w:r>
     </w:p>
-    <w:bookmarkEnd w:id="46"/>
-    <w:bookmarkStart w:id="47" w:name="referencias-contractuales"/>
+    <w:bookmarkEnd w:id="57"/>
+    <w:bookmarkStart w:id="58" w:name="referencias-contractuales"/>
     <w:p>
       <w:pPr>
         <w:pStyle w:val="Heading3"/>
@@ -4335,16 +4361,16 @@
     </w:p>
     <w:p>
       <w:pPr>
-        <w:pStyle w:val="Compact"/>
         <w:numPr>
           <w:ilvl w:val="0"/>
           <w:numId w:val="1009"/>
         </w:numPr>
-      </w:pPr>
-      <w:r>
-        <w:rPr>
-          <w:b/>
-          <w:bCs/>
+        <w:pStyle w:val="Compact"/>
+      </w:pPr>
+      <w:r>
+        <w:rPr>
+          <w:bCs/>
+          <w:b/>
         </w:rPr>
         <w:t xml:space="preserve">Contrato General:</w:t>
       </w:r>
@@ -4357,16 +4383,16 @@
     </w:p>
     <w:p>
       <w:pPr>
-        <w:pStyle w:val="Compact"/>
         <w:numPr>
           <w:ilvl w:val="0"/>
           <w:numId w:val="1009"/>
         </w:numPr>
-      </w:pPr>
-      <w:r>
-        <w:rPr>
-          <w:b/>
-          <w:bCs/>
+        <w:pStyle w:val="Compact"/>
+      </w:pPr>
+      <w:r>
+        <w:rPr>
+          <w:bCs/>
+          <w:b/>
         </w:rPr>
         <w:t xml:space="preserve">Apéndices Técnicos 1-10:</w:t>
       </w:r>
@@ -4379,16 +4405,16 @@
     </w:p>
     <w:p>
       <w:pPr>
-        <w:pStyle w:val="Compact"/>
         <w:numPr>
           <w:ilvl w:val="0"/>
           <w:numId w:val="1009"/>
         </w:numPr>
-      </w:pPr>
-      <w:r>
-        <w:rPr>
-          <w:b/>
-          <w:bCs/>
+        <w:pStyle w:val="Compact"/>
+      </w:pPr>
+      <w:r>
+        <w:rPr>
+          <w:bCs/>
+          <w:b/>
         </w:rPr>
         <w:t xml:space="preserve">Cláusulas:</w:t>
       </w:r>
@@ -4406,9 +4432,9 @@
         </w:pict>
       </w:r>
     </w:p>
-    <w:bookmarkEnd w:id="47"/>
-    <w:bookmarkEnd w:id="48"/>
-    <w:bookmarkStart w:id="51" w:name="documentación-de-soporte"/>
+    <w:bookmarkEnd w:id="58"/>
+    <w:bookmarkEnd w:id="59"/>
+    <w:bookmarkStart w:id="62" w:name="documentación-de-soporte"/>
     <w:p>
       <w:pPr>
         <w:pStyle w:val="Heading2"/>
@@ -4417,7 +4443,7 @@
         <w:t xml:space="preserve">📚 DOCUMENTACIÓN DE SOPORTE</w:t>
       </w:r>
     </w:p>
-    <w:bookmarkStart w:id="49" w:name="documentos-técnicos-disponibles"/>
+    <w:bookmarkStart w:id="60" w:name="documentos-técnicos-disponibles"/>
     <w:p>
       <w:pPr>
         <w:pStyle w:val="Heading3"/>
@@ -4430,8 +4456,9 @@
       <w:tblPr>
         <w:tblStyle w:val="Table"/>
         <w:tblW w:type="pct" w:w="5000"/>
+        <w:tblLook w:firstRow="1" w:lastRow="0" w:firstColumn="0" w:lastColumn="0" w:noHBand="0" w:noVBand="0" w:val="0020"/>
+        <w:jc w:val="start"/>
         <w:tblLayout w:type="fixed"/>
-        <w:tblLook w:firstRow="1" w:lastRow="0" w:firstColumn="0" w:lastColumn="0" w:noHBand="0" w:noVBand="0" w:val="0020"/>
       </w:tblPr>
       <w:tblGrid>
         <w:gridCol w:w="2354"/>
@@ -4441,7 +4468,7 @@
       </w:tblGrid>
       <w:tr>
         <w:trPr>
-          <w:tblHeader w:val="on"/>
+          <w:tblHeader w:val="true"/>
         </w:trPr>
         <w:tc>
           <w:tcPr/>
@@ -4596,8 +4623,8 @@
         </w:tc>
       </w:tr>
     </w:tbl>
-    <w:bookmarkEnd w:id="49"/>
-    <w:bookmarkStart w:id="50" w:name="para-más-información-técnica"/>
+    <w:bookmarkEnd w:id="60"/>
+    <w:bookmarkStart w:id="61" w:name="para-más-información-técnica"/>
     <w:p>
       <w:pPr>
         <w:pStyle w:val="Heading3"/>
@@ -4621,9 +4648,9 @@
         </w:pict>
       </w:r>
     </w:p>
-    <w:bookmarkEnd w:id="50"/>
-    <w:bookmarkEnd w:id="51"/>
-    <w:bookmarkStart w:id="52" w:name="contactos-y-responsables"/>
+    <w:bookmarkEnd w:id="61"/>
+    <w:bookmarkEnd w:id="62"/>
+    <w:bookmarkStart w:id="63" w:name="contactos-y-responsables"/>
     <w:p>
       <w:pPr>
         <w:pStyle w:val="Heading2"/>
@@ -4637,6 +4664,7 @@
         <w:tblStyle w:val="Table"/>
         <w:tblW w:type="auto" w:w="0"/>
         <w:tblLook w:firstRow="1" w:lastRow="0" w:firstColumn="0" w:lastColumn="0" w:noHBand="0" w:noVBand="0" w:val="0020"/>
+        <w:jc w:val="start"/>
       </w:tblPr>
       <w:tblGrid>
         <w:gridCol w:w="2640"/>
@@ -4645,7 +4673,7 @@
       </w:tblGrid>
       <w:tr>
         <w:trPr>
-          <w:tblHeader w:val="on"/>
+          <w:tblHeader w:val="true"/>
         </w:trPr>
         <w:tc>
           <w:tcPr/>
@@ -4806,14 +4834,14 @@
         </w:pict>
       </w:r>
     </w:p>
-    <w:bookmarkEnd w:id="52"/>
-    <w:bookmarkStart w:id="53" w:name="indicadores-de-desempeño-kpis"/>
+    <w:bookmarkEnd w:id="63"/>
+    <w:bookmarkStart w:id="64" w:name="indicadores-de-desempeno-kpis"/>
     <w:p>
       <w:pPr>
         <w:pStyle w:val="Heading2"/>
       </w:pPr>
       <w:r>
-        <w:t xml:space="preserve">📊 INDICADORES DE DESEMPEÑO (KPIs)</w:t>
+        <w:t xml:space="preserve">📊 INDICADORES DE DESEMPENO (KPIs)</w:t>
       </w:r>
     </w:p>
     <w:tbl>
@@ -4821,6 +4849,7 @@
         <w:tblStyle w:val="Table"/>
         <w:tblW w:type="auto" w:w="0"/>
         <w:tblLook w:firstRow="1" w:lastRow="0" w:firstColumn="0" w:lastColumn="0" w:noHBand="0" w:noVBand="0" w:val="0020"/>
+        <w:jc w:val="start"/>
       </w:tblPr>
       <w:tblGrid>
         <w:gridCol w:w="1980"/>
@@ -4830,7 +4859,7 @@
       </w:tblGrid>
       <w:tr>
         <w:trPr>
-          <w:tblHeader w:val="on"/>
+          <w:tblHeader w:val="true"/>
         </w:trPr>
         <w:tc>
           <w:tcPr/>
@@ -5139,8 +5168,8 @@
         </w:pict>
       </w:r>
     </w:p>
-    <w:bookmarkEnd w:id="53"/>
-    <w:bookmarkStart w:id="54" w:name="control-de-versiones"/>
+    <w:bookmarkEnd w:id="64"/>
+    <w:bookmarkStart w:id="65" w:name="control-de-versiones"/>
     <w:p>
       <w:pPr>
         <w:pStyle w:val="Heading2"/>
@@ -5153,8 +5182,9 @@
       <w:tblPr>
         <w:tblStyle w:val="Table"/>
         <w:tblW w:type="pct" w:w="5000"/>
+        <w:tblLook w:firstRow="1" w:lastRow="0" w:firstColumn="0" w:lastColumn="0" w:noHBand="0" w:noVBand="0" w:val="0020"/>
+        <w:jc w:val="start"/>
         <w:tblLayout w:type="fixed"/>
-        <w:tblLook w:firstRow="1" w:lastRow="0" w:firstColumn="0" w:lastColumn="0" w:noHBand="0" w:noVBand="0" w:val="0020"/>
       </w:tblPr>
       <w:tblGrid>
         <w:gridCol w:w="1425"/>
@@ -5164,7 +5194,7 @@
       </w:tblGrid>
       <w:tr>
         <w:trPr>
-          <w:tblHeader w:val="on"/>
+          <w:tblHeader w:val="true"/>
         </w:trPr>
         <w:tc>
           <w:tcPr/>
@@ -5279,8 +5309,8 @@
       </w:pPr>
       <w:r>
         <w:rPr>
-          <w:b/>
-          <w:bCs/>
+          <w:bCs/>
+          <w:b/>
         </w:rPr>
         <w:t xml:space="preserve">Documento preparado por:</w:t>
       </w:r>
@@ -5295,8 +5325,8 @@
       </w:r>
       <w:r>
         <w:rPr>
-          <w:b/>
-          <w:bCs/>
+          <w:bCs/>
+          <w:b/>
         </w:rPr>
         <w:t xml:space="preserve">Última actualización:</w:t>
       </w:r>
@@ -5311,8 +5341,8 @@
       </w:r>
       <w:r>
         <w:rPr>
-          <w:b/>
-          <w:bCs/>
+          <w:bCs/>
+          <w:b/>
         </w:rPr>
         <w:t xml:space="preserve">Próxima revisión:</w:t>
       </w:r>
@@ -5327,8 +5357,8 @@
       </w:r>
       <w:r>
         <w:rPr>
-          <w:b/>
-          <w:bCs/>
+          <w:bCs/>
+          <w:b/>
         </w:rPr>
         <w:t xml:space="preserve">Basado en:</w:t>
       </w:r>
@@ -5339,13 +5369,9 @@
         <w:t xml:space="preserve">GESTION_MASTER_Alcance_y_Objetivos_v1.0.md</w:t>
       </w:r>
     </w:p>
-    <w:bookmarkEnd w:id="54"/>
-    <w:bookmarkEnd w:id="55"/>
-    <w:sectPr>
-      <w:footnotePr>
-        <w:numRestart w:val="eachSect"/>
-      </w:footnotePr>
-    </w:sectPr>
+    <w:bookmarkEnd w:id="65"/>
+    <w:bookmarkEnd w:id="66"/>
+    <w:sectPr/>
   </w:body>
 </w:document>
 </file>
@@ -5376,14 +5402,14 @@
 <file path=word/numbering.xml><?xml version="1.0" encoding="utf-8"?>
 <w:numbering xmlns:w="http://schemas.openxmlformats.org/wordprocessingml/2006/main">
   <w:abstractNum w:abstractNumId="990">
-    <w:nsid w:val="0000A990"/>
+    <w:nsid w:val="A990"/>
     <w:multiLevelType w:val="multilevel"/>
     <w:lvl w:ilvl="0">
       <w:numFmt w:val="bullet"/>
       <w:lvlText w:val=" "/>
       <w:lvlJc w:val="left"/>
       <w:pPr>
-        <w:ind w:left="720" w:hanging="360"/>
+        <w:ind w:left="720" w:hanging="480"/>
       </w:pPr>
     </w:lvl>
     <w:lvl w:ilvl="1">
@@ -5391,7 +5417,7 @@
       <w:lvlText w:val=" "/>
       <w:lvlJc w:val="left"/>
       <w:pPr>
-        <w:ind w:left="1440" w:hanging="360"/>
+        <w:ind w:left="1440" w:hanging="480"/>
       </w:pPr>
     </w:lvl>
     <w:lvl w:ilvl="2">
@@ -5399,7 +5425,7 @@
       <w:lvlText w:val=" "/>
       <w:lvlJc w:val="left"/>
       <w:pPr>
-        <w:ind w:left="2160" w:hanging="360"/>
+        <w:ind w:left="2160" w:hanging="480"/>
       </w:pPr>
     </w:lvl>
     <w:lvl w:ilvl="3">
@@ -5407,7 +5433,7 @@
       <w:lvlText w:val=" "/>
       <w:lvlJc w:val="left"/>
       <w:pPr>
-        <w:ind w:left="2880" w:hanging="360"/>
+        <w:ind w:left="2880" w:hanging="480"/>
       </w:pPr>
     </w:lvl>
     <w:lvl w:ilvl="4">
@@ -5415,7 +5441,7 @@
       <w:lvlText w:val=" "/>
       <w:lvlJc w:val="left"/>
       <w:pPr>
-        <w:ind w:left="3600" w:hanging="360"/>
+        <w:ind w:left="3600" w:hanging="480"/>
       </w:pPr>
     </w:lvl>
     <w:lvl w:ilvl="5">
@@ -5423,7 +5449,7 @@
       <w:lvlText w:val=" "/>
       <w:lvlJc w:val="left"/>
       <w:pPr>
-        <w:ind w:left="4320" w:hanging="360"/>
+        <w:ind w:left="4320" w:hanging="480"/>
       </w:pPr>
     </w:lvl>
     <w:lvl w:ilvl="6">
@@ -5431,7 +5457,7 @@
       <w:lvlText w:val=" "/>
       <w:lvlJc w:val="left"/>
       <w:pPr>
-        <w:ind w:left="5040" w:hanging="360"/>
+        <w:ind w:left="5040" w:hanging="480"/>
       </w:pPr>
     </w:lvl>
     <w:lvl w:ilvl="7">
@@ -5439,7 +5465,7 @@
       <w:lvlText w:val=" "/>
       <w:lvlJc w:val="left"/>
       <w:pPr>
-        <w:ind w:left="5760" w:hanging="360"/>
+        <w:ind w:left="5760" w:hanging="480"/>
       </w:pPr>
     </w:lvl>
     <w:lvl w:ilvl="8">
@@ -5447,115 +5473,88 @@
       <w:lvlText w:val=" "/>
       <w:lvlJc w:val="left"/>
       <w:pPr>
-        <w:ind w:left="6480" w:hanging="360"/>
+        <w:ind w:left="6480" w:hanging="480"/>
       </w:pPr>
     </w:lvl>
   </w:abstractNum>
   <w:abstractNum w:abstractNumId="991">
-    <w:nsid w:val="0000A991"/>
+    <w:nsid w:val="A991"/>
     <w:multiLevelType w:val="multilevel"/>
     <w:lvl w:ilvl="0">
       <w:numFmt w:val="bullet"/>
-      <w:lvlText w:val=""/>
+      <w:lvlText w:val="•"/>
       <w:lvlJc w:val="left"/>
       <w:pPr>
-        <w:ind w:left="720" w:hanging="360"/>
-      </w:pPr>
-      <w:rPr>
-        <w:rFonts w:ascii="Symbol" w:hAnsi="Symbol" w:cs="Symbol" w:hint="default"/>
-      </w:rPr>
+        <w:ind w:left="720" w:hanging="480"/>
+      </w:pPr>
     </w:lvl>
     <w:lvl w:ilvl="1">
       <w:numFmt w:val="bullet"/>
-      <w:lvlText w:val="o"/>
+      <w:lvlText w:val="–"/>
       <w:lvlJc w:val="left"/>
       <w:pPr>
-        <w:ind w:left="1440" w:hanging="360"/>
-      </w:pPr>
-      <w:rPr>
-        <w:rFonts w:ascii="Courier New" w:hAnsi="Courier New" w:cs="Courier New" w:hint="default"/>
-      </w:rPr>
+        <w:ind w:left="1440" w:hanging="480"/>
+      </w:pPr>
     </w:lvl>
     <w:lvl w:ilvl="2">
       <w:numFmt w:val="bullet"/>
-      <w:lvlText w:val=""/>
+      <w:lvlText w:val="•"/>
       <w:lvlJc w:val="left"/>
       <w:pPr>
-        <w:ind w:left="2160" w:hanging="360"/>
-      </w:pPr>
-      <w:rPr>
-        <w:rFonts w:ascii="Wingdings" w:hAnsi="Wingdings" w:cs="Wingdings" w:hint="default"/>
-      </w:rPr>
+        <w:ind w:left="2160" w:hanging="480"/>
+      </w:pPr>
     </w:lvl>
     <w:lvl w:ilvl="3">
       <w:numFmt w:val="bullet"/>
-      <w:lvlText w:val=""/>
+      <w:lvlText w:val="–"/>
       <w:lvlJc w:val="left"/>
       <w:pPr>
-        <w:ind w:left="2880" w:hanging="360"/>
-      </w:pPr>
-      <w:rPr>
-        <w:rFonts w:ascii="Symbol" w:hAnsi="Symbol" w:cs="Symbol" w:hint="default"/>
-      </w:rPr>
+        <w:ind w:left="2880" w:hanging="480"/>
+      </w:pPr>
     </w:lvl>
     <w:lvl w:ilvl="4">
       <w:numFmt w:val="bullet"/>
-      <w:lvlText w:val="o"/>
+      <w:lvlText w:val="•"/>
       <w:lvlJc w:val="left"/>
       <w:pPr>
-        <w:ind w:left="3600" w:hanging="360"/>
-      </w:pPr>
-      <w:rPr>
-        <w:rFonts w:ascii="Courier New" w:hAnsi="Courier New" w:cs="Courier New" w:hint="default"/>
-      </w:rPr>
+        <w:ind w:left="3600" w:hanging="480"/>
+      </w:pPr>
     </w:lvl>
     <w:lvl w:ilvl="5">
       <w:numFmt w:val="bullet"/>
-      <w:lvlText w:val=""/>
+      <w:lvlText w:val="–"/>
       <w:lvlJc w:val="left"/>
       <w:pPr>
-        <w:ind w:left="4320" w:hanging="360"/>
-      </w:pPr>
-      <w:rPr>
-        <w:rFonts w:ascii="Wingdings" w:hAnsi="Wingdings" w:cs="Wingdings" w:hint="default"/>
-      </w:rPr>
+        <w:ind w:left="4320" w:hanging="480"/>
+      </w:pPr>
     </w:lvl>
     <w:lvl w:ilvl="6">
       <w:numFmt w:val="bullet"/>
-      <w:lvlText w:val=""/>
+      <w:lvlText w:val="•"/>
       <w:lvlJc w:val="left"/>
       <w:pPr>
-        <w:ind w:left="5040" w:hanging="360"/>
-      </w:pPr>
-      <w:rPr>
-        <w:rFonts w:ascii="Symbol" w:hAnsi="Symbol" w:cs="Symbol" w:hint="default"/>
-      </w:rPr>
+        <w:ind w:left="5040" w:hanging="480"/>
+      </w:pPr>
     </w:lvl>
     <w:lvl w:ilvl="7">
       <w:numFmt w:val="bullet"/>
-      <w:lvlText w:val="o"/>
+      <w:lvlText w:val="–"/>
       <w:lvlJc w:val="left"/>
       <w:pPr>
-        <w:ind w:left="5760" w:hanging="360"/>
-      </w:pPr>
-      <w:rPr>
-        <w:rFonts w:ascii="Courier New" w:hAnsi="Courier New" w:cs="Courier New" w:hint="default"/>
-      </w:rPr>
+        <w:ind w:left="5760" w:hanging="480"/>
+      </w:pPr>
     </w:lvl>
     <w:lvl w:ilvl="8">
       <w:numFmt w:val="bullet"/>
-      <w:lvlText w:val=""/>
+      <w:lvlText w:val="•"/>
       <w:lvlJc w:val="left"/>
       <w:pPr>
-        <w:ind w:left="6480" w:hanging="360"/>
-      </w:pPr>
-      <w:rPr>
-        <w:rFonts w:ascii="Wingdings" w:hAnsi="Wingdings" w:cs="Wingdings" w:hint="default"/>
-      </w:rPr>
+        <w:ind w:left="6480" w:hanging="480"/>
+      </w:pPr>
     </w:lvl>
   </w:abstractNum>
   <w:abstractNum w:abstractNumId="99411">
-    <w:nsid w:val="00A99411"/>
+    <w:nsid w:val="A99411"/>
     <w:multiLevelType w:val="multilevel"/>
     <w:lvl w:ilvl="0">
       <w:start w:val="1"/>
@@ -5563,7 +5562,7 @@
       <w:lvlText w:val="%1."/>
       <w:lvlJc w:val="left"/>
       <w:pPr>
-        <w:ind w:left="720" w:hanging="360"/>
+        <w:ind w:left="720" w:hanging="480"/>
       </w:pPr>
     </w:lvl>
     <w:lvl w:ilvl="1">
@@ -5572,7 +5571,7 @@
       <w:lvlText w:val="%2."/>
       <w:lvlJc w:val="left"/>
       <w:pPr>
-        <w:ind w:left="1440" w:hanging="360"/>
+        <w:ind w:left="1440" w:hanging="480"/>
       </w:pPr>
     </w:lvl>
     <w:lvl w:ilvl="2">
@@ -5581,7 +5580,7 @@
       <w:lvlText w:val="%3."/>
       <w:lvlJc w:val="left"/>
       <w:pPr>
-        <w:ind w:left="2160" w:hanging="360"/>
+        <w:ind w:left="2160" w:hanging="480"/>
       </w:pPr>
     </w:lvl>
     <w:lvl w:ilvl="3">
@@ -5590,7 +5589,7 @@
       <w:lvlText w:val="%4."/>
       <w:lvlJc w:val="left"/>
       <w:pPr>
-        <w:ind w:left="2880" w:hanging="360"/>
+        <w:ind w:left="2880" w:hanging="480"/>
       </w:pPr>
     </w:lvl>
     <w:lvl w:ilvl="4">
@@ -5599,7 +5598,7 @@
       <w:lvlText w:val="%5."/>
       <w:lvlJc w:val="left"/>
       <w:pPr>
-        <w:ind w:left="3600" w:hanging="360"/>
+        <w:ind w:left="3600" w:hanging="480"/>
       </w:pPr>
     </w:lvl>
     <w:lvl w:ilvl="5">
@@ -5608,7 +5607,7 @@
       <w:lvlText w:val="%6."/>
       <w:lvlJc w:val="left"/>
       <w:pPr>
-        <w:ind w:left="4320" w:hanging="360"/>
+        <w:ind w:left="4320" w:hanging="480"/>
       </w:pPr>
     </w:lvl>
     <w:lvl w:ilvl="6">
@@ -5617,7 +5616,7 @@
       <w:lvlText w:val="%7."/>
       <w:lvlJc w:val="left"/>
       <w:pPr>
-        <w:ind w:left="5040" w:hanging="360"/>
+        <w:ind w:left="5040" w:hanging="480"/>
       </w:pPr>
     </w:lvl>
     <w:lvl w:ilvl="7">
@@ -5626,7 +5625,7 @@
       <w:lvlText w:val="%8."/>
       <w:lvlJc w:val="left"/>
       <w:pPr>
-        <w:ind w:left="5760" w:hanging="360"/>
+        <w:ind w:left="5760" w:hanging="480"/>
       </w:pPr>
     </w:lvl>
     <w:lvl w:ilvl="8">
@@ -5635,7 +5634,7 @@
       <w:lvlText w:val="%9."/>
       <w:lvlJc w:val="left"/>
       <w:pPr>
-        <w:ind w:left="6480" w:hanging="360"/>
+        <w:ind w:left="6480" w:hanging="480"/>
       </w:pPr>
     </w:lvl>
   </w:abstractNum>
@@ -5704,10 +5703,10 @@
   <w:docDefaults>
     <w:rPrDefault>
       <w:rPr>
-        <w:rFonts w:asciiTheme="minorHAnsi" w:cstheme="minorBidi" w:eastAsiaTheme="minorEastAsia" w:hAnsiTheme="minorHAnsi"/>
+        <w:rFonts w:asciiTheme="minorHAnsi" w:cstheme="minorBidi" w:eastAsiaTheme="minorHAnsi" w:hAnsiTheme="minorHAnsi"/>
         <w:sz w:val="24"/>
         <w:szCs w:val="24"/>
-        <w:lang w:bidi="ar-SA" w:eastAsia="zh-CN" w:val="en-US"/>
+        <w:lang w:bidi="ar-SA" w:eastAsia="en-US" w:val="en-US"/>
       </w:rPr>
     </w:rPrDefault>
     <w:pPrDefault>
@@ -5725,10 +5724,10 @@
     <w:name w:val="Body Text"/>
     <w:basedOn w:val="Normal"/>
     <w:link w:val="BodyTextChar"/>
-    <w:qFormat/>
     <w:pPr>
       <w:spacing w:after="180" w:before="180"/>
     </w:pPr>
+    <w:qFormat/>
   </w:style>
   <w:style w:customStyle="1" w:styleId="FirstParagraph" w:type="paragraph">
     <w:name w:val="First Paragraph"/>
@@ -5748,94 +5747,57 @@
     <w:name w:val="Title"/>
     <w:basedOn w:val="Normal"/>
     <w:next w:val="BodyText"/>
-    <w:link w:val="TitleChar"/>
-    <w:uiPriority w:val="10"/>
     <w:qFormat/>
-    <w:rsid w:val="00A10FD9"/>
     <w:pPr>
-      <w:spacing w:after="80" w:line="240" w:lineRule="auto"/>
-      <w:contextualSpacing/>
+      <w:keepNext/>
+      <w:keepLines/>
+      <w:spacing w:after="240" w:before="480"/>
       <w:jc w:val="center"/>
     </w:pPr>
     <w:rPr>
       <w:rFonts w:asciiTheme="majorHAnsi" w:cstheme="majorBidi" w:eastAsiaTheme="majorEastAsia" w:hAnsiTheme="majorHAnsi"/>
-      <w:sz w:val="56"/>
-      <w:szCs w:val="56"/>
-    </w:rPr>
-  </w:style>
-  <w:style w:customStyle="1" w:styleId="TitleChar" w:type="character">
-    <w:name w:val="Title Char"/>
-    <w:basedOn w:val="DefaultParagraphFont"/>
-    <w:link w:val="Title"/>
-    <w:uiPriority w:val="10"/>
-    <w:rsid w:val="00A10FD9"/>
-    <w:rPr>
-      <w:rFonts w:asciiTheme="majorHAnsi" w:cstheme="majorBidi" w:eastAsiaTheme="majorEastAsia" w:hAnsiTheme="majorHAnsi"/>
-      <w:sz w:val="56"/>
-      <w:szCs w:val="56"/>
+      <w:b/>
+      <w:bCs/>
+      <w:color w:themeColor="accent1" w:themeShade="B5" w:val="345A8A"/>
+      <w:sz w:val="36"/>
+      <w:szCs w:val="36"/>
     </w:rPr>
   </w:style>
   <w:style w:styleId="Subtitle" w:type="paragraph">
     <w:name w:val="Subtitle"/>
-    <w:basedOn w:val="Title"/>
-    <w:next w:val="BodyText"/>
-    <w:link w:val="SubtitleChar"/>
-    <w:uiPriority w:val="11"/>
-    <w:qFormat/>
-    <w:rsid w:val="00A10FD9"/>
-    <w:pPr>
-      <w:numPr>
-        <w:ilvl w:val="1"/>
-      </w:numPr>
-    </w:pPr>
-    <w:rPr>
-      <w:rFonts w:cstheme="majorBidi" w:eastAsiaTheme="majorEastAsia"/>
-      <w:spacing w:val="15"/>
-      <w:sz w:val="28"/>
-      <w:szCs w:val="28"/>
-    </w:rPr>
-  </w:style>
-  <w:style w:customStyle="1" w:styleId="SubtitleChar" w:type="character">
-    <w:name w:val="Subtitle Char"/>
-    <w:basedOn w:val="DefaultParagraphFont"/>
-    <w:link w:val="Subtitle"/>
-    <w:uiPriority w:val="11"/>
-    <w:rsid w:val="00A10FD9"/>
-    <w:rPr>
-      <w:rFonts w:cstheme="majorBidi" w:eastAsiaTheme="majorEastAsia"/>
-      <w:color w:themeColor="text1" w:themeTint="A6" w:val="595959"/>
-      <w:spacing w:val="15"/>
-      <w:sz w:val="28"/>
-      <w:szCs w:val="28"/>
-    </w:rPr>
-  </w:style>
-  <w:style w:customStyle="1" w:styleId="Author" w:type="paragraph">
-    <w:name w:val="Author"/>
     <w:basedOn w:val="Title"/>
     <w:next w:val="BodyText"/>
     <w:qFormat/>
     <w:pPr>
       <w:keepNext/>
       <w:keepLines/>
+      <w:spacing w:after="240" w:before="240"/>
+      <w:jc w:val="center"/>
     </w:pPr>
     <w:rPr>
-      <w:sz w:val="24"/>
-      <w:szCs w:val="24"/>
+      <w:sz w:val="30"/>
+      <w:szCs w:val="30"/>
     </w:rPr>
   </w:style>
-  <w:style w:styleId="Date" w:type="paragraph">
-    <w:name w:val="Date"/>
-    <w:basedOn w:val="Title"/>
+  <w:style w:customStyle="1" w:styleId="Author" w:type="paragraph">
+    <w:name w:val="Author"/>
     <w:next w:val="BodyText"/>
     <w:qFormat/>
     <w:pPr>
       <w:keepNext/>
       <w:keepLines/>
+      <w:jc w:val="center"/>
     </w:pPr>
-    <w:rPr>
-      <w:sz w:val="24"/>
-      <w:szCs w:val="24"/>
-    </w:rPr>
+  </w:style>
+  <w:style w:styleId="Date" w:type="paragraph">
+    <w:name w:val="Date"/>
+    <w:next w:val="BodyText"/>
+    <w:qFormat/>
+    <w:pPr>
+      <w:keepNext/>
+      <w:keepLines/>
+      <w:jc w:val="center"/>
+    </w:pPr>
   </w:style>
   <w:style w:customStyle="1" w:styleId="AbstractTitle" w:type="paragraph">
     <w:name w:val="Abstract Title"/>
@@ -5845,13 +5807,15 @@
     <w:pPr>
       <w:keepNext/>
       <w:keepLines/>
+      <w:jc w:val="center"/>
       <w:spacing w:after="0" w:before="300"/>
-      <w:jc w:val="center"/>
     </w:pPr>
     <w:rPr>
-      <w:b/>
       <w:sz w:val="20"/>
       <w:szCs w:val="20"/>
+      <w:b/>
+      <w:color w:val="345A8A"/>
+      &gt;
     </w:rPr>
   </w:style>
   <w:style w:customStyle="1" w:styleId="Abstract" w:type="paragraph">
@@ -5878,321 +5842,191 @@
     <w:rPr/>
   </w:style>
   <w:style w:styleId="Heading1" w:type="paragraph">
-    <w:name w:val="heading 1"/>
+    <w:name w:val="Heading 1"/>
     <w:basedOn w:val="Normal"/>
     <w:next w:val="BodyText"/>
-    <w:link w:val="Heading1Char"/>
     <w:uiPriority w:val="9"/>
     <w:qFormat/>
-    <w:rsid w:val="00A10FD9"/>
     <w:pPr>
       <w:keepNext/>
       <w:keepLines/>
-      <w:spacing w:after="80" w:before="360"/>
+      <w:spacing w:after="0" w:before="480"/>
       <w:outlineLvl w:val="0"/>
     </w:pPr>
     <w:rPr>
       <w:rFonts w:asciiTheme="majorHAnsi" w:cstheme="majorBidi" w:eastAsiaTheme="majorEastAsia" w:hAnsiTheme="majorHAnsi"/>
-      <w:color w:themeColor="accent1" w:themeShade="BF" w:val="0F4761"/>
-      <w:sz w:val="40"/>
-      <w:szCs w:val="40"/>
+      <w:b/>
+      <w:bCs/>
+      <w:color w:themeColor="accent1" w:val="4F81BD"/>
+      <w:sz w:val="32"/>
+      <w:szCs w:val="32"/>
     </w:rPr>
   </w:style>
   <w:style w:styleId="Heading2" w:type="paragraph">
-    <w:name w:val="heading 2"/>
+    <w:name w:val="Heading 2"/>
     <w:basedOn w:val="Normal"/>
     <w:next w:val="BodyText"/>
-    <w:link w:val="Heading2Char"/>
     <w:uiPriority w:val="9"/>
-    <w:semiHidden/>
     <w:unhideWhenUsed/>
     <w:qFormat/>
-    <w:rsid w:val="00A10FD9"/>
     <w:pPr>
       <w:keepNext/>
       <w:keepLines/>
-      <w:spacing w:after="80" w:before="160"/>
+      <w:spacing w:after="0" w:before="200"/>
       <w:outlineLvl w:val="1"/>
     </w:pPr>
     <w:rPr>
       <w:rFonts w:asciiTheme="majorHAnsi" w:cstheme="majorBidi" w:eastAsiaTheme="majorEastAsia" w:hAnsiTheme="majorHAnsi"/>
-      <w:color w:themeColor="accent1" w:themeShade="BF" w:val="0F4761"/>
-      <w:sz w:val="32"/>
-      <w:szCs w:val="32"/>
+      <w:b/>
+      <w:bCs/>
+      <w:color w:themeColor="accent1" w:val="4F81BD"/>
+      <w:sz w:val="28"/>
+      <w:szCs w:val="28"/>
     </w:rPr>
   </w:style>
   <w:style w:styleId="Heading3" w:type="paragraph">
-    <w:name w:val="heading 3"/>
+    <w:name w:val="Heading 3"/>
     <w:basedOn w:val="Normal"/>
     <w:next w:val="BodyText"/>
-    <w:link w:val="Heading3Char"/>
     <w:uiPriority w:val="9"/>
-    <w:semiHidden/>
     <w:unhideWhenUsed/>
     <w:qFormat/>
-    <w:rsid w:val="00A10FD9"/>
     <w:pPr>
       <w:keepNext/>
       <w:keepLines/>
-      <w:spacing w:after="80" w:before="160"/>
+      <w:spacing w:after="0" w:before="200"/>
       <w:outlineLvl w:val="2"/>
     </w:pPr>
     <w:rPr>
-      <w:rFonts w:cstheme="majorBidi" w:eastAsiaTheme="majorEastAsia"/>
-      <w:color w:themeColor="accent1" w:themeShade="BF" w:val="0F4761"/>
-      <w:sz w:val="28"/>
-      <w:szCs w:val="28"/>
+      <w:rFonts w:asciiTheme="majorHAnsi" w:cstheme="majorBidi" w:eastAsiaTheme="majorEastAsia" w:hAnsiTheme="majorHAnsi"/>
+      <w:b/>
+      <w:bCs/>
+      <w:color w:themeColor="accent1" w:val="4F81BD"/>
+      <w:sz w:val="24"/>
+      <w:szCs w:val="24"/>
     </w:rPr>
   </w:style>
   <w:style w:styleId="Heading4" w:type="paragraph">
-    <w:name w:val="heading 4"/>
+    <w:name w:val="Heading 4"/>
     <w:basedOn w:val="Normal"/>
     <w:next w:val="BodyText"/>
-    <w:link w:val="Heading4Char"/>
     <w:uiPriority w:val="9"/>
-    <w:semiHidden/>
     <w:unhideWhenUsed/>
     <w:qFormat/>
-    <w:rsid w:val="00A10FD9"/>
     <w:pPr>
       <w:keepNext/>
       <w:keepLines/>
-      <w:spacing w:after="40" w:before="80"/>
+      <w:spacing w:after="0" w:before="200"/>
       <w:outlineLvl w:val="3"/>
     </w:pPr>
     <w:rPr>
-      <w:rFonts w:cstheme="majorBidi" w:eastAsiaTheme="majorEastAsia"/>
+      <w:rFonts w:asciiTheme="majorHAnsi" w:cstheme="majorBidi" w:eastAsiaTheme="majorEastAsia" w:hAnsiTheme="majorHAnsi"/>
       <w:i/>
-      <w:iCs/>
-      <w:color w:themeColor="accent1" w:themeShade="BF" w:val="0F4761"/>
+      <w:bCs/>
+      <w:color w:themeColor="accent1" w:val="4F81BD"/>
+      <w:sz w:val="24"/>
+      <w:szCs w:val="24"/>
     </w:rPr>
   </w:style>
   <w:style w:styleId="Heading5" w:type="paragraph">
-    <w:name w:val="heading 5"/>
+    <w:name w:val="Heading 5"/>
     <w:basedOn w:val="Normal"/>
     <w:next w:val="BodyText"/>
-    <w:link w:val="Heading5Char"/>
     <w:uiPriority w:val="9"/>
-    <w:semiHidden/>
     <w:unhideWhenUsed/>
     <w:qFormat/>
-    <w:rsid w:val="00A10FD9"/>
     <w:pPr>
       <w:keepNext/>
       <w:keepLines/>
-      <w:spacing w:after="40" w:before="80"/>
+      <w:spacing w:after="0" w:before="200"/>
       <w:outlineLvl w:val="4"/>
     </w:pPr>
     <w:rPr>
-      <w:rFonts w:cstheme="majorBidi" w:eastAsiaTheme="majorEastAsia"/>
-      <w:color w:themeColor="accent1" w:themeShade="BF" w:val="0F4761"/>
+      <w:rFonts w:asciiTheme="majorHAnsi" w:cstheme="majorBidi" w:eastAsiaTheme="majorEastAsia" w:hAnsiTheme="majorHAnsi"/>
+      <w:iCs/>
+      <w:color w:themeColor="accent1" w:val="4F81BD"/>
+      <w:sz w:val="24"/>
+      <w:szCs w:val="24"/>
     </w:rPr>
   </w:style>
   <w:style w:styleId="Heading6" w:type="paragraph">
-    <w:name w:val="heading 6"/>
+    <w:name w:val="Heading 6"/>
     <w:basedOn w:val="Normal"/>
     <w:next w:val="BodyText"/>
-    <w:link w:val="Heading6Char"/>
     <w:uiPriority w:val="9"/>
-    <w:semiHidden/>
     <w:unhideWhenUsed/>
     <w:qFormat/>
-    <w:rsid w:val="00A10FD9"/>
     <w:pPr>
       <w:keepNext/>
       <w:keepLines/>
-      <w:spacing w:after="0" w:before="40"/>
+      <w:spacing w:after="0" w:before="200"/>
       <w:outlineLvl w:val="5"/>
     </w:pPr>
     <w:rPr>
-      <w:rFonts w:cstheme="majorBidi" w:eastAsiaTheme="majorEastAsia"/>
-      <w:i/>
-      <w:iCs/>
-      <w:color w:themeColor="text1" w:themeTint="A6" w:val="595959"/>
+      <w:rFonts w:asciiTheme="majorHAnsi" w:cstheme="majorBidi" w:eastAsiaTheme="majorEastAsia" w:hAnsiTheme="majorHAnsi"/>
+      <w:color w:themeColor="accent1" w:val="4F81BD"/>
+      <w:sz w:val="24"/>
+      <w:szCs w:val="24"/>
     </w:rPr>
   </w:style>
   <w:style w:styleId="Heading7" w:type="paragraph">
-    <w:name w:val="heading 7"/>
+    <w:name w:val="Heading 7"/>
     <w:basedOn w:val="Normal"/>
     <w:next w:val="BodyText"/>
-    <w:link w:val="Heading7Char"/>
     <w:uiPriority w:val="9"/>
-    <w:semiHidden/>
     <w:unhideWhenUsed/>
     <w:qFormat/>
-    <w:rsid w:val="00A10FD9"/>
     <w:pPr>
       <w:keepNext/>
       <w:keepLines/>
-      <w:spacing w:after="0" w:before="40"/>
+      <w:spacing w:after="0" w:before="200"/>
       <w:outlineLvl w:val="6"/>
     </w:pPr>
     <w:rPr>
-      <w:rFonts w:cstheme="majorBidi" w:eastAsiaTheme="majorEastAsia"/>
-      <w:color w:themeColor="text1" w:themeTint="A6" w:val="595959"/>
+      <w:rFonts w:asciiTheme="majorHAnsi" w:cstheme="majorBidi" w:eastAsiaTheme="majorEastAsia" w:hAnsiTheme="majorHAnsi"/>
+      <w:color w:themeColor="accent1" w:val="4F81BD"/>
+      <w:sz w:val="24"/>
+      <w:szCs w:val="24"/>
     </w:rPr>
   </w:style>
   <w:style w:styleId="Heading8" w:type="paragraph">
-    <w:name w:val="heading 8"/>
+    <w:name w:val="Heading 8"/>
     <w:basedOn w:val="Normal"/>
     <w:next w:val="BodyText"/>
-    <w:link w:val="Heading8Char"/>
     <w:uiPriority w:val="9"/>
-    <w:semiHidden/>
     <w:unhideWhenUsed/>
     <w:qFormat/>
-    <w:rsid w:val="00A10FD9"/>
     <w:pPr>
       <w:keepNext/>
       <w:keepLines/>
-      <w:spacing w:after="0"/>
+      <w:spacing w:after="0" w:before="200"/>
       <w:outlineLvl w:val="7"/>
     </w:pPr>
     <w:rPr>
-      <w:rFonts w:cstheme="majorBidi" w:eastAsiaTheme="majorEastAsia"/>
-      <w:i/>
-      <w:iCs/>
-      <w:color w:themeColor="text1" w:themeTint="D8" w:val="272727"/>
+      <w:rFonts w:asciiTheme="majorHAnsi" w:cstheme="majorBidi" w:eastAsiaTheme="majorEastAsia" w:hAnsiTheme="majorHAnsi"/>
+      <w:color w:themeColor="accent1" w:val="4F81BD"/>
+      <w:sz w:val="24"/>
+      <w:szCs w:val="24"/>
     </w:rPr>
   </w:style>
   <w:style w:styleId="Heading9" w:type="paragraph">
-    <w:name w:val="heading 9"/>
+    <w:name w:val="Heading 9"/>
     <w:basedOn w:val="Normal"/>
     <w:next w:val="BodyText"/>
-    <w:link w:val="Heading9Char"/>
     <w:uiPriority w:val="9"/>
-    <w:semiHidden/>
     <w:unhideWhenUsed/>
     <w:qFormat/>
-    <w:rsid w:val="00A10FD9"/>
     <w:pPr>
       <w:keepNext/>
       <w:keepLines/>
-      <w:spacing w:after="0"/>
+      <w:spacing w:after="0" w:before="200"/>
       <w:outlineLvl w:val="8"/>
     </w:pPr>
     <w:rPr>
-      <w:rFonts w:cstheme="majorBidi" w:eastAsiaTheme="majorEastAsia"/>
-      <w:color w:themeColor="text1" w:themeTint="D8" w:val="272727"/>
-    </w:rPr>
-  </w:style>
-  <w:style w:customStyle="1" w:styleId="Heading1Char" w:type="character">
-    <w:name w:val="Heading 1 Char"/>
-    <w:basedOn w:val="DefaultParagraphFont"/>
-    <w:link w:val="Heading1"/>
-    <w:uiPriority w:val="9"/>
-    <w:rsid w:val="00A10FD9"/>
-    <w:rPr>
       <w:rFonts w:asciiTheme="majorHAnsi" w:cstheme="majorBidi" w:eastAsiaTheme="majorEastAsia" w:hAnsiTheme="majorHAnsi"/>
-      <w:color w:themeColor="accent1" w:themeShade="BF" w:val="0F4761"/>
-      <w:sz w:val="40"/>
-      <w:szCs w:val="40"/>
-    </w:rPr>
-  </w:style>
-  <w:style w:customStyle="1" w:styleId="Heading2Char" w:type="character">
-    <w:name w:val="Heading 2 Char"/>
-    <w:basedOn w:val="DefaultParagraphFont"/>
-    <w:link w:val="Heading2"/>
-    <w:uiPriority w:val="9"/>
-    <w:semiHidden/>
-    <w:rsid w:val="00A10FD9"/>
-    <w:rPr>
-      <w:rFonts w:asciiTheme="majorHAnsi" w:cstheme="majorBidi" w:eastAsiaTheme="majorEastAsia" w:hAnsiTheme="majorHAnsi"/>
-      <w:color w:themeColor="accent1" w:themeShade="BF" w:val="0F4761"/>
-      <w:sz w:val="32"/>
-      <w:szCs w:val="32"/>
-    </w:rPr>
-  </w:style>
-  <w:style w:customStyle="1" w:styleId="Heading3Char" w:type="character">
-    <w:name w:val="Heading 3 Char"/>
-    <w:basedOn w:val="DefaultParagraphFont"/>
-    <w:link w:val="Heading3"/>
-    <w:uiPriority w:val="9"/>
-    <w:semiHidden/>
-    <w:rsid w:val="00A10FD9"/>
-    <w:rPr>
-      <w:rFonts w:cstheme="majorBidi" w:eastAsiaTheme="majorEastAsia"/>
-      <w:color w:themeColor="accent1" w:themeShade="BF" w:val="0F4761"/>
-      <w:sz w:val="28"/>
-      <w:szCs w:val="28"/>
-    </w:rPr>
-  </w:style>
-  <w:style w:customStyle="1" w:styleId="Heading4Char" w:type="character">
-    <w:name w:val="Heading 4 Char"/>
-    <w:basedOn w:val="DefaultParagraphFont"/>
-    <w:link w:val="Heading4"/>
-    <w:uiPriority w:val="9"/>
-    <w:semiHidden/>
-    <w:rsid w:val="00A10FD9"/>
-    <w:rPr>
-      <w:rFonts w:cstheme="majorBidi" w:eastAsiaTheme="majorEastAsia"/>
-      <w:i/>
-      <w:iCs/>
-      <w:color w:themeColor="accent1" w:themeShade="BF" w:val="0F4761"/>
-    </w:rPr>
-  </w:style>
-  <w:style w:customStyle="1" w:styleId="Heading5Char" w:type="character">
-    <w:name w:val="Heading 5 Char"/>
-    <w:basedOn w:val="DefaultParagraphFont"/>
-    <w:link w:val="Heading5"/>
-    <w:uiPriority w:val="9"/>
-    <w:semiHidden/>
-    <w:rsid w:val="00A10FD9"/>
-    <w:rPr>
-      <w:rFonts w:cstheme="majorBidi" w:eastAsiaTheme="majorEastAsia"/>
-      <w:color w:themeColor="accent1" w:themeShade="BF" w:val="0F4761"/>
-    </w:rPr>
-  </w:style>
-  <w:style w:customStyle="1" w:styleId="Heading6Char" w:type="character">
-    <w:name w:val="Heading 6 Char"/>
-    <w:basedOn w:val="DefaultParagraphFont"/>
-    <w:link w:val="Heading6"/>
-    <w:uiPriority w:val="9"/>
-    <w:semiHidden/>
-    <w:rsid w:val="00A10FD9"/>
-    <w:rPr>
-      <w:rFonts w:cstheme="majorBidi" w:eastAsiaTheme="majorEastAsia"/>
-      <w:i/>
-      <w:iCs/>
-      <w:color w:themeColor="text1" w:themeTint="A6" w:val="595959"/>
-    </w:rPr>
-  </w:style>
-  <w:style w:customStyle="1" w:styleId="Heading7Char" w:type="character">
-    <w:name w:val="Heading 7 Char"/>
-    <w:basedOn w:val="DefaultParagraphFont"/>
-    <w:link w:val="Heading7"/>
-    <w:uiPriority w:val="9"/>
-    <w:semiHidden/>
-    <w:rsid w:val="00A10FD9"/>
-    <w:rPr>
-      <w:rFonts w:cstheme="majorBidi" w:eastAsiaTheme="majorEastAsia"/>
-      <w:color w:themeColor="text1" w:themeTint="A6" w:val="595959"/>
-    </w:rPr>
-  </w:style>
-  <w:style w:customStyle="1" w:styleId="Heading8Char" w:type="character">
-    <w:name w:val="Heading 8 Char"/>
-    <w:basedOn w:val="DefaultParagraphFont"/>
-    <w:link w:val="Heading8"/>
-    <w:uiPriority w:val="9"/>
-    <w:semiHidden/>
-    <w:rsid w:val="00A10FD9"/>
-    <w:rPr>
-      <w:rFonts w:cstheme="majorBidi" w:eastAsiaTheme="majorEastAsia"/>
-      <w:i/>
-      <w:iCs/>
-      <w:color w:themeColor="text1" w:themeTint="D8" w:val="272727"/>
-    </w:rPr>
-  </w:style>
-  <w:style w:customStyle="1" w:styleId="Heading9Char" w:type="character">
-    <w:name w:val="Heading 9 Char"/>
-    <w:basedOn w:val="DefaultParagraphFont"/>
-    <w:link w:val="Heading9"/>
-    <w:uiPriority w:val="9"/>
-    <w:semiHidden/>
-    <w:rsid w:val="00A10FD9"/>
-    <w:rPr>
-      <w:rFonts w:cstheme="majorBidi" w:eastAsiaTheme="majorEastAsia"/>
-      <w:color w:themeColor="text1" w:themeTint="D8" w:val="272727"/>
+      <w:color w:themeColor="accent1" w:val="4F81BD"/>
+      <w:sz w:val="24"/>
+      <w:szCs w:val="24"/>
     </w:rPr>
   </w:style>
   <w:style w:styleId="BlockText" w:type="paragraph">
@@ -6217,8 +6051,8 @@
   </w:style>
   <w:style w:styleId="FootnoteBlockText" w:type="paragraph">
     <w:name w:val="Footnote Block Text"/>
-    <w:basedOn w:val="FootnoteText"/>
-    <w:next w:val="FootnoteText"/>
+    <w:basedOn w:val="Footnote Text"/>
+    <w:next w:val="Footnote Text"/>
     <w:uiPriority w:val="9"/>
     <w:unhideWhenUsed/>
     <w:qFormat/>
@@ -6248,11 +6082,18 @@
       </w:tblCellMar>
     </w:tblPr>
     <w:tblStylePr w:type="firstRow">
+      <w:tblPr>
+        <w:jc w:val="left"/>
+        <w:tblInd w:type="dxa" w:w="0"/>
+      </w:tblPr>
+      <w:trPr>
+        <w:jc w:val="left"/>
+      </w:trPr>
       <w:tcPr>
+        <w:vAlign w:val="bottom"/>
         <w:tcBorders>
           <w:bottom w:val="single"/>
         </w:tcBorders>
-        <w:vAlign w:val="bottom"/>
       </w:tcPr>
     </w:tblStylePr>
   </w:style>
@@ -6367,8 +6208,8 @@
     <w:name w:val="KeywordTok"/>
     <w:basedOn w:val="VerbatimChar"/>
     <w:rPr>
+      <w:color w:val="007020"/>
       <w:b/>
-      <w:color w:val="007020"/>
     </w:rPr>
   </w:style>
   <w:style w:type="character" w:customStyle="1" w:styleId="DataTypeTok">
@@ -6445,42 +6286,42 @@
     <w:name w:val="ImportTok"/>
     <w:basedOn w:val="VerbatimChar"/>
     <w:rPr>
+      <w:color w:val="008000"/>
       <w:b/>
-      <w:color w:val="008000"/>
     </w:rPr>
   </w:style>
   <w:style w:type="character" w:customStyle="1" w:styleId="CommentTok">
     <w:name w:val="CommentTok"/>
     <w:basedOn w:val="VerbatimChar"/>
     <w:rPr>
+      <w:color w:val="60a0b0"/>
       <w:i/>
-      <w:color w:val="60a0b0"/>
     </w:rPr>
   </w:style>
   <w:style w:type="character" w:customStyle="1" w:styleId="DocumentationTok">
     <w:name w:val="DocumentationTok"/>
     <w:basedOn w:val="VerbatimChar"/>
     <w:rPr>
+      <w:color w:val="ba2121"/>
       <w:i/>
-      <w:color w:val="ba2121"/>
     </w:rPr>
   </w:style>
   <w:style w:type="character" w:customStyle="1" w:styleId="AnnotationTok">
     <w:name w:val="AnnotationTok"/>
     <w:basedOn w:val="VerbatimChar"/>
     <w:rPr>
+      <w:color w:val="60a0b0"/>
       <w:b/>
       <w:i/>
-      <w:color w:val="60a0b0"/>
     </w:rPr>
   </w:style>
   <w:style w:type="character" w:customStyle="1" w:styleId="CommentVarTok">
     <w:name w:val="CommentVarTok"/>
     <w:basedOn w:val="VerbatimChar"/>
     <w:rPr>
+      <w:color w:val="60a0b0"/>
       <w:b/>
       <w:i/>
-      <w:color w:val="60a0b0"/>
     </w:rPr>
   </w:style>
   <w:style w:type="character" w:customStyle="1" w:styleId="OtherTok">
@@ -6508,8 +6349,8 @@
     <w:name w:val="ControlFlowTok"/>
     <w:basedOn w:val="VerbatimChar"/>
     <w:rPr>
+      <w:color w:val="007020"/>
       <w:b/>
-      <w:color w:val="007020"/>
     </w:rPr>
   </w:style>
   <w:style w:type="character" w:customStyle="1" w:styleId="OperatorTok">
@@ -6554,34 +6395,34 @@
     <w:name w:val="InformationTok"/>
     <w:basedOn w:val="VerbatimChar"/>
     <w:rPr>
+      <w:color w:val="60a0b0"/>
       <w:b/>
       <w:i/>
-      <w:color w:val="60a0b0"/>
     </w:rPr>
   </w:style>
   <w:style w:type="character" w:customStyle="1" w:styleId="WarningTok">
     <w:name w:val="WarningTok"/>
     <w:basedOn w:val="VerbatimChar"/>
     <w:rPr>
+      <w:color w:val="60a0b0"/>
       <w:b/>
       <w:i/>
-      <w:color w:val="60a0b0"/>
     </w:rPr>
   </w:style>
   <w:style w:type="character" w:customStyle="1" w:styleId="AlertTok">
     <w:name w:val="AlertTok"/>
     <w:basedOn w:val="VerbatimChar"/>
     <w:rPr>
+      <w:color w:val="ff0000"/>
       <w:b/>
-      <w:color w:val="ff0000"/>
     </w:rPr>
   </w:style>
   <w:style w:type="character" w:customStyle="1" w:styleId="ErrorTok">
     <w:name w:val="ErrorTok"/>
     <w:basedOn w:val="VerbatimChar"/>
     <w:rPr>
+      <w:color w:val="ff0000"/>
       <w:b/>
-      <w:color w:val="ff0000"/>
     </w:rPr>
   </w:style>
   <w:style w:type="character" w:customStyle="1" w:styleId="NormalTok">
@@ -6603,44 +6444,44 @@
         <a:sysClr val="window" lastClr="FFFFFF"/>
       </a:lt1>
       <a:dk2>
-        <a:srgbClr val="0E2841"/>
+        <a:srgbClr val="1F497D"/>
       </a:dk2>
       <a:lt2>
-        <a:srgbClr val="E8E8E8"/>
+        <a:srgbClr val="EEECE1"/>
       </a:lt2>
       <a:accent1>
-        <a:srgbClr val="156082"/>
+        <a:srgbClr val="4F81BD"/>
       </a:accent1>
       <a:accent2>
-        <a:srgbClr val="E97132"/>
+        <a:srgbClr val="C0504D"/>
       </a:accent2>
       <a:accent3>
-        <a:srgbClr val="196B24"/>
+        <a:srgbClr val="9BBB59"/>
       </a:accent3>
       <a:accent4>
-        <a:srgbClr val="0F9ED5"/>
+        <a:srgbClr val="8064A2"/>
       </a:accent4>
       <a:accent5>
-        <a:srgbClr val="A02B93"/>
+        <a:srgbClr val="4BACC6"/>
       </a:accent5>
       <a:accent6>
-        <a:srgbClr val="4EA72E"/>
+        <a:srgbClr val="F79646"/>
       </a:accent6>
       <a:hlink>
-        <a:srgbClr val="467886"/>
+        <a:srgbClr val="0000FF"/>
       </a:hlink>
       <a:folHlink>
-        <a:srgbClr val="96607D"/>
+        <a:srgbClr val="800080"/>
       </a:folHlink>
     </a:clrScheme>
     <a:fontScheme name="Office">
       <a:majorFont>
-        <a:latin typeface="Aptos Display" panose="02110004020202020204"/>
+        <a:latin typeface="Calibri"/>
         <a:ea typeface=""/>
         <a:cs typeface=""/>
-        <a:font script="Jpan" typeface="游ゴシック Light"/>
+        <a:font script="Jpan" typeface="ＭＳ ゴシック"/>
         <a:font script="Hang" typeface="맑은 고딕"/>
-        <a:font script="Hans" typeface="等线 Light"/>
+        <a:font script="Hans" typeface="宋体"/>
         <a:font script="Hant" typeface="新細明體"/>
         <a:font script="Arab" typeface="Times New Roman"/>
         <a:font script="Hebr" typeface="Times New Roman"/>
@@ -6667,32 +6508,14 @@
         <a:font script="Mong" typeface="Mongolian Baiti"/>
         <a:font script="Viet" typeface="Times New Roman"/>
         <a:font script="Uigh" typeface="Microsoft Uighur"/>
-        <a:font script="Geor" typeface="Sylfaen"/>
-        <a:font script="Armn" typeface="Arial"/>
-        <a:font script="Bugi" typeface="Leelawadee UI"/>
-        <a:font script="Bopo" typeface="Microsoft JhengHei"/>
-        <a:font script="Java" typeface="Javanese Text"/>
-        <a:font script="Lisu" typeface="Segoe UI"/>
-        <a:font script="Mymr" typeface="Myanmar Text"/>
-        <a:font script="Nkoo" typeface="Ebrima"/>
-        <a:font script="Olck" typeface="Nirmala UI"/>
-        <a:font script="Osma" typeface="Ebrima"/>
-        <a:font script="Phag" typeface="Phagspa"/>
-        <a:font script="Syrn" typeface="Estrangelo Edessa"/>
-        <a:font script="Syrj" typeface="Estrangelo Edessa"/>
-        <a:font script="Syre" typeface="Estrangelo Edessa"/>
-        <a:font script="Sora" typeface="Nirmala UI"/>
-        <a:font script="Tale" typeface="Microsoft Tai Le"/>
-        <a:font script="Talu" typeface="Microsoft New Tai Lue"/>
-        <a:font script="Tfng" typeface="Ebrima"/>
       </a:majorFont>
       <a:minorFont>
-        <a:latin typeface="Aptos" panose="02110004020202020204"/>
+        <a:latin typeface="Cambria"/>
         <a:ea typeface=""/>
         <a:cs typeface=""/>
-        <a:font script="Jpan" typeface="游明朝"/>
+        <a:font script="Jpan" typeface="ＭＳ 明朝"/>
         <a:font script="Hang" typeface="맑은 고딕"/>
-        <a:font script="Hans" typeface="等线"/>
+        <a:font script="Hans" typeface="宋体"/>
         <a:font script="Hant" typeface="新細明體"/>
         <a:font script="Arab" typeface="Arial"/>
         <a:font script="Hebr" typeface="Arial"/>
@@ -6719,24 +6542,6 @@
         <a:font script="Mong" typeface="Mongolian Baiti"/>
         <a:font script="Viet" typeface="Arial"/>
         <a:font script="Uigh" typeface="Microsoft Uighur"/>
-        <a:font script="Geor" typeface="Sylfaen"/>
-        <a:font script="Armn" typeface="Arial"/>
-        <a:font script="Bugi" typeface="Leelawadee UI"/>
-        <a:font script="Bopo" typeface="Microsoft JhengHei"/>
-        <a:font script="Java" typeface="Javanese Text"/>
-        <a:font script="Lisu" typeface="Segoe UI"/>
-        <a:font script="Mymr" typeface="Myanmar Text"/>
-        <a:font script="Nkoo" typeface="Ebrima"/>
-        <a:font script="Olck" typeface="Nirmala UI"/>
-        <a:font script="Osma" typeface="Ebrima"/>
-        <a:font script="Phag" typeface="Phagspa"/>
-        <a:font script="Syrn" typeface="Estrangelo Edessa"/>
-        <a:font script="Syrj" typeface="Estrangelo Edessa"/>
-        <a:font script="Syre" typeface="Estrangelo Edessa"/>
-        <a:font script="Sora" typeface="Nirmala UI"/>
-        <a:font script="Tale" typeface="Microsoft Tai Le"/>
-        <a:font script="Talu" typeface="Microsoft New Tai Lue"/>
-        <a:font script="Tfng" typeface="Ebrima"/>
       </a:minorFont>
     </a:fontScheme>
     <a:fmtScheme name="Office">
@@ -6748,141 +6553,200 @@
           <a:gsLst>
             <a:gs pos="0">
               <a:schemeClr val="phClr">
-                <a:lumMod val="110000"/>
-                <a:satMod val="105000"/>
-                <a:tint val="67000"/>
+                <a:tint val="50000"/>
+                <a:satMod val="300000"/>
               </a:schemeClr>
             </a:gs>
-            <a:gs pos="50000">
+            <a:gs pos="35000">
               <a:schemeClr val="phClr">
-                <a:lumMod val="105000"/>
-                <a:satMod val="103000"/>
-                <a:tint val="73000"/>
+                <a:tint val="37000"/>
+                <a:satMod val="300000"/>
               </a:schemeClr>
             </a:gs>
             <a:gs pos="100000">
               <a:schemeClr val="phClr">
-                <a:lumMod val="105000"/>
-                <a:satMod val="109000"/>
-                <a:tint val="81000"/>
+                <a:tint val="15000"/>
+                <a:satMod val="350000"/>
               </a:schemeClr>
             </a:gs>
           </a:gsLst>
-          <a:lin ang="5400000" scaled="0"/>
+          <a:lin ang="16200000" scaled="1"/>
         </a:gradFill>
         <a:gradFill rotWithShape="1">
           <a:gsLst>
             <a:gs pos="0">
               <a:schemeClr val="phClr">
-                <a:satMod val="103000"/>
-                <a:lumMod val="102000"/>
-                <a:tint val="94000"/>
-              </a:schemeClr>
-            </a:gs>
-            <a:gs pos="50000">
-              <a:schemeClr val="phClr">
-                <a:satMod val="110000"/>
-                <a:lumMod val="100000"/>
+                <a:tint val="100000"/>
                 <a:shade val="100000"/>
+                <a:satMod val="130000"/>
               </a:schemeClr>
             </a:gs>
             <a:gs pos="100000">
               <a:schemeClr val="phClr">
-                <a:lumMod val="99000"/>
-                <a:satMod val="120000"/>
-                <a:shade val="78000"/>
+                <a:tint val="50000"/>
+                <a:shade val="100000"/>
+                <a:satMod val="350000"/>
               </a:schemeClr>
             </a:gs>
           </a:gsLst>
-          <a:lin ang="5400000" scaled="0"/>
+          <a:lin ang="16200000" scaled="0"/>
         </a:gradFill>
       </a:fillStyleLst>
       <a:lnStyleLst>
-        <a:ln w="6350" cap="flat" cmpd="sng" algn="ctr">
+        <a:ln w="9525" cap="flat" cmpd="sng" algn="ctr">
+          <a:solidFill>
+            <a:schemeClr val="phClr">
+              <a:shade val="95000"/>
+              <a:satMod val="105000"/>
+            </a:schemeClr>
+          </a:solidFill>
+          <a:prstDash val="solid"/>
+        </a:ln>
+        <a:ln w="25400" cap="flat" cmpd="sng" algn="ctr">
           <a:solidFill>
             <a:schemeClr val="phClr"/>
           </a:solidFill>
           <a:prstDash val="solid"/>
-          <a:miter lim="800000"/>
         </a:ln>
-        <a:ln w="12700" cap="flat" cmpd="sng" algn="ctr">
+        <a:ln w="38100" cap="flat" cmpd="sng" algn="ctr">
           <a:solidFill>
             <a:schemeClr val="phClr"/>
           </a:solidFill>
           <a:prstDash val="solid"/>
-          <a:miter lim="800000"/>
-        </a:ln>
-        <a:ln w="19050" cap="flat" cmpd="sng" algn="ctr">
-          <a:solidFill>
-            <a:schemeClr val="phClr"/>
-          </a:solidFill>
-          <a:prstDash val="solid"/>
-          <a:miter lim="800000"/>
         </a:ln>
       </a:lnStyleLst>
       <a:effectStyleLst>
         <a:effectStyle>
-          <a:effectLst/>
-        </a:effectStyle>
-        <a:effectStyle>
-          <a:effectLst/>
+          <a:effectLst>
+            <a:outerShdw blurRad="40000" dist="20000" dir="5400000" rotWithShape="0">
+              <a:srgbClr val="000000">
+                <a:alpha val="38000"/>
+              </a:srgbClr>
+            </a:outerShdw>
+          </a:effectLst>
         </a:effectStyle>
         <a:effectStyle>
           <a:effectLst>
-            <a:outerShdw blurRad="57150" dist="19050" dir="5400000" algn="ctr" rotWithShape="0">
+            <a:outerShdw blurRad="40000" dist="23000" dir="5400000" rotWithShape="0">
               <a:srgbClr val="000000">
-                <a:alpha val="63000"/>
+                <a:alpha val="35000"/>
               </a:srgbClr>
             </a:outerShdw>
           </a:effectLst>
+        </a:effectStyle>
+        <a:effectStyle>
+          <a:effectLst>
+            <a:outerShdw blurRad="40000" dist="23000" dir="5400000" rotWithShape="0">
+              <a:srgbClr val="000000">
+                <a:alpha val="35000"/>
+              </a:srgbClr>
+            </a:outerShdw>
+          </a:effectLst>
+          <a:scene3d>
+            <a:camera prst="orthographicFront">
+              <a:rot lat="0" lon="0" rev="0"/>
+            </a:camera>
+            <a:lightRig rig="threePt" dir="t">
+              <a:rot lat="0" lon="0" rev="1200000"/>
+            </a:lightRig>
+          </a:scene3d>
+          <a:sp3d>
+            <a:bevelT w="63500" h="25400"/>
+          </a:sp3d>
         </a:effectStyle>
       </a:effectStyleLst>
       <a:bgFillStyleLst>
         <a:solidFill>
           <a:schemeClr val="phClr"/>
         </a:solidFill>
-        <a:solidFill>
-          <a:schemeClr val="phClr">
-            <a:tint val="95000"/>
-            <a:satMod val="170000"/>
-          </a:schemeClr>
-        </a:solidFill>
         <a:gradFill rotWithShape="1">
           <a:gsLst>
             <a:gs pos="0">
               <a:schemeClr val="phClr">
-                <a:tint val="93000"/>
-                <a:satMod val="150000"/>
-                <a:shade val="98000"/>
-                <a:lumMod val="102000"/>
+                <a:tint val="40000"/>
+                <a:satMod val="350000"/>
               </a:schemeClr>
             </a:gs>
-            <a:gs pos="50000">
+            <a:gs pos="40000">
               <a:schemeClr val="phClr">
-                <a:tint val="98000"/>
-                <a:satMod val="130000"/>
-                <a:shade val="90000"/>
-                <a:lumMod val="103000"/>
+                <a:tint val="45000"/>
+                <a:shade val="99000"/>
+                <a:satMod val="350000"/>
               </a:schemeClr>
             </a:gs>
             <a:gs pos="100000">
               <a:schemeClr val="phClr">
-                <a:shade val="63000"/>
-                <a:satMod val="120000"/>
+                <a:shade val="20000"/>
+                <a:satMod val="255000"/>
               </a:schemeClr>
             </a:gs>
           </a:gsLst>
-          <a:lin ang="5400000" scaled="0"/>
+          <a:path path="circle">
+            <a:fillToRect l="50000" t="-80000" r="50000" b="180000"/>
+          </a:path>
+        </a:gradFill>
+        <a:gradFill rotWithShape="1">
+          <a:gsLst>
+            <a:gs pos="0">
+              <a:schemeClr val="phClr">
+                <a:tint val="80000"/>
+                <a:satMod val="300000"/>
+              </a:schemeClr>
+            </a:gs>
+            <a:gs pos="100000">
+              <a:schemeClr val="phClr">
+                <a:shade val="30000"/>
+                <a:satMod val="200000"/>
+              </a:schemeClr>
+            </a:gs>
+          </a:gsLst>
+          <a:path path="circle">
+            <a:fillToRect l="50000" t="50000" r="50000" b="50000"/>
+          </a:path>
         </a:gradFill>
       </a:bgFillStyleLst>
     </a:fmtScheme>
   </a:themeElements>
-  <a:objectDefaults/>
+  <a:objectDefaults>
+    <a:spDef>
+      <a:spPr/>
+      <a:bodyPr/>
+      <a:lstStyle/>
+      <a:style>
+        <a:lnRef idx="1">
+          <a:schemeClr val="accent1"/>
+        </a:lnRef>
+        <a:fillRef idx="3">
+          <a:schemeClr val="accent1"/>
+        </a:fillRef>
+        <a:effectRef idx="2">
+          <a:schemeClr val="accent1"/>
+        </a:effectRef>
+        <a:fontRef idx="minor">
+          <a:schemeClr val="lt1"/>
+        </a:fontRef>
+      </a:style>
+    </a:spDef>
+    <a:lnDef>
+      <a:spPr/>
+      <a:bodyPr/>
+      <a:lstStyle/>
+      <a:style>
+        <a:lnRef idx="2">
+          <a:schemeClr val="accent1"/>
+        </a:lnRef>
+        <a:fillRef idx="0">
+          <a:schemeClr val="accent1"/>
+        </a:fillRef>
+        <a:effectRef idx="1">
+          <a:schemeClr val="accent1"/>
+        </a:effectRef>
+        <a:fontRef idx="minor">
+          <a:schemeClr val="tx1"/>
+        </a:fontRef>
+      </a:style>
+    </a:lnDef>
+  </a:objectDefaults>
   <a:extraClrSchemeLst/>
-  <a:extLst>
-    <a:ext uri="{05A4C25C-085E-4340-85A3-A5531E510DB2}">
-      <thm15:themeFamily xmlns:thm15="http://schemas.microsoft.com/office/thememl/2012/main" name="Office Theme" id="{2E142A2C-CD16-42D6-873A-C26D2A0506FA}" vid="{1BDDFF52-6CD6-40A5-AB3C-68EB2F1E4D0A}"/>
-    </a:ext>
-  </a:extLst>
 </a:theme>
 </file>
--- a/X_ENTREGABLES_CONSOLIDADOS/8_DOCUMENTOS_SERVIDOS/WORD/GESTION_EJECUTIVO_Alcance_y_Objetivos.docx
+++ b/X_ENTREGABLES_CONSOLIDADOS/8_DOCUMENTOS_SERVIDOS/WORD/GESTION_EJECUTIVO_Alcance_y_Objetivos.docx
@@ -107,7 +107,7 @@
         <w:t xml:space="preserve"> </w:t>
       </w:r>
       <w:r>
-        <w:t xml:space="preserve">del proyecto APP La Dorada-Chiriguaná, estableciendo claramente qué se va a hacer, por qué es importante y cuáles son los resultados esperados. Es como el</w:t>
+        <w:t xml:space="preserve">del proyecto APP La Dorada (México) - Chiriguaná, estableciendo claramente qué se va a hacer, por qué es importante y cuáles son los resultados esperados. Es como el</w:t>
       </w:r>
       <w:r>
         <w:t xml:space="preserve"> </w:t>
@@ -1020,7 +1020,7 @@
         <w:t xml:space="preserve"> </w:t>
       </w:r>
       <w:r>
-        <w:t xml:space="preserve">Zapatosa, García Cadena, Barrancabermeja, Puerto Berrío-Grecia, La Dorada-México</w:t>
+        <w:t xml:space="preserve">Zapatosa, García Cadena, Barrancabermeja (Puerto) (Puerto) (Puerto), Puerto Berrío-Grecia, La Dorada-México</w:t>
       </w:r>
       <w:r>
         <w:t xml:space="preserve"> </w:t>
@@ -1275,7 +1275,7 @@
         <w:pStyle w:val="FirstParagraph"/>
       </w:pPr>
       <w:r>
-        <w:t xml:space="preserve">El proyecto APP La Dorada-Chiriguaná proporciona</w:t>
+        <w:t xml:space="preserve">El proyecto APP La Dorada (México) - Chiriguaná proporciona</w:t>
       </w:r>
       <w:r>
         <w:t xml:space="preserve"> </w:t>
@@ -1542,7 +1542,7 @@
         <w:rPr>
           <w:rStyle w:val="VerbatimChar"/>
         </w:rPr>
-        <w:t xml:space="preserve">[APP La Dorada-Chiriguaná] ←→ [Red Ferroviaria Nacional]</w:t>
+        <w:t xml:space="preserve">[APP La Dorada (México) - Chiriguaná] ←→ [Red Ferroviaria Nacional]</w:t>
       </w:r>
       <w:r>
         <w:br/>
@@ -1669,7 +1669,7 @@
         <w:t xml:space="preserve"> </w:t>
       </w:r>
       <w:r>
-        <w:t xml:space="preserve">| 526.133 km | Distancia La Dorada-Chiriguaná |</w:t>
+        <w:t xml:space="preserve">| 526.133 km | Distancia La Dorada (México) - Chiriguaná |</w:t>
       </w:r>
       <w:r>
         <w:t xml:space="preserve"> </w:t>
@@ -2944,7 +2944,7 @@
         <w:rPr>
           <w:rStyle w:val="VerbatimChar"/>
         </w:rPr>
-        <w:t xml:space="preserve">[APP La Dorada-Chiriguaná] ←→ [Red Ferroviaria Nacional]</w:t>
+        <w:t xml:space="preserve">[APP La Dorada (México) - Chiriguaná] ←→ [Red Ferroviaria Nacional]</w:t>
       </w:r>
       <w:r>
         <w:br/>
